--- a/Practical-2/PZ2.docx
+++ b/Practical-2/PZ2.docx
@@ -14,7 +14,6 @@
           <w:szCs w:val="36"/>
         </w:rPr>
       </w:pPr>
-      <w:proofErr w:type="spellStart"/>
       <w:r>
         <w:rPr>
           <w:rFonts w:ascii="Times New Roman" w:hAnsi="Times New Roman"/>
@@ -23,20 +22,21 @@
           <w:sz w:val="36"/>
           <w:szCs w:val="36"/>
         </w:rPr>
-        <w:t>Практичне</w:t>
-      </w:r>
-      <w:proofErr w:type="spellEnd"/>
-      <w:r>
-        <w:rPr>
-          <w:rFonts w:ascii="Times New Roman" w:hAnsi="Times New Roman"/>
+        <w:t>Практичне заняття 2</w:t>
+      </w:r>
+    </w:p>
+    <w:p>
+      <w:pPr>
+        <w:pStyle w:val="a"/>
+        <w:jc w:val="center"/>
+        <w:rPr>
+          <w:rFonts w:ascii="Times New Roman" w:eastAsia="Times New Roman" w:hAnsi="Times New Roman" w:cs="Times New Roman"/>
           <w:b/>
           <w:bCs/>
           <w:sz w:val="36"/>
           <w:szCs w:val="36"/>
         </w:rPr>
-        <w:t xml:space="preserve"> </w:t>
-      </w:r>
-      <w:proofErr w:type="spellStart"/>
+      </w:pPr>
       <w:r>
         <w:rPr>
           <w:rFonts w:ascii="Times New Roman" w:hAnsi="Times New Roman"/>
@@ -45,85 +45,7 @@
           <w:sz w:val="36"/>
           <w:szCs w:val="36"/>
         </w:rPr>
-        <w:t>заняття</w:t>
-      </w:r>
-      <w:proofErr w:type="spellEnd"/>
-      <w:r>
-        <w:rPr>
-          <w:rFonts w:ascii="Times New Roman" w:hAnsi="Times New Roman"/>
-          <w:b/>
-          <w:bCs/>
-          <w:sz w:val="36"/>
-          <w:szCs w:val="36"/>
-        </w:rPr>
-        <w:t xml:space="preserve"> 2</w:t>
-      </w:r>
-    </w:p>
-    <w:p>
-      <w:pPr>
-        <w:pStyle w:val="a"/>
-        <w:jc w:val="center"/>
-        <w:rPr>
-          <w:rFonts w:ascii="Times New Roman" w:eastAsia="Times New Roman" w:hAnsi="Times New Roman" w:cs="Times New Roman"/>
-          <w:b/>
-          <w:bCs/>
-          <w:sz w:val="36"/>
-          <w:szCs w:val="36"/>
-        </w:rPr>
-      </w:pPr>
-      <w:r>
-        <w:rPr>
-          <w:rFonts w:ascii="Times New Roman" w:hAnsi="Times New Roman"/>
-          <w:b/>
-          <w:bCs/>
-          <w:sz w:val="36"/>
-          <w:szCs w:val="36"/>
-        </w:rPr>
-        <w:t xml:space="preserve">Робота </w:t>
-      </w:r>
-      <w:proofErr w:type="spellStart"/>
-      <w:r>
-        <w:rPr>
-          <w:rFonts w:ascii="Times New Roman" w:hAnsi="Times New Roman"/>
-          <w:b/>
-          <w:bCs/>
-          <w:sz w:val="36"/>
-          <w:szCs w:val="36"/>
-        </w:rPr>
-        <w:t>із</w:t>
-      </w:r>
-      <w:proofErr w:type="spellEnd"/>
-      <w:r>
-        <w:rPr>
-          <w:rFonts w:ascii="Times New Roman" w:hAnsi="Times New Roman"/>
-          <w:b/>
-          <w:bCs/>
-          <w:sz w:val="36"/>
-          <w:szCs w:val="36"/>
-        </w:rPr>
-        <w:t xml:space="preserve"> форматом </w:t>
-      </w:r>
-      <w:proofErr w:type="spellStart"/>
-      <w:r>
-        <w:rPr>
-          <w:rFonts w:ascii="Times New Roman" w:hAnsi="Times New Roman"/>
-          <w:b/>
-          <w:bCs/>
-          <w:sz w:val="36"/>
-          <w:szCs w:val="36"/>
-        </w:rPr>
-        <w:t>даних</w:t>
-      </w:r>
-      <w:proofErr w:type="spellEnd"/>
-      <w:r>
-        <w:rPr>
-          <w:rFonts w:ascii="Times New Roman" w:hAnsi="Times New Roman"/>
-          <w:b/>
-          <w:bCs/>
-          <w:sz w:val="36"/>
-          <w:szCs w:val="36"/>
-        </w:rPr>
-        <w:t xml:space="preserve"> </w:t>
+        <w:t xml:space="preserve">Робота із форматом даних </w:t>
       </w:r>
       <w:proofErr w:type="spellStart"/>
       <w:r>
@@ -156,53 +78,8 @@
           <w:sz w:val="36"/>
           <w:szCs w:val="36"/>
         </w:rPr>
-        <w:t xml:space="preserve">робота </w:t>
-      </w:r>
-      <w:proofErr w:type="spellStart"/>
-      <w:r>
-        <w:rPr>
-          <w:rFonts w:ascii="Times New Roman" w:hAnsi="Times New Roman"/>
-          <w:b/>
-          <w:bCs/>
-          <w:sz w:val="36"/>
-          <w:szCs w:val="36"/>
-        </w:rPr>
-        <w:t>із</w:t>
-      </w:r>
-      <w:proofErr w:type="spellEnd"/>
-      <w:r>
-        <w:rPr>
-          <w:rFonts w:ascii="Times New Roman" w:hAnsi="Times New Roman"/>
-          <w:b/>
-          <w:bCs/>
-          <w:sz w:val="36"/>
-          <w:szCs w:val="36"/>
-        </w:rPr>
-        <w:t xml:space="preserve"> </w:t>
-      </w:r>
-      <w:proofErr w:type="spellStart"/>
-      <w:r>
-        <w:rPr>
-          <w:rFonts w:ascii="Times New Roman" w:hAnsi="Times New Roman"/>
-          <w:b/>
-          <w:bCs/>
-          <w:sz w:val="36"/>
-          <w:szCs w:val="36"/>
-        </w:rPr>
-        <w:t>запитами</w:t>
-      </w:r>
-      <w:proofErr w:type="spellEnd"/>
-      <w:r>
-        <w:rPr>
-          <w:rFonts w:ascii="Times New Roman" w:hAnsi="Times New Roman"/>
-          <w:b/>
-          <w:bCs/>
-          <w:sz w:val="36"/>
-          <w:szCs w:val="36"/>
-        </w:rPr>
-        <w:t xml:space="preserve"> - метод </w:t>
-      </w:r>
-      <w:proofErr w:type="gramStart"/>
+        <w:t xml:space="preserve">робота із запитами - метод </w:t>
+      </w:r>
       <w:r>
         <w:rPr>
           <w:rFonts w:ascii="Times New Roman" w:hAnsi="Times New Roman"/>
@@ -222,18 +99,7 @@
           <w:sz w:val="36"/>
           <w:szCs w:val="36"/>
         </w:rPr>
-        <w:t>(</w:t>
-      </w:r>
-      <w:proofErr w:type="gramEnd"/>
-      <w:r>
-        <w:rPr>
-          <w:rFonts w:ascii="Times New Roman" w:hAnsi="Times New Roman"/>
-          <w:b/>
-          <w:bCs/>
-          <w:sz w:val="36"/>
-          <w:szCs w:val="36"/>
-        </w:rPr>
-        <w:t>)</w:t>
+        <w:t>()</w:t>
       </w:r>
       <w:r>
         <w:rPr>
@@ -255,7 +121,18 @@
           <w:szCs w:val="36"/>
           <w:lang w:val="en-US"/>
         </w:rPr>
-        <w:t>React.</w:t>
+        <w:t>React</w:t>
+      </w:r>
+      <w:r>
+        <w:rPr>
+          <w:rFonts w:ascii="Times New Roman" w:hAnsi="Times New Roman"/>
+          <w:b/>
+          <w:bCs/>
+          <w:sz w:val="36"/>
+          <w:szCs w:val="36"/>
+          <w:lang w:val="uk-UA"/>
+        </w:rPr>
+        <w:t>.</w:t>
       </w:r>
     </w:p>
     <w:p>
@@ -372,18 +249,145 @@
           <w:sz w:val="28"/>
           <w:szCs w:val="28"/>
         </w:rPr>
-        <w:t xml:space="preserve">– </w:t>
-      </w:r>
-      <w:proofErr w:type="spellStart"/>
-      <w:r>
-        <w:rPr>
-          <w:rFonts w:ascii="Times New Roman" w:hAnsi="Times New Roman"/>
-          <w:sz w:val="28"/>
-          <w:szCs w:val="28"/>
-        </w:rPr>
-        <w:t>стандартний</w:t>
-      </w:r>
-      <w:proofErr w:type="spellEnd"/>
+        <w:t xml:space="preserve">– стандартний текстовий формат для представлення структурованих даних на основі синтаксису об'єкта </w:t>
+      </w:r>
+      <w:r>
+        <w:rPr>
+          <w:rFonts w:ascii="Times New Roman" w:hAnsi="Times New Roman"/>
+          <w:sz w:val="28"/>
+          <w:szCs w:val="28"/>
+          <w:lang w:val="it-IT"/>
+        </w:rPr>
+        <w:t xml:space="preserve">JavaScript. </w:t>
+      </w:r>
+      <w:r>
+        <w:rPr>
+          <w:rFonts w:ascii="Times New Roman" w:hAnsi="Times New Roman"/>
+          <w:sz w:val="28"/>
+          <w:szCs w:val="28"/>
+        </w:rPr>
+        <w:t>Він зазвичай використовується для передачі даних у веб-додатках (наприклад, відправлення деяких даних із сервера клієнту, таким чином, щоб це могло відображатися на веб-сторінці або навпаки).</w:t>
+      </w:r>
+    </w:p>
+    <w:p>
+      <w:pPr>
+        <w:pStyle w:val="a"/>
+        <w:jc w:val="both"/>
+        <w:rPr>
+          <w:rFonts w:ascii="Times New Roman" w:eastAsia="Times New Roman" w:hAnsi="Times New Roman" w:cs="Times New Roman"/>
+          <w:sz w:val="28"/>
+          <w:szCs w:val="28"/>
+        </w:rPr>
+      </w:pPr>
+      <w:r>
+        <w:rPr>
+          <w:rFonts w:ascii="Times New Roman" w:eastAsia="Times New Roman" w:hAnsi="Times New Roman" w:cs="Times New Roman"/>
+          <w:sz w:val="28"/>
+          <w:szCs w:val="28"/>
+        </w:rPr>
+        <w:tab/>
+      </w:r>
+      <w:r>
+        <w:rPr>
+          <w:rFonts w:ascii="Times New Roman" w:hAnsi="Times New Roman"/>
+          <w:sz w:val="28"/>
+          <w:szCs w:val="28"/>
+          <w:lang w:val="de-DE"/>
+        </w:rPr>
+        <w:t xml:space="preserve">JSON - </w:t>
+      </w:r>
+      <w:r>
+        <w:rPr>
+          <w:rFonts w:ascii="Times New Roman" w:hAnsi="Times New Roman"/>
+          <w:sz w:val="28"/>
+          <w:szCs w:val="28"/>
+        </w:rPr>
+        <w:t xml:space="preserve">текстовий формат даних, який слідує за синтаксисом об'єкта </w:t>
+      </w:r>
+      <w:r>
+        <w:rPr>
+          <w:rFonts w:ascii="Times New Roman" w:hAnsi="Times New Roman"/>
+          <w:sz w:val="28"/>
+          <w:szCs w:val="28"/>
+          <w:lang w:val="en-US"/>
+        </w:rPr>
+        <w:t>JavaScript</w:t>
+      </w:r>
+      <w:r>
+        <w:rPr>
+          <w:rFonts w:ascii="Times New Roman" w:hAnsi="Times New Roman"/>
+          <w:sz w:val="28"/>
+          <w:szCs w:val="28"/>
+        </w:rPr>
+        <w:t xml:space="preserve">, </w:t>
+      </w:r>
+      <w:r>
+        <w:rPr>
+          <w:rFonts w:ascii="Times New Roman" w:hAnsi="Times New Roman"/>
+          <w:sz w:val="28"/>
+          <w:szCs w:val="28"/>
+        </w:rPr>
+        <w:t xml:space="preserve">який був популяризований Дугласом Крокфордом. Незважаючи на те, що він дуже схожий на синтаксис об'єкта </w:t>
+      </w:r>
+      <w:r>
+        <w:rPr>
+          <w:rFonts w:ascii="Times New Roman" w:hAnsi="Times New Roman"/>
+          <w:sz w:val="28"/>
+          <w:szCs w:val="28"/>
+          <w:lang w:val="en-US"/>
+        </w:rPr>
+        <w:t>JavaScript</w:t>
+      </w:r>
+      <w:r>
+        <w:rPr>
+          <w:rFonts w:ascii="Times New Roman" w:hAnsi="Times New Roman"/>
+          <w:sz w:val="28"/>
+          <w:szCs w:val="28"/>
+        </w:rPr>
+        <w:t xml:space="preserve">, </w:t>
+      </w:r>
+      <w:r>
+        <w:rPr>
+          <w:rFonts w:ascii="Times New Roman" w:hAnsi="Times New Roman"/>
+          <w:sz w:val="28"/>
+          <w:szCs w:val="28"/>
+        </w:rPr>
+        <w:t xml:space="preserve">його можна використовувати незалежно від </w:t>
+      </w:r>
+      <w:r>
+        <w:rPr>
+          <w:rFonts w:ascii="Times New Roman" w:hAnsi="Times New Roman"/>
+          <w:sz w:val="28"/>
+          <w:szCs w:val="28"/>
+          <w:lang w:val="en-US"/>
+        </w:rPr>
+        <w:t>JavaScript</w:t>
+      </w:r>
+      <w:r>
+        <w:rPr>
+          <w:rFonts w:ascii="Times New Roman" w:hAnsi="Times New Roman"/>
+          <w:sz w:val="28"/>
+          <w:szCs w:val="28"/>
+        </w:rPr>
+        <w:t xml:space="preserve">, </w:t>
+      </w:r>
+      <w:r>
+        <w:rPr>
+          <w:rFonts w:ascii="Times New Roman" w:hAnsi="Times New Roman"/>
+          <w:sz w:val="28"/>
+          <w:szCs w:val="28"/>
+        </w:rPr>
+        <w:t xml:space="preserve">і багато програмних середовищ мають можливість читати (аналізувати) і генерувати </w:t>
+      </w:r>
+      <w:r>
+        <w:rPr>
+          <w:rFonts w:ascii="Times New Roman" w:hAnsi="Times New Roman"/>
+          <w:sz w:val="28"/>
+          <w:szCs w:val="28"/>
+          <w:lang w:val="de-DE"/>
+        </w:rPr>
+        <w:t>JSON.</w:t>
+      </w:r>
       <w:r>
         <w:rPr>
           <w:rFonts w:ascii="Times New Roman" w:hAnsi="Times New Roman"/>
@@ -392,447 +396,6 @@
         </w:rPr>
         <w:t xml:space="preserve"> </w:t>
       </w:r>
-      <w:proofErr w:type="spellStart"/>
-      <w:r>
-        <w:rPr>
-          <w:rFonts w:ascii="Times New Roman" w:hAnsi="Times New Roman"/>
-          <w:sz w:val="28"/>
-          <w:szCs w:val="28"/>
-        </w:rPr>
-        <w:t>текстовий</w:t>
-      </w:r>
-      <w:proofErr w:type="spellEnd"/>
-      <w:r>
-        <w:rPr>
-          <w:rFonts w:ascii="Times New Roman" w:hAnsi="Times New Roman"/>
-          <w:sz w:val="28"/>
-          <w:szCs w:val="28"/>
-        </w:rPr>
-        <w:t xml:space="preserve"> формат для </w:t>
-      </w:r>
-      <w:proofErr w:type="spellStart"/>
-      <w:r>
-        <w:rPr>
-          <w:rFonts w:ascii="Times New Roman" w:hAnsi="Times New Roman"/>
-          <w:sz w:val="28"/>
-          <w:szCs w:val="28"/>
-        </w:rPr>
-        <w:t>представлення</w:t>
-      </w:r>
-      <w:proofErr w:type="spellEnd"/>
-      <w:r>
-        <w:rPr>
-          <w:rFonts w:ascii="Times New Roman" w:hAnsi="Times New Roman"/>
-          <w:sz w:val="28"/>
-          <w:szCs w:val="28"/>
-        </w:rPr>
-        <w:t xml:space="preserve"> </w:t>
-      </w:r>
-      <w:proofErr w:type="spellStart"/>
-      <w:r>
-        <w:rPr>
-          <w:rFonts w:ascii="Times New Roman" w:hAnsi="Times New Roman"/>
-          <w:sz w:val="28"/>
-          <w:szCs w:val="28"/>
-        </w:rPr>
-        <w:t>структурованих</w:t>
-      </w:r>
-      <w:proofErr w:type="spellEnd"/>
-      <w:r>
-        <w:rPr>
-          <w:rFonts w:ascii="Times New Roman" w:hAnsi="Times New Roman"/>
-          <w:sz w:val="28"/>
-          <w:szCs w:val="28"/>
-        </w:rPr>
-        <w:t xml:space="preserve"> </w:t>
-      </w:r>
-      <w:proofErr w:type="spellStart"/>
-      <w:r>
-        <w:rPr>
-          <w:rFonts w:ascii="Times New Roman" w:hAnsi="Times New Roman"/>
-          <w:sz w:val="28"/>
-          <w:szCs w:val="28"/>
-        </w:rPr>
-        <w:t>даних</w:t>
-      </w:r>
-      <w:proofErr w:type="spellEnd"/>
-      <w:r>
-        <w:rPr>
-          <w:rFonts w:ascii="Times New Roman" w:hAnsi="Times New Roman"/>
-          <w:sz w:val="28"/>
-          <w:szCs w:val="28"/>
-        </w:rPr>
-        <w:t xml:space="preserve"> на </w:t>
-      </w:r>
-      <w:proofErr w:type="spellStart"/>
-      <w:r>
-        <w:rPr>
-          <w:rFonts w:ascii="Times New Roman" w:hAnsi="Times New Roman"/>
-          <w:sz w:val="28"/>
-          <w:szCs w:val="28"/>
-        </w:rPr>
-        <w:t>основі</w:t>
-      </w:r>
-      <w:proofErr w:type="spellEnd"/>
-      <w:r>
-        <w:rPr>
-          <w:rFonts w:ascii="Times New Roman" w:hAnsi="Times New Roman"/>
-          <w:sz w:val="28"/>
-          <w:szCs w:val="28"/>
-        </w:rPr>
-        <w:t xml:space="preserve"> синтаксису </w:t>
-      </w:r>
-      <w:proofErr w:type="spellStart"/>
-      <w:r>
-        <w:rPr>
-          <w:rFonts w:ascii="Times New Roman" w:hAnsi="Times New Roman"/>
-          <w:sz w:val="28"/>
-          <w:szCs w:val="28"/>
-        </w:rPr>
-        <w:t>об'єкта</w:t>
-      </w:r>
-      <w:proofErr w:type="spellEnd"/>
-      <w:r>
-        <w:rPr>
-          <w:rFonts w:ascii="Times New Roman" w:hAnsi="Times New Roman"/>
-          <w:sz w:val="28"/>
-          <w:szCs w:val="28"/>
-        </w:rPr>
-        <w:t xml:space="preserve"> </w:t>
-      </w:r>
-      <w:r>
-        <w:rPr>
-          <w:rFonts w:ascii="Times New Roman" w:hAnsi="Times New Roman"/>
-          <w:sz w:val="28"/>
-          <w:szCs w:val="28"/>
-          <w:lang w:val="it-IT"/>
-        </w:rPr>
-        <w:t xml:space="preserve">JavaScript. </w:t>
-      </w:r>
-      <w:proofErr w:type="spellStart"/>
-      <w:r>
-        <w:rPr>
-          <w:rFonts w:ascii="Times New Roman" w:hAnsi="Times New Roman"/>
-          <w:sz w:val="28"/>
-          <w:szCs w:val="28"/>
-        </w:rPr>
-        <w:t>Він</w:t>
-      </w:r>
-      <w:proofErr w:type="spellEnd"/>
-      <w:r>
-        <w:rPr>
-          <w:rFonts w:ascii="Times New Roman" w:hAnsi="Times New Roman"/>
-          <w:sz w:val="28"/>
-          <w:szCs w:val="28"/>
-        </w:rPr>
-        <w:t xml:space="preserve"> </w:t>
-      </w:r>
-      <w:proofErr w:type="spellStart"/>
-      <w:r>
-        <w:rPr>
-          <w:rFonts w:ascii="Times New Roman" w:hAnsi="Times New Roman"/>
-          <w:sz w:val="28"/>
-          <w:szCs w:val="28"/>
-        </w:rPr>
-        <w:t>зазвичай</w:t>
-      </w:r>
-      <w:proofErr w:type="spellEnd"/>
-      <w:r>
-        <w:rPr>
-          <w:rFonts w:ascii="Times New Roman" w:hAnsi="Times New Roman"/>
-          <w:sz w:val="28"/>
-          <w:szCs w:val="28"/>
-        </w:rPr>
-        <w:t xml:space="preserve"> </w:t>
-      </w:r>
-      <w:proofErr w:type="spellStart"/>
-      <w:r>
-        <w:rPr>
-          <w:rFonts w:ascii="Times New Roman" w:hAnsi="Times New Roman"/>
-          <w:sz w:val="28"/>
-          <w:szCs w:val="28"/>
-        </w:rPr>
-        <w:t>використовується</w:t>
-      </w:r>
-      <w:proofErr w:type="spellEnd"/>
-      <w:r>
-        <w:rPr>
-          <w:rFonts w:ascii="Times New Roman" w:hAnsi="Times New Roman"/>
-          <w:sz w:val="28"/>
-          <w:szCs w:val="28"/>
-        </w:rPr>
-        <w:t xml:space="preserve"> для </w:t>
-      </w:r>
-      <w:proofErr w:type="spellStart"/>
-      <w:r>
-        <w:rPr>
-          <w:rFonts w:ascii="Times New Roman" w:hAnsi="Times New Roman"/>
-          <w:sz w:val="28"/>
-          <w:szCs w:val="28"/>
-        </w:rPr>
-        <w:t>передачі</w:t>
-      </w:r>
-      <w:proofErr w:type="spellEnd"/>
-      <w:r>
-        <w:rPr>
-          <w:rFonts w:ascii="Times New Roman" w:hAnsi="Times New Roman"/>
-          <w:sz w:val="28"/>
-          <w:szCs w:val="28"/>
-        </w:rPr>
-        <w:t xml:space="preserve"> </w:t>
-      </w:r>
-      <w:proofErr w:type="spellStart"/>
-      <w:r>
-        <w:rPr>
-          <w:rFonts w:ascii="Times New Roman" w:hAnsi="Times New Roman"/>
-          <w:sz w:val="28"/>
-          <w:szCs w:val="28"/>
-        </w:rPr>
-        <w:t>даних</w:t>
-      </w:r>
-      <w:proofErr w:type="spellEnd"/>
-      <w:r>
-        <w:rPr>
-          <w:rFonts w:ascii="Times New Roman" w:hAnsi="Times New Roman"/>
-          <w:sz w:val="28"/>
-          <w:szCs w:val="28"/>
-        </w:rPr>
-        <w:t xml:space="preserve"> у веб-</w:t>
-      </w:r>
-      <w:proofErr w:type="spellStart"/>
-      <w:r>
-        <w:rPr>
-          <w:rFonts w:ascii="Times New Roman" w:hAnsi="Times New Roman"/>
-          <w:sz w:val="28"/>
-          <w:szCs w:val="28"/>
-        </w:rPr>
-        <w:t>додатках</w:t>
-      </w:r>
-      <w:proofErr w:type="spellEnd"/>
-      <w:r>
-        <w:rPr>
-          <w:rFonts w:ascii="Times New Roman" w:hAnsi="Times New Roman"/>
-          <w:sz w:val="28"/>
-          <w:szCs w:val="28"/>
-        </w:rPr>
-        <w:t xml:space="preserve"> (</w:t>
-      </w:r>
-      <w:proofErr w:type="spellStart"/>
-      <w:r>
-        <w:rPr>
-          <w:rFonts w:ascii="Times New Roman" w:hAnsi="Times New Roman"/>
-          <w:sz w:val="28"/>
-          <w:szCs w:val="28"/>
-        </w:rPr>
-        <w:t>наприклад</w:t>
-      </w:r>
-      <w:proofErr w:type="spellEnd"/>
-      <w:r>
-        <w:rPr>
-          <w:rFonts w:ascii="Times New Roman" w:hAnsi="Times New Roman"/>
-          <w:sz w:val="28"/>
-          <w:szCs w:val="28"/>
-        </w:rPr>
-        <w:t xml:space="preserve">, </w:t>
-      </w:r>
-      <w:proofErr w:type="spellStart"/>
-      <w:r>
-        <w:rPr>
-          <w:rFonts w:ascii="Times New Roman" w:hAnsi="Times New Roman"/>
-          <w:sz w:val="28"/>
-          <w:szCs w:val="28"/>
-        </w:rPr>
-        <w:t>відправлення</w:t>
-      </w:r>
-      <w:proofErr w:type="spellEnd"/>
-      <w:r>
-        <w:rPr>
-          <w:rFonts w:ascii="Times New Roman" w:hAnsi="Times New Roman"/>
-          <w:sz w:val="28"/>
-          <w:szCs w:val="28"/>
-        </w:rPr>
-        <w:t xml:space="preserve"> </w:t>
-      </w:r>
-      <w:proofErr w:type="spellStart"/>
-      <w:r>
-        <w:rPr>
-          <w:rFonts w:ascii="Times New Roman" w:hAnsi="Times New Roman"/>
-          <w:sz w:val="28"/>
-          <w:szCs w:val="28"/>
-        </w:rPr>
-        <w:t>деяких</w:t>
-      </w:r>
-      <w:proofErr w:type="spellEnd"/>
-      <w:r>
-        <w:rPr>
-          <w:rFonts w:ascii="Times New Roman" w:hAnsi="Times New Roman"/>
-          <w:sz w:val="28"/>
-          <w:szCs w:val="28"/>
-        </w:rPr>
-        <w:t xml:space="preserve"> </w:t>
-      </w:r>
-      <w:proofErr w:type="spellStart"/>
-      <w:r>
-        <w:rPr>
-          <w:rFonts w:ascii="Times New Roman" w:hAnsi="Times New Roman"/>
-          <w:sz w:val="28"/>
-          <w:szCs w:val="28"/>
-        </w:rPr>
-        <w:t>даних</w:t>
-      </w:r>
-      <w:proofErr w:type="spellEnd"/>
-      <w:r>
-        <w:rPr>
-          <w:rFonts w:ascii="Times New Roman" w:hAnsi="Times New Roman"/>
-          <w:sz w:val="28"/>
-          <w:szCs w:val="28"/>
-        </w:rPr>
-        <w:t xml:space="preserve"> </w:t>
-      </w:r>
-      <w:proofErr w:type="spellStart"/>
-      <w:r>
-        <w:rPr>
-          <w:rFonts w:ascii="Times New Roman" w:hAnsi="Times New Roman"/>
-          <w:sz w:val="28"/>
-          <w:szCs w:val="28"/>
-        </w:rPr>
-        <w:t>із</w:t>
-      </w:r>
-      <w:proofErr w:type="spellEnd"/>
-      <w:r>
-        <w:rPr>
-          <w:rFonts w:ascii="Times New Roman" w:hAnsi="Times New Roman"/>
-          <w:sz w:val="28"/>
-          <w:szCs w:val="28"/>
-        </w:rPr>
-        <w:t xml:space="preserve"> сервера </w:t>
-      </w:r>
-      <w:proofErr w:type="spellStart"/>
-      <w:r>
-        <w:rPr>
-          <w:rFonts w:ascii="Times New Roman" w:hAnsi="Times New Roman"/>
-          <w:sz w:val="28"/>
-          <w:szCs w:val="28"/>
-        </w:rPr>
-        <w:t>клієнту</w:t>
-      </w:r>
-      <w:proofErr w:type="spellEnd"/>
-      <w:r>
-        <w:rPr>
-          <w:rFonts w:ascii="Times New Roman" w:hAnsi="Times New Roman"/>
-          <w:sz w:val="28"/>
-          <w:szCs w:val="28"/>
-        </w:rPr>
-        <w:t xml:space="preserve">, таким чином, </w:t>
-      </w:r>
-      <w:proofErr w:type="spellStart"/>
-      <w:r>
-        <w:rPr>
-          <w:rFonts w:ascii="Times New Roman" w:hAnsi="Times New Roman"/>
-          <w:sz w:val="28"/>
-          <w:szCs w:val="28"/>
-        </w:rPr>
-        <w:t>щоб</w:t>
-      </w:r>
-      <w:proofErr w:type="spellEnd"/>
-      <w:r>
-        <w:rPr>
-          <w:rFonts w:ascii="Times New Roman" w:hAnsi="Times New Roman"/>
-          <w:sz w:val="28"/>
-          <w:szCs w:val="28"/>
-        </w:rPr>
-        <w:t xml:space="preserve"> </w:t>
-      </w:r>
-      <w:proofErr w:type="spellStart"/>
-      <w:r>
-        <w:rPr>
-          <w:rFonts w:ascii="Times New Roman" w:hAnsi="Times New Roman"/>
-          <w:sz w:val="28"/>
-          <w:szCs w:val="28"/>
-        </w:rPr>
-        <w:t>це</w:t>
-      </w:r>
-      <w:proofErr w:type="spellEnd"/>
-      <w:r>
-        <w:rPr>
-          <w:rFonts w:ascii="Times New Roman" w:hAnsi="Times New Roman"/>
-          <w:sz w:val="28"/>
-          <w:szCs w:val="28"/>
-        </w:rPr>
-        <w:t xml:space="preserve"> могло </w:t>
-      </w:r>
-      <w:proofErr w:type="spellStart"/>
-      <w:r>
-        <w:rPr>
-          <w:rFonts w:ascii="Times New Roman" w:hAnsi="Times New Roman"/>
-          <w:sz w:val="28"/>
-          <w:szCs w:val="28"/>
-        </w:rPr>
-        <w:t>відображатися</w:t>
-      </w:r>
-      <w:proofErr w:type="spellEnd"/>
-      <w:r>
-        <w:rPr>
-          <w:rFonts w:ascii="Times New Roman" w:hAnsi="Times New Roman"/>
-          <w:sz w:val="28"/>
-          <w:szCs w:val="28"/>
-        </w:rPr>
-        <w:t xml:space="preserve"> на веб-</w:t>
-      </w:r>
-      <w:proofErr w:type="spellStart"/>
-      <w:r>
-        <w:rPr>
-          <w:rFonts w:ascii="Times New Roman" w:hAnsi="Times New Roman"/>
-          <w:sz w:val="28"/>
-          <w:szCs w:val="28"/>
-        </w:rPr>
-        <w:t>сторінці</w:t>
-      </w:r>
-      <w:proofErr w:type="spellEnd"/>
-      <w:r>
-        <w:rPr>
-          <w:rFonts w:ascii="Times New Roman" w:hAnsi="Times New Roman"/>
-          <w:sz w:val="28"/>
-          <w:szCs w:val="28"/>
-        </w:rPr>
-        <w:t xml:space="preserve"> </w:t>
-      </w:r>
-      <w:proofErr w:type="spellStart"/>
-      <w:r>
-        <w:rPr>
-          <w:rFonts w:ascii="Times New Roman" w:hAnsi="Times New Roman"/>
-          <w:sz w:val="28"/>
-          <w:szCs w:val="28"/>
-        </w:rPr>
-        <w:t>або</w:t>
-      </w:r>
-      <w:proofErr w:type="spellEnd"/>
-      <w:r>
-        <w:rPr>
-          <w:rFonts w:ascii="Times New Roman" w:hAnsi="Times New Roman"/>
-          <w:sz w:val="28"/>
-          <w:szCs w:val="28"/>
-        </w:rPr>
-        <w:t xml:space="preserve"> </w:t>
-      </w:r>
-      <w:proofErr w:type="spellStart"/>
-      <w:r>
-        <w:rPr>
-          <w:rFonts w:ascii="Times New Roman" w:hAnsi="Times New Roman"/>
-          <w:sz w:val="28"/>
-          <w:szCs w:val="28"/>
-        </w:rPr>
-        <w:t>навпаки</w:t>
-      </w:r>
-      <w:proofErr w:type="spellEnd"/>
-      <w:r>
-        <w:rPr>
-          <w:rFonts w:ascii="Times New Roman" w:hAnsi="Times New Roman"/>
-          <w:sz w:val="28"/>
-          <w:szCs w:val="28"/>
-        </w:rPr>
-        <w:t>).</w:t>
-      </w:r>
     </w:p>
     <w:p>
       <w:pPr>
@@ -857,598 +420,8 @@
           <w:rFonts w:ascii="Times New Roman" w:hAnsi="Times New Roman"/>
           <w:sz w:val="28"/>
           <w:szCs w:val="28"/>
-          <w:lang w:val="de-DE"/>
-        </w:rPr>
-        <w:t xml:space="preserve">JSON - </w:t>
-      </w:r>
-      <w:proofErr w:type="spellStart"/>
-      <w:r>
-        <w:rPr>
-          <w:rFonts w:ascii="Times New Roman" w:hAnsi="Times New Roman"/>
-          <w:sz w:val="28"/>
-          <w:szCs w:val="28"/>
-        </w:rPr>
-        <w:t>текстовий</w:t>
-      </w:r>
-      <w:proofErr w:type="spellEnd"/>
-      <w:r>
-        <w:rPr>
-          <w:rFonts w:ascii="Times New Roman" w:hAnsi="Times New Roman"/>
-          <w:sz w:val="28"/>
-          <w:szCs w:val="28"/>
-        </w:rPr>
-        <w:t xml:space="preserve"> формат </w:t>
-      </w:r>
-      <w:proofErr w:type="spellStart"/>
-      <w:r>
-        <w:rPr>
-          <w:rFonts w:ascii="Times New Roman" w:hAnsi="Times New Roman"/>
-          <w:sz w:val="28"/>
-          <w:szCs w:val="28"/>
-        </w:rPr>
-        <w:t>даних</w:t>
-      </w:r>
-      <w:proofErr w:type="spellEnd"/>
-      <w:r>
-        <w:rPr>
-          <w:rFonts w:ascii="Times New Roman" w:hAnsi="Times New Roman"/>
-          <w:sz w:val="28"/>
-          <w:szCs w:val="28"/>
-        </w:rPr>
-        <w:t xml:space="preserve">, </w:t>
-      </w:r>
-      <w:proofErr w:type="spellStart"/>
-      <w:r>
-        <w:rPr>
-          <w:rFonts w:ascii="Times New Roman" w:hAnsi="Times New Roman"/>
-          <w:sz w:val="28"/>
-          <w:szCs w:val="28"/>
-        </w:rPr>
-        <w:t>який</w:t>
-      </w:r>
-      <w:proofErr w:type="spellEnd"/>
-      <w:r>
-        <w:rPr>
-          <w:rFonts w:ascii="Times New Roman" w:hAnsi="Times New Roman"/>
-          <w:sz w:val="28"/>
-          <w:szCs w:val="28"/>
-        </w:rPr>
-        <w:t xml:space="preserve"> </w:t>
-      </w:r>
-      <w:proofErr w:type="spellStart"/>
-      <w:r>
-        <w:rPr>
-          <w:rFonts w:ascii="Times New Roman" w:hAnsi="Times New Roman"/>
-          <w:sz w:val="28"/>
-          <w:szCs w:val="28"/>
-        </w:rPr>
-        <w:t>слідує</w:t>
-      </w:r>
-      <w:proofErr w:type="spellEnd"/>
-      <w:r>
-        <w:rPr>
-          <w:rFonts w:ascii="Times New Roman" w:hAnsi="Times New Roman"/>
-          <w:sz w:val="28"/>
-          <w:szCs w:val="28"/>
-        </w:rPr>
-        <w:t xml:space="preserve"> за синтаксисом </w:t>
-      </w:r>
-      <w:proofErr w:type="spellStart"/>
-      <w:r>
-        <w:rPr>
-          <w:rFonts w:ascii="Times New Roman" w:hAnsi="Times New Roman"/>
-          <w:sz w:val="28"/>
-          <w:szCs w:val="28"/>
-        </w:rPr>
-        <w:t>об'єкта</w:t>
-      </w:r>
-      <w:proofErr w:type="spellEnd"/>
-      <w:r>
-        <w:rPr>
-          <w:rFonts w:ascii="Times New Roman" w:hAnsi="Times New Roman"/>
-          <w:sz w:val="28"/>
-          <w:szCs w:val="28"/>
-        </w:rPr>
-        <w:t xml:space="preserve"> </w:t>
-      </w:r>
-      <w:r>
-        <w:rPr>
-          <w:rFonts w:ascii="Times New Roman" w:hAnsi="Times New Roman"/>
-          <w:sz w:val="28"/>
-          <w:szCs w:val="28"/>
           <w:lang w:val="en-US"/>
         </w:rPr>
-        <w:t>JavaScript</w:t>
-      </w:r>
-      <w:r>
-        <w:rPr>
-          <w:rFonts w:ascii="Times New Roman" w:hAnsi="Times New Roman"/>
-          <w:sz w:val="28"/>
-          <w:szCs w:val="28"/>
-        </w:rPr>
-        <w:t xml:space="preserve">, </w:t>
-      </w:r>
-      <w:proofErr w:type="spellStart"/>
-      <w:r>
-        <w:rPr>
-          <w:rFonts w:ascii="Times New Roman" w:hAnsi="Times New Roman"/>
-          <w:sz w:val="28"/>
-          <w:szCs w:val="28"/>
-        </w:rPr>
-        <w:t>який</w:t>
-      </w:r>
-      <w:proofErr w:type="spellEnd"/>
-      <w:r>
-        <w:rPr>
-          <w:rFonts w:ascii="Times New Roman" w:hAnsi="Times New Roman"/>
-          <w:sz w:val="28"/>
-          <w:szCs w:val="28"/>
-        </w:rPr>
-        <w:t xml:space="preserve"> </w:t>
-      </w:r>
-      <w:proofErr w:type="spellStart"/>
-      <w:r>
-        <w:rPr>
-          <w:rFonts w:ascii="Times New Roman" w:hAnsi="Times New Roman"/>
-          <w:sz w:val="28"/>
-          <w:szCs w:val="28"/>
-        </w:rPr>
-        <w:t>був</w:t>
-      </w:r>
-      <w:proofErr w:type="spellEnd"/>
-      <w:r>
-        <w:rPr>
-          <w:rFonts w:ascii="Times New Roman" w:hAnsi="Times New Roman"/>
-          <w:sz w:val="28"/>
-          <w:szCs w:val="28"/>
-        </w:rPr>
-        <w:t xml:space="preserve"> </w:t>
-      </w:r>
-      <w:proofErr w:type="spellStart"/>
-      <w:r>
-        <w:rPr>
-          <w:rFonts w:ascii="Times New Roman" w:hAnsi="Times New Roman"/>
-          <w:sz w:val="28"/>
-          <w:szCs w:val="28"/>
-        </w:rPr>
-        <w:t>популяризований</w:t>
-      </w:r>
-      <w:proofErr w:type="spellEnd"/>
-      <w:r>
-        <w:rPr>
-          <w:rFonts w:ascii="Times New Roman" w:hAnsi="Times New Roman"/>
-          <w:sz w:val="28"/>
-          <w:szCs w:val="28"/>
-        </w:rPr>
-        <w:t xml:space="preserve"> Дугласом </w:t>
-      </w:r>
-      <w:proofErr w:type="spellStart"/>
-      <w:r>
-        <w:rPr>
-          <w:rFonts w:ascii="Times New Roman" w:hAnsi="Times New Roman"/>
-          <w:sz w:val="28"/>
-          <w:szCs w:val="28"/>
-        </w:rPr>
-        <w:t>Крокфордом</w:t>
-      </w:r>
-      <w:proofErr w:type="spellEnd"/>
-      <w:r>
-        <w:rPr>
-          <w:rFonts w:ascii="Times New Roman" w:hAnsi="Times New Roman"/>
-          <w:sz w:val="28"/>
-          <w:szCs w:val="28"/>
-        </w:rPr>
-        <w:t xml:space="preserve">. </w:t>
-      </w:r>
-      <w:proofErr w:type="spellStart"/>
-      <w:r>
-        <w:rPr>
-          <w:rFonts w:ascii="Times New Roman" w:hAnsi="Times New Roman"/>
-          <w:sz w:val="28"/>
-          <w:szCs w:val="28"/>
-        </w:rPr>
-        <w:t>Незважаючи</w:t>
-      </w:r>
-      <w:proofErr w:type="spellEnd"/>
-      <w:r>
-        <w:rPr>
-          <w:rFonts w:ascii="Times New Roman" w:hAnsi="Times New Roman"/>
-          <w:sz w:val="28"/>
-          <w:szCs w:val="28"/>
-        </w:rPr>
-        <w:t xml:space="preserve"> на те, </w:t>
-      </w:r>
-      <w:proofErr w:type="spellStart"/>
-      <w:r>
-        <w:rPr>
-          <w:rFonts w:ascii="Times New Roman" w:hAnsi="Times New Roman"/>
-          <w:sz w:val="28"/>
-          <w:szCs w:val="28"/>
-        </w:rPr>
-        <w:t>що</w:t>
-      </w:r>
-      <w:proofErr w:type="spellEnd"/>
-      <w:r>
-        <w:rPr>
-          <w:rFonts w:ascii="Times New Roman" w:hAnsi="Times New Roman"/>
-          <w:sz w:val="28"/>
-          <w:szCs w:val="28"/>
-        </w:rPr>
-        <w:t xml:space="preserve"> </w:t>
-      </w:r>
-      <w:proofErr w:type="spellStart"/>
-      <w:r>
-        <w:rPr>
-          <w:rFonts w:ascii="Times New Roman" w:hAnsi="Times New Roman"/>
-          <w:sz w:val="28"/>
-          <w:szCs w:val="28"/>
-        </w:rPr>
-        <w:t>він</w:t>
-      </w:r>
-      <w:proofErr w:type="spellEnd"/>
-      <w:r>
-        <w:rPr>
-          <w:rFonts w:ascii="Times New Roman" w:hAnsi="Times New Roman"/>
-          <w:sz w:val="28"/>
-          <w:szCs w:val="28"/>
-        </w:rPr>
-        <w:t xml:space="preserve"> </w:t>
-      </w:r>
-      <w:proofErr w:type="spellStart"/>
-      <w:r>
-        <w:rPr>
-          <w:rFonts w:ascii="Times New Roman" w:hAnsi="Times New Roman"/>
-          <w:sz w:val="28"/>
-          <w:szCs w:val="28"/>
-        </w:rPr>
-        <w:t>дуже</w:t>
-      </w:r>
-      <w:proofErr w:type="spellEnd"/>
-      <w:r>
-        <w:rPr>
-          <w:rFonts w:ascii="Times New Roman" w:hAnsi="Times New Roman"/>
-          <w:sz w:val="28"/>
-          <w:szCs w:val="28"/>
-        </w:rPr>
-        <w:t xml:space="preserve"> схожий на синтаксис </w:t>
-      </w:r>
-      <w:proofErr w:type="spellStart"/>
-      <w:r>
-        <w:rPr>
-          <w:rFonts w:ascii="Times New Roman" w:hAnsi="Times New Roman"/>
-          <w:sz w:val="28"/>
-          <w:szCs w:val="28"/>
-        </w:rPr>
-        <w:t>об'єкта</w:t>
-      </w:r>
-      <w:proofErr w:type="spellEnd"/>
-      <w:r>
-        <w:rPr>
-          <w:rFonts w:ascii="Times New Roman" w:hAnsi="Times New Roman"/>
-          <w:sz w:val="28"/>
-          <w:szCs w:val="28"/>
-        </w:rPr>
-        <w:t xml:space="preserve"> </w:t>
-      </w:r>
-      <w:r>
-        <w:rPr>
-          <w:rFonts w:ascii="Times New Roman" w:hAnsi="Times New Roman"/>
-          <w:sz w:val="28"/>
-          <w:szCs w:val="28"/>
-          <w:lang w:val="en-US"/>
-        </w:rPr>
-        <w:t>JavaScript</w:t>
-      </w:r>
-      <w:r>
-        <w:rPr>
-          <w:rFonts w:ascii="Times New Roman" w:hAnsi="Times New Roman"/>
-          <w:sz w:val="28"/>
-          <w:szCs w:val="28"/>
-        </w:rPr>
-        <w:t xml:space="preserve">, </w:t>
-      </w:r>
-      <w:proofErr w:type="spellStart"/>
-      <w:r>
-        <w:rPr>
-          <w:rFonts w:ascii="Times New Roman" w:hAnsi="Times New Roman"/>
-          <w:sz w:val="28"/>
-          <w:szCs w:val="28"/>
-        </w:rPr>
-        <w:t>його</w:t>
-      </w:r>
-      <w:proofErr w:type="spellEnd"/>
-      <w:r>
-        <w:rPr>
-          <w:rFonts w:ascii="Times New Roman" w:hAnsi="Times New Roman"/>
-          <w:sz w:val="28"/>
-          <w:szCs w:val="28"/>
-        </w:rPr>
-        <w:t xml:space="preserve"> </w:t>
-      </w:r>
-      <w:proofErr w:type="spellStart"/>
-      <w:r>
-        <w:rPr>
-          <w:rFonts w:ascii="Times New Roman" w:hAnsi="Times New Roman"/>
-          <w:sz w:val="28"/>
-          <w:szCs w:val="28"/>
-        </w:rPr>
-        <w:t>можна</w:t>
-      </w:r>
-      <w:proofErr w:type="spellEnd"/>
-      <w:r>
-        <w:rPr>
-          <w:rFonts w:ascii="Times New Roman" w:hAnsi="Times New Roman"/>
-          <w:sz w:val="28"/>
-          <w:szCs w:val="28"/>
-        </w:rPr>
-        <w:t xml:space="preserve"> </w:t>
-      </w:r>
-      <w:proofErr w:type="spellStart"/>
-      <w:r>
-        <w:rPr>
-          <w:rFonts w:ascii="Times New Roman" w:hAnsi="Times New Roman"/>
-          <w:sz w:val="28"/>
-          <w:szCs w:val="28"/>
-        </w:rPr>
-        <w:t>використовувати</w:t>
-      </w:r>
-      <w:proofErr w:type="spellEnd"/>
-      <w:r>
-        <w:rPr>
-          <w:rFonts w:ascii="Times New Roman" w:hAnsi="Times New Roman"/>
-          <w:sz w:val="28"/>
-          <w:szCs w:val="28"/>
-        </w:rPr>
-        <w:t xml:space="preserve"> </w:t>
-      </w:r>
-      <w:proofErr w:type="spellStart"/>
-      <w:r>
-        <w:rPr>
-          <w:rFonts w:ascii="Times New Roman" w:hAnsi="Times New Roman"/>
-          <w:sz w:val="28"/>
-          <w:szCs w:val="28"/>
-        </w:rPr>
-        <w:t>незалежно</w:t>
-      </w:r>
-      <w:proofErr w:type="spellEnd"/>
-      <w:r>
-        <w:rPr>
-          <w:rFonts w:ascii="Times New Roman" w:hAnsi="Times New Roman"/>
-          <w:sz w:val="28"/>
-          <w:szCs w:val="28"/>
-        </w:rPr>
-        <w:t xml:space="preserve"> </w:t>
-      </w:r>
-      <w:proofErr w:type="spellStart"/>
-      <w:r>
-        <w:rPr>
-          <w:rFonts w:ascii="Times New Roman" w:hAnsi="Times New Roman"/>
-          <w:sz w:val="28"/>
-          <w:szCs w:val="28"/>
-        </w:rPr>
-        <w:t>від</w:t>
-      </w:r>
-      <w:proofErr w:type="spellEnd"/>
-      <w:r>
-        <w:rPr>
-          <w:rFonts w:ascii="Times New Roman" w:hAnsi="Times New Roman"/>
-          <w:sz w:val="28"/>
-          <w:szCs w:val="28"/>
-        </w:rPr>
-        <w:t xml:space="preserve"> </w:t>
-      </w:r>
-      <w:r>
-        <w:rPr>
-          <w:rFonts w:ascii="Times New Roman" w:hAnsi="Times New Roman"/>
-          <w:sz w:val="28"/>
-          <w:szCs w:val="28"/>
-          <w:lang w:val="en-US"/>
-        </w:rPr>
-        <w:t>JavaScript</w:t>
-      </w:r>
-      <w:r>
-        <w:rPr>
-          <w:rFonts w:ascii="Times New Roman" w:hAnsi="Times New Roman"/>
-          <w:sz w:val="28"/>
-          <w:szCs w:val="28"/>
-        </w:rPr>
-        <w:t xml:space="preserve">, </w:t>
-      </w:r>
-      <w:r>
-        <w:rPr>
-          <w:rFonts w:ascii="Times New Roman" w:hAnsi="Times New Roman"/>
-          <w:sz w:val="28"/>
-          <w:szCs w:val="28"/>
-        </w:rPr>
-        <w:t xml:space="preserve">і </w:t>
-      </w:r>
-      <w:proofErr w:type="spellStart"/>
-      <w:r>
-        <w:rPr>
-          <w:rFonts w:ascii="Times New Roman" w:hAnsi="Times New Roman"/>
-          <w:sz w:val="28"/>
-          <w:szCs w:val="28"/>
-        </w:rPr>
-        <w:t>багато</w:t>
-      </w:r>
-      <w:proofErr w:type="spellEnd"/>
-      <w:r>
-        <w:rPr>
-          <w:rFonts w:ascii="Times New Roman" w:hAnsi="Times New Roman"/>
-          <w:sz w:val="28"/>
-          <w:szCs w:val="28"/>
-        </w:rPr>
-        <w:t xml:space="preserve"> </w:t>
-      </w:r>
-      <w:proofErr w:type="spellStart"/>
-      <w:r>
-        <w:rPr>
-          <w:rFonts w:ascii="Times New Roman" w:hAnsi="Times New Roman"/>
-          <w:sz w:val="28"/>
-          <w:szCs w:val="28"/>
-        </w:rPr>
-        <w:t>програмних</w:t>
-      </w:r>
-      <w:proofErr w:type="spellEnd"/>
-      <w:r>
-        <w:rPr>
-          <w:rFonts w:ascii="Times New Roman" w:hAnsi="Times New Roman"/>
-          <w:sz w:val="28"/>
-          <w:szCs w:val="28"/>
-        </w:rPr>
-        <w:t xml:space="preserve"> </w:t>
-      </w:r>
-      <w:proofErr w:type="spellStart"/>
-      <w:r>
-        <w:rPr>
-          <w:rFonts w:ascii="Times New Roman" w:hAnsi="Times New Roman"/>
-          <w:sz w:val="28"/>
-          <w:szCs w:val="28"/>
-        </w:rPr>
-        <w:t>середовищ</w:t>
-      </w:r>
-      <w:proofErr w:type="spellEnd"/>
-      <w:r>
-        <w:rPr>
-          <w:rFonts w:ascii="Times New Roman" w:hAnsi="Times New Roman"/>
-          <w:sz w:val="28"/>
-          <w:szCs w:val="28"/>
-        </w:rPr>
-        <w:t xml:space="preserve"> </w:t>
-      </w:r>
-      <w:proofErr w:type="spellStart"/>
-      <w:r>
-        <w:rPr>
-          <w:rFonts w:ascii="Times New Roman" w:hAnsi="Times New Roman"/>
-          <w:sz w:val="28"/>
-          <w:szCs w:val="28"/>
-        </w:rPr>
-        <w:t>мають</w:t>
-      </w:r>
-      <w:proofErr w:type="spellEnd"/>
-      <w:r>
-        <w:rPr>
-          <w:rFonts w:ascii="Times New Roman" w:hAnsi="Times New Roman"/>
-          <w:sz w:val="28"/>
-          <w:szCs w:val="28"/>
-        </w:rPr>
-        <w:t xml:space="preserve"> </w:t>
-      </w:r>
-      <w:proofErr w:type="spellStart"/>
-      <w:r>
-        <w:rPr>
-          <w:rFonts w:ascii="Times New Roman" w:hAnsi="Times New Roman"/>
-          <w:sz w:val="28"/>
-          <w:szCs w:val="28"/>
-        </w:rPr>
-        <w:t>можливість</w:t>
-      </w:r>
-      <w:proofErr w:type="spellEnd"/>
-      <w:r>
-        <w:rPr>
-          <w:rFonts w:ascii="Times New Roman" w:hAnsi="Times New Roman"/>
-          <w:sz w:val="28"/>
-          <w:szCs w:val="28"/>
-        </w:rPr>
-        <w:t xml:space="preserve"> </w:t>
-      </w:r>
-      <w:proofErr w:type="spellStart"/>
-      <w:r>
-        <w:rPr>
-          <w:rFonts w:ascii="Times New Roman" w:hAnsi="Times New Roman"/>
-          <w:sz w:val="28"/>
-          <w:szCs w:val="28"/>
-        </w:rPr>
-        <w:t>читати</w:t>
-      </w:r>
-      <w:proofErr w:type="spellEnd"/>
-      <w:r>
-        <w:rPr>
-          <w:rFonts w:ascii="Times New Roman" w:hAnsi="Times New Roman"/>
-          <w:sz w:val="28"/>
-          <w:szCs w:val="28"/>
-        </w:rPr>
-        <w:t xml:space="preserve"> (</w:t>
-      </w:r>
-      <w:proofErr w:type="spellStart"/>
-      <w:r>
-        <w:rPr>
-          <w:rFonts w:ascii="Times New Roman" w:hAnsi="Times New Roman"/>
-          <w:sz w:val="28"/>
-          <w:szCs w:val="28"/>
-        </w:rPr>
-        <w:t>аналізувати</w:t>
-      </w:r>
-      <w:proofErr w:type="spellEnd"/>
-      <w:r>
-        <w:rPr>
-          <w:rFonts w:ascii="Times New Roman" w:hAnsi="Times New Roman"/>
-          <w:sz w:val="28"/>
-          <w:szCs w:val="28"/>
-        </w:rPr>
-        <w:t xml:space="preserve">) і </w:t>
-      </w:r>
-      <w:proofErr w:type="spellStart"/>
-      <w:r>
-        <w:rPr>
-          <w:rFonts w:ascii="Times New Roman" w:hAnsi="Times New Roman"/>
-          <w:sz w:val="28"/>
-          <w:szCs w:val="28"/>
-        </w:rPr>
-        <w:t>генерувати</w:t>
-      </w:r>
-      <w:proofErr w:type="spellEnd"/>
-      <w:r>
-        <w:rPr>
-          <w:rFonts w:ascii="Times New Roman" w:hAnsi="Times New Roman"/>
-          <w:sz w:val="28"/>
-          <w:szCs w:val="28"/>
-        </w:rPr>
-        <w:t xml:space="preserve"> </w:t>
-      </w:r>
-      <w:r>
-        <w:rPr>
-          <w:rFonts w:ascii="Times New Roman" w:hAnsi="Times New Roman"/>
-          <w:sz w:val="28"/>
-          <w:szCs w:val="28"/>
-          <w:lang w:val="de-DE"/>
-        </w:rPr>
-        <w:t>JSON.</w:t>
-      </w:r>
-      <w:r>
-        <w:rPr>
-          <w:rFonts w:ascii="Times New Roman" w:hAnsi="Times New Roman"/>
-          <w:sz w:val="28"/>
-          <w:szCs w:val="28"/>
-        </w:rPr>
-        <w:t xml:space="preserve"> </w:t>
-      </w:r>
-    </w:p>
-    <w:p>
-      <w:pPr>
-        <w:pStyle w:val="a"/>
-        <w:jc w:val="both"/>
-        <w:rPr>
-          <w:rFonts w:ascii="Times New Roman" w:eastAsia="Times New Roman" w:hAnsi="Times New Roman" w:cs="Times New Roman"/>
-          <w:sz w:val="28"/>
-          <w:szCs w:val="28"/>
-        </w:rPr>
-      </w:pPr>
-      <w:r>
-        <w:rPr>
-          <w:rFonts w:ascii="Times New Roman" w:eastAsia="Times New Roman" w:hAnsi="Times New Roman" w:cs="Times New Roman"/>
-          <w:sz w:val="28"/>
-          <w:szCs w:val="28"/>
-        </w:rPr>
-        <w:tab/>
-      </w:r>
-      <w:r>
-        <w:rPr>
-          <w:rFonts w:ascii="Times New Roman" w:hAnsi="Times New Roman"/>
-          <w:sz w:val="28"/>
-          <w:szCs w:val="28"/>
-          <w:lang w:val="en-US"/>
-        </w:rPr>
         <w:t>JSON</w:t>
       </w:r>
       <w:r>
@@ -1465,63 +438,8 @@
           <w:sz w:val="28"/>
           <w:szCs w:val="28"/>
         </w:rPr>
-        <w:t xml:space="preserve">файл </w:t>
-      </w:r>
-      <w:proofErr w:type="spellStart"/>
-      <w:r>
-        <w:rPr>
-          <w:rFonts w:ascii="Times New Roman" w:hAnsi="Times New Roman"/>
-          <w:sz w:val="28"/>
-          <w:szCs w:val="28"/>
-        </w:rPr>
-        <w:t>може</w:t>
-      </w:r>
-      <w:proofErr w:type="spellEnd"/>
-      <w:r>
-        <w:rPr>
-          <w:rFonts w:ascii="Times New Roman" w:hAnsi="Times New Roman"/>
-          <w:sz w:val="28"/>
-          <w:szCs w:val="28"/>
-        </w:rPr>
-        <w:t xml:space="preserve"> </w:t>
-      </w:r>
-      <w:proofErr w:type="spellStart"/>
-      <w:r>
-        <w:rPr>
-          <w:rFonts w:ascii="Times New Roman" w:hAnsi="Times New Roman"/>
-          <w:sz w:val="28"/>
-          <w:szCs w:val="28"/>
-        </w:rPr>
-        <w:t>мати</w:t>
-      </w:r>
-      <w:proofErr w:type="spellEnd"/>
-      <w:r>
-        <w:rPr>
-          <w:rFonts w:ascii="Times New Roman" w:hAnsi="Times New Roman"/>
-          <w:sz w:val="28"/>
-          <w:szCs w:val="28"/>
-        </w:rPr>
-        <w:t xml:space="preserve"> </w:t>
-      </w:r>
-      <w:proofErr w:type="spellStart"/>
-      <w:r>
-        <w:rPr>
-          <w:rFonts w:ascii="Times New Roman" w:hAnsi="Times New Roman"/>
-          <w:sz w:val="28"/>
-          <w:szCs w:val="28"/>
-        </w:rPr>
-        <w:t>наступний</w:t>
-      </w:r>
-      <w:proofErr w:type="spellEnd"/>
-      <w:r>
-        <w:rPr>
-          <w:rFonts w:ascii="Times New Roman" w:hAnsi="Times New Roman"/>
-          <w:sz w:val="28"/>
-          <w:szCs w:val="28"/>
-        </w:rPr>
-        <w:t xml:space="preserve"> </w:t>
-      </w:r>
-      <w:proofErr w:type="spellStart"/>
+        <w:t xml:space="preserve">файл може мати наступний </w:t>
+      </w:r>
       <w:proofErr w:type="gramStart"/>
       <w:r>
         <w:rPr>
@@ -1529,16 +447,7 @@
           <w:sz w:val="28"/>
           <w:szCs w:val="28"/>
         </w:rPr>
-        <w:t>вигляд</w:t>
-      </w:r>
-      <w:proofErr w:type="spellEnd"/>
-      <w:r>
-        <w:rPr>
-          <w:rFonts w:ascii="Times New Roman" w:hAnsi="Times New Roman"/>
-          <w:sz w:val="28"/>
-          <w:szCs w:val="28"/>
-        </w:rPr>
-        <w:t>(</w:t>
+        <w:t>вигляд(</w:t>
       </w:r>
       <w:proofErr w:type="gramEnd"/>
       <w:r>
@@ -1751,18 +660,64 @@
           <w:sz w:val="28"/>
           <w:szCs w:val="28"/>
         </w:rPr>
-        <w:t xml:space="preserve">Рисунок 2.1 - </w:t>
-      </w:r>
-      <w:proofErr w:type="spellStart"/>
-      <w:r>
-        <w:rPr>
-          <w:rFonts w:ascii="Times New Roman" w:hAnsi="Times New Roman"/>
-          <w:sz w:val="28"/>
-          <w:szCs w:val="28"/>
-        </w:rPr>
-        <w:t>Стандартний</w:t>
-      </w:r>
-      <w:proofErr w:type="spellEnd"/>
+        <w:t xml:space="preserve">Рисунок 2.1 - Стандартний вигляд </w:t>
+      </w:r>
+      <w:r>
+        <w:rPr>
+          <w:rFonts w:ascii="Times New Roman" w:hAnsi="Times New Roman"/>
+          <w:sz w:val="28"/>
+          <w:szCs w:val="28"/>
+          <w:lang w:val="de-DE"/>
+        </w:rPr>
+        <w:t>JSON -</w:t>
+      </w:r>
+      <w:r>
+        <w:rPr>
+          <w:rFonts w:ascii="Times New Roman" w:hAnsi="Times New Roman"/>
+          <w:sz w:val="28"/>
+          <w:szCs w:val="28"/>
+        </w:rPr>
+        <w:t>файлу</w:t>
+      </w:r>
+    </w:p>
+    <w:p>
+      <w:pPr>
+        <w:pStyle w:val="a"/>
+        <w:jc w:val="both"/>
+        <w:rPr>
+          <w:rFonts w:ascii="Times New Roman" w:eastAsia="Times New Roman" w:hAnsi="Times New Roman" w:cs="Times New Roman"/>
+          <w:sz w:val="28"/>
+          <w:szCs w:val="28"/>
+        </w:rPr>
+      </w:pPr>
+    </w:p>
+    <w:p>
+      <w:pPr>
+        <w:pStyle w:val="a"/>
+        <w:rPr>
+          <w:rFonts w:ascii="Times New Roman" w:eastAsia="Times New Roman" w:hAnsi="Times New Roman" w:cs="Times New Roman"/>
+          <w:sz w:val="28"/>
+          <w:szCs w:val="28"/>
+        </w:rPr>
+      </w:pPr>
+      <w:r>
+        <w:rPr>
+          <w:rFonts w:ascii="Times New Roman" w:eastAsia="Times New Roman" w:hAnsi="Times New Roman" w:cs="Times New Roman"/>
+          <w:sz w:val="28"/>
+          <w:szCs w:val="28"/>
+        </w:rPr>
+        <w:tab/>
+        <w:t xml:space="preserve">Для роботи із </w:t>
+      </w:r>
+      <w:r>
+        <w:rPr>
+          <w:rFonts w:ascii="Times New Roman" w:hAnsi="Times New Roman"/>
+          <w:sz w:val="28"/>
+          <w:szCs w:val="28"/>
+          <w:lang w:val="de-DE"/>
+        </w:rPr>
+        <w:t>JSON</w:t>
+      </w:r>
       <w:r>
         <w:rPr>
           <w:rFonts w:ascii="Times New Roman" w:hAnsi="Times New Roman"/>
@@ -1771,16 +726,15 @@
         </w:rPr>
         <w:t xml:space="preserve"> </w:t>
       </w:r>
-      <w:proofErr w:type="spellStart"/>
-      <w:r>
-        <w:rPr>
-          <w:rFonts w:ascii="Times New Roman" w:hAnsi="Times New Roman"/>
-          <w:sz w:val="28"/>
-          <w:szCs w:val="28"/>
-        </w:rPr>
-        <w:t>вигляд</w:t>
-      </w:r>
-      <w:proofErr w:type="spellEnd"/>
+      <w:r>
+        <w:rPr>
+          <w:rFonts w:ascii="Times New Roman" w:hAnsi="Times New Roman"/>
+          <w:sz w:val="28"/>
+          <w:szCs w:val="28"/>
+          <w:lang w:val="en-US"/>
+        </w:rPr>
+        <w:t>JavaScript</w:t>
+      </w:r>
       <w:r>
         <w:rPr>
           <w:rFonts w:ascii="Times New Roman" w:hAnsi="Times New Roman"/>
@@ -1794,171 +748,8 @@
           <w:rFonts w:ascii="Times New Roman" w:hAnsi="Times New Roman"/>
           <w:sz w:val="28"/>
           <w:szCs w:val="28"/>
-          <w:lang w:val="de-DE"/>
-        </w:rPr>
-        <w:t>JSON -</w:t>
-      </w:r>
-      <w:r>
-        <w:rPr>
-          <w:rFonts w:ascii="Times New Roman" w:hAnsi="Times New Roman"/>
-          <w:sz w:val="28"/>
-          <w:szCs w:val="28"/>
-        </w:rPr>
-        <w:t>файлу</w:t>
-      </w:r>
-    </w:p>
-    <w:p>
-      <w:pPr>
-        <w:pStyle w:val="a"/>
-        <w:jc w:val="both"/>
-        <w:rPr>
-          <w:rFonts w:ascii="Times New Roman" w:eastAsia="Times New Roman" w:hAnsi="Times New Roman" w:cs="Times New Roman"/>
-          <w:sz w:val="28"/>
-          <w:szCs w:val="28"/>
-        </w:rPr>
-      </w:pPr>
-    </w:p>
-    <w:p>
-      <w:pPr>
-        <w:pStyle w:val="a"/>
-        <w:rPr>
-          <w:rFonts w:ascii="Times New Roman" w:eastAsia="Times New Roman" w:hAnsi="Times New Roman" w:cs="Times New Roman"/>
-          <w:sz w:val="28"/>
-          <w:szCs w:val="28"/>
-        </w:rPr>
-      </w:pPr>
-      <w:r>
-        <w:rPr>
-          <w:rFonts w:ascii="Times New Roman" w:eastAsia="Times New Roman" w:hAnsi="Times New Roman" w:cs="Times New Roman"/>
-          <w:sz w:val="28"/>
-          <w:szCs w:val="28"/>
-        </w:rPr>
-        <w:tab/>
-        <w:t xml:space="preserve">Для </w:t>
-      </w:r>
-      <w:proofErr w:type="spellStart"/>
-      <w:r>
-        <w:rPr>
-          <w:rFonts w:ascii="Times New Roman" w:eastAsia="Times New Roman" w:hAnsi="Times New Roman" w:cs="Times New Roman"/>
-          <w:sz w:val="28"/>
-          <w:szCs w:val="28"/>
-        </w:rPr>
-        <w:t>роботи</w:t>
-      </w:r>
-      <w:proofErr w:type="spellEnd"/>
-      <w:r>
-        <w:rPr>
-          <w:rFonts w:ascii="Times New Roman" w:eastAsia="Times New Roman" w:hAnsi="Times New Roman" w:cs="Times New Roman"/>
-          <w:sz w:val="28"/>
-          <w:szCs w:val="28"/>
-        </w:rPr>
-        <w:t xml:space="preserve"> </w:t>
-      </w:r>
-      <w:proofErr w:type="spellStart"/>
-      <w:r>
-        <w:rPr>
-          <w:rFonts w:ascii="Times New Roman" w:eastAsia="Times New Roman" w:hAnsi="Times New Roman" w:cs="Times New Roman"/>
-          <w:sz w:val="28"/>
-          <w:szCs w:val="28"/>
-        </w:rPr>
-        <w:t>із</w:t>
-      </w:r>
-      <w:proofErr w:type="spellEnd"/>
-      <w:r>
-        <w:rPr>
-          <w:rFonts w:ascii="Times New Roman" w:eastAsia="Times New Roman" w:hAnsi="Times New Roman" w:cs="Times New Roman"/>
-          <w:sz w:val="28"/>
-          <w:szCs w:val="28"/>
-        </w:rPr>
-        <w:t xml:space="preserve"> </w:t>
-      </w:r>
-      <w:r>
-        <w:rPr>
-          <w:rFonts w:ascii="Times New Roman" w:hAnsi="Times New Roman"/>
-          <w:sz w:val="28"/>
-          <w:szCs w:val="28"/>
-          <w:lang w:val="de-DE"/>
-        </w:rPr>
-        <w:t>JSON</w:t>
-      </w:r>
-      <w:r>
-        <w:rPr>
-          <w:rFonts w:ascii="Times New Roman" w:hAnsi="Times New Roman"/>
-          <w:sz w:val="28"/>
-          <w:szCs w:val="28"/>
-        </w:rPr>
-        <w:t xml:space="preserve"> </w:t>
-      </w:r>
-      <w:r>
-        <w:rPr>
-          <w:rFonts w:ascii="Times New Roman" w:hAnsi="Times New Roman"/>
-          <w:sz w:val="28"/>
-          <w:szCs w:val="28"/>
-          <w:lang w:val="en-US"/>
-        </w:rPr>
-        <w:t>JavaScript</w:t>
-      </w:r>
-      <w:r>
-        <w:rPr>
-          <w:rFonts w:ascii="Times New Roman" w:hAnsi="Times New Roman"/>
-          <w:sz w:val="28"/>
-          <w:szCs w:val="28"/>
-        </w:rPr>
-        <w:t xml:space="preserve"> </w:t>
-      </w:r>
-      <w:proofErr w:type="spellStart"/>
-      <w:r>
-        <w:rPr>
-          <w:rFonts w:ascii="Times New Roman" w:hAnsi="Times New Roman"/>
-          <w:sz w:val="28"/>
-          <w:szCs w:val="28"/>
-        </w:rPr>
-        <w:t>надає</w:t>
-      </w:r>
-      <w:proofErr w:type="spellEnd"/>
-      <w:r>
-        <w:rPr>
-          <w:rFonts w:ascii="Times New Roman" w:hAnsi="Times New Roman"/>
-          <w:sz w:val="28"/>
-          <w:szCs w:val="28"/>
-        </w:rPr>
-        <w:t xml:space="preserve"> </w:t>
-      </w:r>
-      <w:proofErr w:type="spellStart"/>
-      <w:r>
-        <w:rPr>
-          <w:rFonts w:ascii="Times New Roman" w:hAnsi="Times New Roman"/>
-          <w:sz w:val="28"/>
-          <w:szCs w:val="28"/>
-        </w:rPr>
-        <w:t>наступні</w:t>
-      </w:r>
-      <w:proofErr w:type="spellEnd"/>
-      <w:r>
-        <w:rPr>
-          <w:rFonts w:ascii="Times New Roman" w:hAnsi="Times New Roman"/>
-          <w:sz w:val="28"/>
-          <w:szCs w:val="28"/>
-        </w:rPr>
-        <w:t xml:space="preserve"> </w:t>
-      </w:r>
-      <w:proofErr w:type="spellStart"/>
-      <w:r>
-        <w:rPr>
-          <w:rFonts w:ascii="Times New Roman" w:hAnsi="Times New Roman"/>
-          <w:sz w:val="28"/>
-          <w:szCs w:val="28"/>
-        </w:rPr>
-        <w:t>методи</w:t>
-      </w:r>
-      <w:proofErr w:type="spellEnd"/>
-      <w:r>
-        <w:rPr>
-          <w:rFonts w:ascii="Times New Roman" w:hAnsi="Times New Roman"/>
-          <w:sz w:val="28"/>
-          <w:szCs w:val="28"/>
-        </w:rPr>
-        <w:t>:</w:t>
+        </w:rPr>
+        <w:t>надає наступні методи:</w:t>
       </w:r>
     </w:p>
     <w:p>
@@ -2014,43 +805,7 @@
           <w:sz w:val="28"/>
           <w:szCs w:val="28"/>
         </w:rPr>
-        <w:t xml:space="preserve">для </w:t>
-      </w:r>
-      <w:proofErr w:type="spellStart"/>
-      <w:r>
-        <w:rPr>
-          <w:rFonts w:ascii="Times New Roman" w:hAnsi="Times New Roman"/>
-          <w:sz w:val="28"/>
-          <w:szCs w:val="28"/>
-        </w:rPr>
-        <w:t>перетворення</w:t>
-      </w:r>
-      <w:proofErr w:type="spellEnd"/>
-      <w:r>
-        <w:rPr>
-          <w:rFonts w:ascii="Times New Roman" w:hAnsi="Times New Roman"/>
-          <w:sz w:val="28"/>
-          <w:szCs w:val="28"/>
-        </w:rPr>
-        <w:t xml:space="preserve"> </w:t>
-      </w:r>
-      <w:proofErr w:type="spellStart"/>
-      <w:r>
-        <w:rPr>
-          <w:rFonts w:ascii="Times New Roman" w:hAnsi="Times New Roman"/>
-          <w:sz w:val="28"/>
-          <w:szCs w:val="28"/>
-        </w:rPr>
-        <w:t>об'єктів</w:t>
-      </w:r>
-      <w:proofErr w:type="spellEnd"/>
-      <w:r>
-        <w:rPr>
-          <w:rFonts w:ascii="Times New Roman" w:hAnsi="Times New Roman"/>
-          <w:sz w:val="28"/>
-          <w:szCs w:val="28"/>
-        </w:rPr>
-        <w:t xml:space="preserve"> у </w:t>
+        <w:t xml:space="preserve">для перетворення об'єктів у </w:t>
       </w:r>
       <w:r>
         <w:rPr>
@@ -2091,25 +846,7 @@
           <w:sz w:val="28"/>
           <w:szCs w:val="28"/>
         </w:rPr>
-        <w:t xml:space="preserve">для </w:t>
-      </w:r>
-      <w:proofErr w:type="spellStart"/>
-      <w:r>
-        <w:rPr>
-          <w:rFonts w:ascii="Times New Roman" w:hAnsi="Times New Roman"/>
-          <w:sz w:val="28"/>
-          <w:szCs w:val="28"/>
-        </w:rPr>
-        <w:t>перетворення</w:t>
-      </w:r>
-      <w:proofErr w:type="spellEnd"/>
-      <w:r>
-        <w:rPr>
-          <w:rFonts w:ascii="Times New Roman" w:hAnsi="Times New Roman"/>
-          <w:sz w:val="28"/>
-          <w:szCs w:val="28"/>
-        </w:rPr>
-        <w:t xml:space="preserve"> </w:t>
+        <w:t xml:space="preserve">для перетворення </w:t>
       </w:r>
       <w:r>
         <w:rPr>
@@ -2126,25 +863,7 @@
           <w:sz w:val="28"/>
           <w:szCs w:val="28"/>
         </w:rPr>
-        <w:t xml:space="preserve">назад на </w:t>
-      </w:r>
-      <w:proofErr w:type="spellStart"/>
-      <w:r>
-        <w:rPr>
-          <w:rFonts w:ascii="Times New Roman" w:hAnsi="Times New Roman"/>
-          <w:sz w:val="28"/>
-          <w:szCs w:val="28"/>
-        </w:rPr>
-        <w:t>об’єкт</w:t>
-      </w:r>
-      <w:proofErr w:type="spellEnd"/>
-      <w:r>
-        <w:rPr>
-          <w:rFonts w:ascii="Times New Roman" w:hAnsi="Times New Roman"/>
-          <w:sz w:val="28"/>
-          <w:szCs w:val="28"/>
-        </w:rPr>
-        <w:t>.</w:t>
+        <w:t>назад на об’єкт.</w:t>
       </w:r>
     </w:p>
     <w:p>
@@ -2190,43 +909,7 @@
           <w:sz w:val="28"/>
           <w:szCs w:val="28"/>
         </w:rPr>
-        <w:t xml:space="preserve">Приклад </w:t>
-      </w:r>
-      <w:proofErr w:type="spellStart"/>
-      <w:r>
-        <w:rPr>
-          <w:rFonts w:ascii="Times New Roman" w:hAnsi="Times New Roman"/>
-          <w:sz w:val="28"/>
-          <w:szCs w:val="28"/>
-        </w:rPr>
-        <w:t>перетворення</w:t>
-      </w:r>
-      <w:proofErr w:type="spellEnd"/>
-      <w:r>
-        <w:rPr>
-          <w:rFonts w:ascii="Times New Roman" w:hAnsi="Times New Roman"/>
-          <w:sz w:val="28"/>
-          <w:szCs w:val="28"/>
-        </w:rPr>
-        <w:t xml:space="preserve"> </w:t>
-      </w:r>
-      <w:proofErr w:type="spellStart"/>
-      <w:r>
-        <w:rPr>
-          <w:rFonts w:ascii="Times New Roman" w:hAnsi="Times New Roman"/>
-          <w:sz w:val="28"/>
-          <w:szCs w:val="28"/>
-        </w:rPr>
-        <w:t>обʼєкта</w:t>
-      </w:r>
-      <w:proofErr w:type="spellEnd"/>
-      <w:r>
-        <w:rPr>
-          <w:rFonts w:ascii="Times New Roman" w:hAnsi="Times New Roman"/>
-          <w:sz w:val="28"/>
-          <w:szCs w:val="28"/>
-        </w:rPr>
-        <w:t xml:space="preserve"> у </w:t>
+        <w:t xml:space="preserve">Приклад перетворення обʼєкта у </w:t>
       </w:r>
       <w:proofErr w:type="spellStart"/>
       <w:r>
@@ -2612,7 +1295,6 @@
           <w:rFonts w:ascii="Times New Roman" w:eastAsia="Times New Roman" w:hAnsi="Times New Roman" w:cs="Times New Roman"/>
           <w:sz w:val="28"/>
           <w:szCs w:val="28"/>
-          <w:lang w:val="en-US"/>
         </w:rPr>
       </w:pPr>
       <w:r>
@@ -2730,41 +1412,13 @@
         </w:rPr>
         <w:tab/>
       </w:r>
-      <w:proofErr w:type="spellStart"/>
-      <w:r>
-        <w:rPr>
-          <w:rFonts w:ascii="Times New Roman" w:hAnsi="Times New Roman"/>
-          <w:sz w:val="28"/>
-          <w:szCs w:val="28"/>
-        </w:rPr>
-        <w:t>Щоб</w:t>
-      </w:r>
-      <w:proofErr w:type="spellEnd"/>
-      <w:r>
-        <w:rPr>
-          <w:rFonts w:ascii="Times New Roman" w:hAnsi="Times New Roman"/>
-          <w:sz w:val="28"/>
-          <w:szCs w:val="28"/>
-        </w:rPr>
-        <w:t xml:space="preserve"> </w:t>
-      </w:r>
-      <w:proofErr w:type="spellStart"/>
-      <w:r>
-        <w:rPr>
-          <w:rFonts w:ascii="Times New Roman" w:hAnsi="Times New Roman"/>
-          <w:sz w:val="28"/>
-          <w:szCs w:val="28"/>
-        </w:rPr>
-        <w:t>декодувати</w:t>
-      </w:r>
-      <w:proofErr w:type="spellEnd"/>
-      <w:r>
-        <w:rPr>
-          <w:rFonts w:ascii="Times New Roman" w:hAnsi="Times New Roman"/>
-          <w:sz w:val="28"/>
-          <w:szCs w:val="28"/>
-        </w:rPr>
-        <w:t xml:space="preserve"> </w:t>
+      <w:r>
+        <w:rPr>
+          <w:rFonts w:ascii="Times New Roman" w:hAnsi="Times New Roman"/>
+          <w:sz w:val="28"/>
+          <w:szCs w:val="28"/>
+        </w:rPr>
+        <w:t xml:space="preserve">Щоб декодувати </w:t>
       </w:r>
       <w:r>
         <w:rPr>
@@ -2781,79 +1435,7 @@
           <w:sz w:val="28"/>
           <w:szCs w:val="28"/>
         </w:rPr>
-        <w:t xml:space="preserve">рядок, нам </w:t>
-      </w:r>
-      <w:proofErr w:type="spellStart"/>
-      <w:r>
-        <w:rPr>
-          <w:rFonts w:ascii="Times New Roman" w:hAnsi="Times New Roman"/>
-          <w:sz w:val="28"/>
-          <w:szCs w:val="28"/>
-        </w:rPr>
-        <w:t>потрібен</w:t>
-      </w:r>
-      <w:proofErr w:type="spellEnd"/>
-      <w:r>
-        <w:rPr>
-          <w:rFonts w:ascii="Times New Roman" w:hAnsi="Times New Roman"/>
-          <w:sz w:val="28"/>
-          <w:szCs w:val="28"/>
-        </w:rPr>
-        <w:t xml:space="preserve"> </w:t>
-      </w:r>
-      <w:proofErr w:type="spellStart"/>
-      <w:r>
-        <w:rPr>
-          <w:rFonts w:ascii="Times New Roman" w:hAnsi="Times New Roman"/>
-          <w:sz w:val="28"/>
-          <w:szCs w:val="28"/>
-        </w:rPr>
-        <w:t>інший</w:t>
-      </w:r>
-      <w:proofErr w:type="spellEnd"/>
-      <w:r>
-        <w:rPr>
-          <w:rFonts w:ascii="Times New Roman" w:hAnsi="Times New Roman"/>
-          <w:sz w:val="28"/>
-          <w:szCs w:val="28"/>
-        </w:rPr>
-        <w:t xml:space="preserve"> метод </w:t>
-      </w:r>
-      <w:proofErr w:type="spellStart"/>
-      <w:r>
-        <w:rPr>
-          <w:rFonts w:ascii="Times New Roman" w:hAnsi="Times New Roman"/>
-          <w:sz w:val="28"/>
-          <w:szCs w:val="28"/>
-        </w:rPr>
-        <w:t>під</w:t>
-      </w:r>
-      <w:proofErr w:type="spellEnd"/>
-      <w:r>
-        <w:rPr>
-          <w:rFonts w:ascii="Times New Roman" w:hAnsi="Times New Roman"/>
-          <w:sz w:val="28"/>
-          <w:szCs w:val="28"/>
-        </w:rPr>
-        <w:t xml:space="preserve"> </w:t>
-      </w:r>
-      <w:proofErr w:type="spellStart"/>
-      <w:r>
-        <w:rPr>
-          <w:rFonts w:ascii="Times New Roman" w:hAnsi="Times New Roman"/>
-          <w:sz w:val="28"/>
-          <w:szCs w:val="28"/>
-        </w:rPr>
-        <w:t>назвою</w:t>
-      </w:r>
-      <w:proofErr w:type="spellEnd"/>
-      <w:r>
-        <w:rPr>
-          <w:rFonts w:ascii="Times New Roman" w:hAnsi="Times New Roman"/>
-          <w:sz w:val="28"/>
-          <w:szCs w:val="28"/>
-        </w:rPr>
-        <w:t xml:space="preserve"> </w:t>
+        <w:t xml:space="preserve">рядок, нам потрібен інший метод під назвою </w:t>
       </w:r>
       <w:r>
         <w:rPr>
@@ -3227,103 +1809,7 @@
           <w:iCs/>
           <w:lang w:val="de-DE"/>
         </w:rPr>
-        <w:t xml:space="preserve">      </w:t>
-      </w:r>
-      <w:proofErr w:type="spellStart"/>
-      <w:r>
-        <w:rPr>
-          <w:rFonts w:ascii="Menlo Regular" w:hAnsi="Menlo Regular"/>
-          <w:b/>
-          <w:bCs/>
-          <w:i/>
-          <w:iCs/>
-          <w:lang w:val="de-DE"/>
-        </w:rPr>
-        <w:t>let</w:t>
-      </w:r>
-      <w:proofErr w:type="spellEnd"/>
-      <w:r>
-        <w:rPr>
-          <w:rFonts w:ascii="Menlo Regular" w:hAnsi="Menlo Regular"/>
-          <w:b/>
-          <w:bCs/>
-          <w:i/>
-          <w:iCs/>
-          <w:lang w:val="de-DE"/>
-        </w:rPr>
-        <w:t xml:space="preserve"> </w:t>
-      </w:r>
-      <w:proofErr w:type="spellStart"/>
-      <w:r>
-        <w:rPr>
-          <w:rFonts w:ascii="Menlo Regular" w:hAnsi="Menlo Regular"/>
-          <w:b/>
-          <w:bCs/>
-          <w:i/>
-          <w:iCs/>
-          <w:lang w:val="de-DE"/>
-        </w:rPr>
-        <w:t>obj</w:t>
-      </w:r>
-      <w:proofErr w:type="spellEnd"/>
-      <w:r>
-        <w:rPr>
-          <w:rFonts w:ascii="Menlo Regular" w:hAnsi="Menlo Regular"/>
-          <w:b/>
-          <w:bCs/>
-          <w:i/>
-          <w:iCs/>
-          <w:lang w:val="de-DE"/>
-        </w:rPr>
-        <w:t>=</w:t>
-      </w:r>
-      <w:proofErr w:type="spellStart"/>
-      <w:r>
-        <w:rPr>
-          <w:rFonts w:ascii="Menlo Regular" w:hAnsi="Menlo Regular"/>
-          <w:b/>
-          <w:bCs/>
-          <w:i/>
-          <w:iCs/>
-          <w:lang w:val="de-DE"/>
-        </w:rPr>
-        <w:t>JSON.parse</w:t>
-      </w:r>
-      <w:proofErr w:type="spellEnd"/>
-      <w:r>
-        <w:rPr>
-          <w:rFonts w:ascii="Menlo Regular" w:hAnsi="Menlo Regular"/>
-          <w:b/>
-          <w:bCs/>
-          <w:i/>
-          <w:iCs/>
-          <w:lang w:val="de-DE"/>
-        </w:rPr>
-        <w:t>(</w:t>
-      </w:r>
-      <w:proofErr w:type="spellStart"/>
-      <w:r>
-        <w:rPr>
-          <w:rFonts w:ascii="Menlo Regular" w:hAnsi="Menlo Regular"/>
-          <w:b/>
-          <w:bCs/>
-          <w:i/>
-          <w:iCs/>
-          <w:lang w:val="de-DE"/>
-        </w:rPr>
-        <w:t>student</w:t>
-      </w:r>
-      <w:proofErr w:type="spellEnd"/>
-      <w:r>
-        <w:rPr>
-          <w:rFonts w:ascii="Menlo Regular" w:hAnsi="Menlo Regular"/>
-          <w:b/>
-          <w:bCs/>
-          <w:i/>
-          <w:iCs/>
-          <w:lang w:val="de-DE"/>
-        </w:rPr>
-        <w:t>)</w:t>
+        <w:t xml:space="preserve">      let obj=JSON.parse(student)</w:t>
       </w:r>
     </w:p>
     <w:p>
@@ -3799,7 +2285,7 @@
           <w:color w:val="313130"/>
           <w:sz w:val="32"/>
           <w:szCs w:val="32"/>
-          <w:lang w:val="fr-FR"/>
+          <w:lang w:val="en-US"/>
         </w:rPr>
         <w:t xml:space="preserve"> promise </w:t>
       </w:r>
@@ -4013,7 +2499,6 @@
         </w:rPr>
         <w:t xml:space="preserve"> </w:t>
       </w:r>
-      <w:proofErr w:type="spellStart"/>
       <w:r>
         <w:rPr>
           <w:rFonts w:ascii="Times New Roman" w:hAnsi="Times New Roman"/>
@@ -4021,9 +2506,196 @@
           <w:szCs w:val="28"/>
           <w:lang w:val="ru-RU"/>
         </w:rPr>
-        <w:t>це</w:t>
-      </w:r>
-      <w:proofErr w:type="spellEnd"/>
+        <w:t xml:space="preserve">це простий </w:t>
+      </w:r>
+      <w:r>
+        <w:rPr>
+          <w:rFonts w:ascii="Times New Roman" w:hAnsi="Times New Roman"/>
+          <w:sz w:val="28"/>
+          <w:szCs w:val="28"/>
+          <w:lang w:val="de-DE"/>
+        </w:rPr>
+        <w:t>GET-</w:t>
+      </w:r>
+      <w:r>
+        <w:rPr>
+          <w:rFonts w:ascii="Times New Roman" w:hAnsi="Times New Roman"/>
+          <w:sz w:val="28"/>
+          <w:szCs w:val="28"/>
+        </w:rPr>
+        <w:t>запит, що завантажує вміст на адресу url.</w:t>
+      </w:r>
+    </w:p>
+    <w:p>
+      <w:pPr>
+        <w:pStyle w:val="a0"/>
+        <w:spacing w:before="0" w:line="240" w:lineRule="auto"/>
+        <w:rPr>
+          <w:rFonts w:ascii="Times New Roman" w:eastAsia="Times New Roman" w:hAnsi="Times New Roman" w:cs="Times New Roman"/>
+          <w:sz w:val="28"/>
+          <w:szCs w:val="28"/>
+        </w:rPr>
+      </w:pPr>
+    </w:p>
+    <w:p>
+      <w:pPr>
+        <w:pStyle w:val="a0"/>
+        <w:spacing w:before="0" w:line="240" w:lineRule="auto"/>
+        <w:rPr>
+          <w:rFonts w:ascii="Times New Roman" w:eastAsia="Times New Roman" w:hAnsi="Times New Roman" w:cs="Times New Roman"/>
+          <w:sz w:val="28"/>
+          <w:szCs w:val="28"/>
+        </w:rPr>
+      </w:pPr>
+      <w:r>
+        <w:rPr>
+          <w:rFonts w:ascii="Times New Roman" w:eastAsia="Times New Roman" w:hAnsi="Times New Roman" w:cs="Times New Roman"/>
+          <w:sz w:val="28"/>
+          <w:szCs w:val="28"/>
+        </w:rPr>
+        <w:tab/>
+      </w:r>
+      <w:r>
+        <w:rPr>
+          <w:rFonts w:ascii="Times New Roman" w:hAnsi="Times New Roman"/>
+          <w:sz w:val="28"/>
+          <w:szCs w:val="28"/>
+        </w:rPr>
+        <w:t>Браузер відразу починає запит і повертає проміс, який зовнішній код використовує для отримання результату.</w:t>
+      </w:r>
+    </w:p>
+    <w:p>
+      <w:pPr>
+        <w:pStyle w:val="a0"/>
+        <w:spacing w:before="0" w:line="240" w:lineRule="auto"/>
+        <w:rPr>
+          <w:rFonts w:ascii="Times New Roman" w:eastAsia="Times New Roman" w:hAnsi="Times New Roman" w:cs="Times New Roman"/>
+          <w:sz w:val="28"/>
+          <w:szCs w:val="28"/>
+        </w:rPr>
+      </w:pPr>
+      <w:r>
+        <w:rPr>
+          <w:rFonts w:ascii="Times New Roman" w:eastAsia="Times New Roman" w:hAnsi="Times New Roman" w:cs="Times New Roman"/>
+          <w:sz w:val="28"/>
+          <w:szCs w:val="28"/>
+        </w:rPr>
+        <w:tab/>
+      </w:r>
+      <w:r>
+        <w:rPr>
+          <w:rFonts w:ascii="Times New Roman" w:hAnsi="Times New Roman"/>
+          <w:sz w:val="28"/>
+          <w:szCs w:val="28"/>
+        </w:rPr>
+        <w:t>Процес отримання відповіді зазвичай відбувається у два етапи.</w:t>
+      </w:r>
+    </w:p>
+    <w:p>
+      <w:pPr>
+        <w:pStyle w:val="a0"/>
+        <w:spacing w:before="0" w:line="240" w:lineRule="auto"/>
+        <w:rPr>
+          <w:rFonts w:ascii="Times New Roman" w:eastAsia="Times New Roman" w:hAnsi="Times New Roman" w:cs="Times New Roman"/>
+          <w:sz w:val="28"/>
+          <w:szCs w:val="28"/>
+        </w:rPr>
+      </w:pPr>
+      <w:r>
+        <w:rPr>
+          <w:rFonts w:ascii="Times New Roman" w:eastAsia="Times New Roman" w:hAnsi="Times New Roman" w:cs="Times New Roman"/>
+          <w:sz w:val="28"/>
+          <w:szCs w:val="28"/>
+        </w:rPr>
+        <w:tab/>
+      </w:r>
+      <w:r>
+        <w:rPr>
+          <w:rFonts w:ascii="Times New Roman" w:hAnsi="Times New Roman"/>
+          <w:sz w:val="28"/>
+          <w:szCs w:val="28"/>
+        </w:rPr>
+        <w:t xml:space="preserve">По-перше, promise виконується з об'єктом вбудованого класу </w:t>
+      </w:r>
+      <w:r>
+        <w:rPr>
+          <w:rFonts w:ascii="Times New Roman" w:hAnsi="Times New Roman"/>
+          <w:sz w:val="28"/>
+          <w:szCs w:val="28"/>
+        </w:rPr>
+        <w:t xml:space="preserve">Response </w:t>
+      </w:r>
+      <w:r>
+        <w:rPr>
+          <w:rFonts w:ascii="Times New Roman" w:hAnsi="Times New Roman"/>
+          <w:sz w:val="28"/>
+          <w:szCs w:val="28"/>
+        </w:rPr>
+        <w:t>як результат, як тільки сервер надішле заголовки відповіді.</w:t>
+      </w:r>
+    </w:p>
+    <w:p>
+      <w:pPr>
+        <w:pStyle w:val="a0"/>
+        <w:spacing w:before="0" w:line="240" w:lineRule="auto"/>
+        <w:rPr>
+          <w:rFonts w:ascii="Times New Roman" w:eastAsia="Times New Roman" w:hAnsi="Times New Roman" w:cs="Times New Roman"/>
+          <w:sz w:val="28"/>
+          <w:szCs w:val="28"/>
+        </w:rPr>
+      </w:pPr>
+      <w:r>
+        <w:rPr>
+          <w:rFonts w:ascii="Times New Roman" w:eastAsia="Times New Roman" w:hAnsi="Times New Roman" w:cs="Times New Roman"/>
+          <w:sz w:val="28"/>
+          <w:szCs w:val="28"/>
+        </w:rPr>
+        <w:tab/>
+      </w:r>
+      <w:r>
+        <w:rPr>
+          <w:rFonts w:ascii="Times New Roman" w:hAnsi="Times New Roman"/>
+          <w:sz w:val="28"/>
+          <w:szCs w:val="28"/>
+        </w:rPr>
+        <w:t>На цьому етапі ми можемо перевірити статус HTTP-запиту і визначити, чи він успішний, а також подивитися заголовки, але поки без тіла відповіді.</w:t>
+      </w:r>
+    </w:p>
+    <w:p>
+      <w:pPr>
+        <w:pStyle w:val="a0"/>
+        <w:spacing w:before="0" w:line="240" w:lineRule="auto"/>
+        <w:rPr>
+          <w:rFonts w:ascii="Times New Roman" w:eastAsia="Times New Roman" w:hAnsi="Times New Roman" w:cs="Times New Roman"/>
+          <w:sz w:val="28"/>
+          <w:szCs w:val="28"/>
+        </w:rPr>
+      </w:pPr>
+      <w:r>
+        <w:rPr>
+          <w:rFonts w:ascii="Times New Roman" w:eastAsia="Times New Roman" w:hAnsi="Times New Roman" w:cs="Times New Roman"/>
+          <w:sz w:val="28"/>
+          <w:szCs w:val="28"/>
+        </w:rPr>
+        <w:tab/>
+      </w:r>
+      <w:r>
+        <w:rPr>
+          <w:rFonts w:ascii="Times New Roman" w:hAnsi="Times New Roman"/>
+          <w:sz w:val="28"/>
+          <w:szCs w:val="28"/>
+        </w:rPr>
+        <w:t xml:space="preserve">Проміс завершується з помилкою, якщо </w:t>
+      </w:r>
+      <w:r>
+        <w:rPr>
+          <w:rFonts w:ascii="Times New Roman" w:hAnsi="Times New Roman"/>
+          <w:sz w:val="28"/>
+          <w:szCs w:val="28"/>
+          <w:lang w:val="en-US"/>
+        </w:rPr>
+        <w:t>fetch</w:t>
+      </w:r>
       <w:r>
         <w:rPr>
           <w:rFonts w:ascii="Times New Roman" w:hAnsi="Times New Roman"/>
@@ -4033,7 +2705,143 @@
         </w:rPr>
         <w:t xml:space="preserve"> </w:t>
       </w:r>
-      <w:proofErr w:type="spellStart"/>
+      <w:r>
+        <w:rPr>
+          <w:rFonts w:ascii="Times New Roman" w:hAnsi="Times New Roman"/>
+          <w:sz w:val="28"/>
+          <w:szCs w:val="28"/>
+        </w:rPr>
+        <w:t>не зміг виконати HTTP-запит, наприклад, при помилці мережі або якщо немає такого сайту. HTTP-</w:t>
+      </w:r>
+      <w:r>
+        <w:rPr>
+          <w:rFonts w:ascii="Times New Roman" w:hAnsi="Times New Roman"/>
+          <w:sz w:val="28"/>
+          <w:szCs w:val="28"/>
+        </w:rPr>
+        <w:t xml:space="preserve">статуси </w:t>
+      </w:r>
+      <w:r>
+        <w:rPr>
+          <w:rFonts w:ascii="Times New Roman" w:hAnsi="Times New Roman"/>
+          <w:sz w:val="28"/>
+          <w:szCs w:val="28"/>
+        </w:rPr>
+        <w:t>404 та 500 не є помилкою.</w:t>
+      </w:r>
+    </w:p>
+    <w:p>
+      <w:pPr>
+        <w:pStyle w:val="a0"/>
+        <w:spacing w:before="0" w:line="240" w:lineRule="auto"/>
+        <w:jc w:val="both"/>
+        <w:rPr>
+          <w:rFonts w:ascii="Times New Roman" w:eastAsia="Times New Roman" w:hAnsi="Times New Roman" w:cs="Times New Roman"/>
+          <w:b/>
+          <w:bCs/>
+          <w:sz w:val="28"/>
+          <w:szCs w:val="28"/>
+        </w:rPr>
+      </w:pPr>
+      <w:r>
+        <w:rPr>
+          <w:rFonts w:ascii="Times New Roman" w:eastAsia="Times New Roman" w:hAnsi="Times New Roman" w:cs="Times New Roman"/>
+          <w:sz w:val="28"/>
+          <w:szCs w:val="28"/>
+        </w:rPr>
+        <w:tab/>
+      </w:r>
+      <w:r>
+        <w:rPr>
+          <w:rFonts w:ascii="Times New Roman" w:hAnsi="Times New Roman"/>
+          <w:sz w:val="28"/>
+          <w:szCs w:val="28"/>
+        </w:rPr>
+        <w:t xml:space="preserve">так як, метод </w:t>
+      </w:r>
+      <w:r>
+        <w:rPr>
+          <w:rFonts w:ascii="Times New Roman" w:hAnsi="Times New Roman"/>
+          <w:sz w:val="28"/>
+          <w:szCs w:val="28"/>
+        </w:rPr>
+        <w:t xml:space="preserve">fetch </w:t>
+      </w:r>
+      <w:r>
+        <w:rPr>
+          <w:rFonts w:ascii="Times New Roman" w:hAnsi="Times New Roman"/>
+          <w:sz w:val="28"/>
+          <w:szCs w:val="28"/>
+        </w:rPr>
+        <w:t xml:space="preserve">повертає проміс, жо нього так як і до промісів можна застосовувати методи </w:t>
+      </w:r>
+      <w:r>
+        <w:rPr>
+          <w:rFonts w:ascii="Times New Roman" w:hAnsi="Times New Roman"/>
+          <w:b/>
+          <w:bCs/>
+          <w:sz w:val="28"/>
+          <w:szCs w:val="28"/>
+        </w:rPr>
+        <w:t>.then, .cath, .finally.</w:t>
+      </w:r>
+    </w:p>
+    <w:p>
+      <w:pPr>
+        <w:pStyle w:val="a0"/>
+        <w:spacing w:before="0" w:line="240" w:lineRule="auto"/>
+        <w:jc w:val="both"/>
+        <w:rPr>
+          <w:rFonts w:ascii="Times New Roman" w:eastAsia="Times New Roman" w:hAnsi="Times New Roman" w:cs="Times New Roman"/>
+          <w:sz w:val="28"/>
+          <w:szCs w:val="28"/>
+        </w:rPr>
+      </w:pPr>
+      <w:r>
+        <w:rPr>
+          <w:rFonts w:ascii="Times New Roman" w:eastAsia="Times New Roman" w:hAnsi="Times New Roman" w:cs="Times New Roman"/>
+          <w:b/>
+          <w:bCs/>
+          <w:sz w:val="28"/>
+          <w:szCs w:val="28"/>
+        </w:rPr>
+        <w:tab/>
+      </w:r>
+      <w:r>
+        <w:rPr>
+          <w:rFonts w:ascii="Times New Roman" w:hAnsi="Times New Roman"/>
+          <w:sz w:val="28"/>
+          <w:szCs w:val="28"/>
+        </w:rPr>
+        <w:t>В якості</w:t>
+      </w:r>
+      <w:r>
+        <w:rPr>
+          <w:rFonts w:ascii="Times New Roman" w:hAnsi="Times New Roman"/>
+          <w:b/>
+          <w:bCs/>
+          <w:sz w:val="28"/>
+          <w:szCs w:val="28"/>
+        </w:rPr>
+        <w:t xml:space="preserve"> </w:t>
+      </w:r>
+      <w:r>
+        <w:rPr>
+          <w:rFonts w:ascii="Times New Roman" w:hAnsi="Times New Roman"/>
+          <w:sz w:val="28"/>
+          <w:szCs w:val="28"/>
+        </w:rPr>
+        <w:t xml:space="preserve">URL для надсилання запиту, використовуються можливості </w:t>
+      </w:r>
+      <w:r>
+        <w:rPr>
+          <w:rFonts w:ascii="Times New Roman" w:hAnsi="Times New Roman"/>
+          <w:sz w:val="28"/>
+          <w:szCs w:val="28"/>
+          <w:lang w:val="en-US"/>
+        </w:rPr>
+        <w:t>API</w:t>
+      </w:r>
       <w:r>
         <w:rPr>
           <w:rFonts w:ascii="Times New Roman" w:hAnsi="Times New Roman"/>
@@ -4041,9 +2849,37 @@
           <w:szCs w:val="28"/>
           <w:lang w:val="ru-RU"/>
         </w:rPr>
-        <w:t>простий</w:t>
-      </w:r>
-      <w:proofErr w:type="spellEnd"/>
+        <w:t xml:space="preserve">. </w:t>
+      </w:r>
+    </w:p>
+    <w:p>
+      <w:pPr>
+        <w:pStyle w:val="a0"/>
+        <w:spacing w:before="0" w:line="240" w:lineRule="auto"/>
+        <w:jc w:val="both"/>
+        <w:rPr>
+          <w:rFonts w:ascii="Times New Roman" w:eastAsia="Times New Roman" w:hAnsi="Times New Roman" w:cs="Times New Roman"/>
+          <w:sz w:val="28"/>
+          <w:szCs w:val="28"/>
+        </w:rPr>
+      </w:pPr>
+      <w:r>
+        <w:rPr>
+          <w:rFonts w:ascii="Times New Roman" w:eastAsia="Times New Roman" w:hAnsi="Times New Roman" w:cs="Times New Roman"/>
+          <w:sz w:val="28"/>
+          <w:szCs w:val="28"/>
+        </w:rPr>
+        <w:tab/>
+      </w:r>
+      <w:r>
+        <w:rPr>
+          <w:rFonts w:ascii="Times New Roman" w:hAnsi="Times New Roman"/>
+          <w:sz w:val="28"/>
+          <w:szCs w:val="28"/>
+          <w:lang w:val="en-US"/>
+        </w:rPr>
+        <w:t>API</w:t>
+      </w:r>
       <w:r>
         <w:rPr>
           <w:rFonts w:ascii="Times New Roman" w:hAnsi="Times New Roman"/>
@@ -4058,34 +2894,41 @@
           <w:rFonts w:ascii="Times New Roman" w:hAnsi="Times New Roman"/>
           <w:sz w:val="28"/>
           <w:szCs w:val="28"/>
-          <w:lang w:val="de-DE"/>
-        </w:rPr>
-        <w:t>GET-</w:t>
-      </w:r>
-      <w:r>
-        <w:rPr>
-          <w:rFonts w:ascii="Times New Roman" w:hAnsi="Times New Roman"/>
-          <w:sz w:val="28"/>
-          <w:szCs w:val="28"/>
-        </w:rPr>
-        <w:t>запит, що завантажує вміст на адресу url.</w:t>
-      </w:r>
-    </w:p>
-    <w:p>
-      <w:pPr>
-        <w:pStyle w:val="a0"/>
-        <w:spacing w:before="0" w:line="240" w:lineRule="auto"/>
-        <w:rPr>
-          <w:rFonts w:ascii="Times New Roman" w:eastAsia="Times New Roman" w:hAnsi="Times New Roman" w:cs="Times New Roman"/>
-          <w:sz w:val="28"/>
-          <w:szCs w:val="28"/>
-        </w:rPr>
-      </w:pPr>
-    </w:p>
-    <w:p>
-      <w:pPr>
-        <w:pStyle w:val="a0"/>
-        <w:spacing w:before="0" w:line="240" w:lineRule="auto"/>
+        </w:rPr>
+        <w:t xml:space="preserve">– це механізми, які дозволяють двом програмним компонентам взаємодіяти один з одним, використовуючи набір визначень та протоколів. Наприклад, система метеослужби містить щоденні дані про погоду. Програма погоди на телефоні спілкується з цією системою через </w:t>
+      </w:r>
+      <w:r>
+        <w:rPr>
+          <w:rFonts w:ascii="Times New Roman" w:hAnsi="Times New Roman"/>
+          <w:sz w:val="28"/>
+          <w:szCs w:val="28"/>
+          <w:lang w:val="en-US"/>
+        </w:rPr>
+        <w:t>API</w:t>
+      </w:r>
+      <w:r>
+        <w:rPr>
+          <w:rFonts w:ascii="Times New Roman" w:hAnsi="Times New Roman"/>
+          <w:sz w:val="28"/>
+          <w:szCs w:val="28"/>
+          <w:lang w:val="ru-RU"/>
+        </w:rPr>
+        <w:t xml:space="preserve"> </w:t>
+      </w:r>
+      <w:r>
+        <w:rPr>
+          <w:rFonts w:ascii="Times New Roman" w:hAnsi="Times New Roman"/>
+          <w:sz w:val="28"/>
+          <w:szCs w:val="28"/>
+        </w:rPr>
+        <w:t>і показує щоденні оновлення погоди на телефоні.</w:t>
+      </w:r>
+    </w:p>
+    <w:p>
+      <w:pPr>
+        <w:pStyle w:val="a0"/>
+        <w:spacing w:before="0" w:line="240" w:lineRule="auto"/>
+        <w:jc w:val="both"/>
         <w:rPr>
           <w:rFonts w:ascii="Times New Roman" w:eastAsia="Times New Roman" w:hAnsi="Times New Roman" w:cs="Times New Roman"/>
           <w:sz w:val="28"/>
@@ -4106,131 +2949,15 @@
           <w:sz w:val="28"/>
           <w:szCs w:val="28"/>
         </w:rPr>
-        <w:t>Браузер відразу починає запит і повертає проміс, який зовнішній код використовує для отримання результату.</w:t>
-      </w:r>
-    </w:p>
-    <w:p>
-      <w:pPr>
-        <w:pStyle w:val="a0"/>
-        <w:spacing w:before="0" w:line="240" w:lineRule="auto"/>
-        <w:rPr>
-          <w:rFonts w:ascii="Times New Roman" w:eastAsia="Times New Roman" w:hAnsi="Times New Roman" w:cs="Times New Roman"/>
-          <w:sz w:val="28"/>
-          <w:szCs w:val="28"/>
-        </w:rPr>
-      </w:pPr>
-      <w:r>
-        <w:rPr>
-          <w:rFonts w:ascii="Times New Roman" w:eastAsia="Times New Roman" w:hAnsi="Times New Roman" w:cs="Times New Roman"/>
-          <w:sz w:val="28"/>
-          <w:szCs w:val="28"/>
-        </w:rPr>
-        <w:tab/>
-      </w:r>
-      <w:r>
-        <w:rPr>
-          <w:rFonts w:ascii="Times New Roman" w:hAnsi="Times New Roman"/>
-          <w:sz w:val="28"/>
-          <w:szCs w:val="28"/>
-        </w:rPr>
-        <w:t>Процес отримання відповіді зазвичай відбувається у два етапи.</w:t>
-      </w:r>
-    </w:p>
-    <w:p>
-      <w:pPr>
-        <w:pStyle w:val="a0"/>
-        <w:spacing w:before="0" w:line="240" w:lineRule="auto"/>
-        <w:rPr>
-          <w:rFonts w:ascii="Times New Roman" w:eastAsia="Times New Roman" w:hAnsi="Times New Roman" w:cs="Times New Roman"/>
-          <w:sz w:val="28"/>
-          <w:szCs w:val="28"/>
-        </w:rPr>
-      </w:pPr>
-      <w:r>
-        <w:rPr>
-          <w:rFonts w:ascii="Times New Roman" w:eastAsia="Times New Roman" w:hAnsi="Times New Roman" w:cs="Times New Roman"/>
-          <w:sz w:val="28"/>
-          <w:szCs w:val="28"/>
-        </w:rPr>
-        <w:tab/>
-      </w:r>
-      <w:r>
-        <w:rPr>
-          <w:rFonts w:ascii="Times New Roman" w:hAnsi="Times New Roman"/>
-          <w:sz w:val="28"/>
-          <w:szCs w:val="28"/>
-        </w:rPr>
-        <w:t xml:space="preserve">По-перше, promise виконується з об'єктом вбудованого класу </w:t>
-      </w:r>
-      <w:r>
-        <w:rPr>
-          <w:rFonts w:ascii="Times New Roman" w:hAnsi="Times New Roman"/>
-          <w:sz w:val="28"/>
-          <w:szCs w:val="28"/>
-        </w:rPr>
-        <w:t xml:space="preserve">Response </w:t>
-      </w:r>
-      <w:r>
-        <w:rPr>
-          <w:rFonts w:ascii="Times New Roman" w:hAnsi="Times New Roman"/>
-          <w:sz w:val="28"/>
-          <w:szCs w:val="28"/>
-        </w:rPr>
-        <w:t>як результат, як тільки сервер надішле заголовки відповіді.</w:t>
-      </w:r>
-    </w:p>
-    <w:p>
-      <w:pPr>
-        <w:pStyle w:val="a0"/>
-        <w:spacing w:before="0" w:line="240" w:lineRule="auto"/>
-        <w:rPr>
-          <w:rFonts w:ascii="Times New Roman" w:eastAsia="Times New Roman" w:hAnsi="Times New Roman" w:cs="Times New Roman"/>
-          <w:sz w:val="28"/>
-          <w:szCs w:val="28"/>
-        </w:rPr>
-      </w:pPr>
-      <w:r>
-        <w:rPr>
-          <w:rFonts w:ascii="Times New Roman" w:eastAsia="Times New Roman" w:hAnsi="Times New Roman" w:cs="Times New Roman"/>
-          <w:sz w:val="28"/>
-          <w:szCs w:val="28"/>
-        </w:rPr>
-        <w:tab/>
-      </w:r>
-      <w:r>
-        <w:rPr>
-          <w:rFonts w:ascii="Times New Roman" w:hAnsi="Times New Roman"/>
-          <w:sz w:val="28"/>
-          <w:szCs w:val="28"/>
-        </w:rPr>
-        <w:t>На цьому етапі ми можемо перевірити статус HTTP-запиту і визначити, чи він успішний, а також подивитися заголовки, але поки без тіла відповіді.</w:t>
-      </w:r>
-    </w:p>
-    <w:p>
-      <w:pPr>
-        <w:pStyle w:val="a0"/>
-        <w:spacing w:before="0" w:line="240" w:lineRule="auto"/>
-        <w:rPr>
-          <w:rFonts w:ascii="Times New Roman" w:eastAsia="Times New Roman" w:hAnsi="Times New Roman" w:cs="Times New Roman"/>
-          <w:sz w:val="28"/>
-          <w:szCs w:val="28"/>
-        </w:rPr>
-      </w:pPr>
-      <w:r>
-        <w:rPr>
-          <w:rFonts w:ascii="Times New Roman" w:eastAsia="Times New Roman" w:hAnsi="Times New Roman" w:cs="Times New Roman"/>
-          <w:sz w:val="28"/>
-          <w:szCs w:val="28"/>
-        </w:rPr>
-        <w:tab/>
-      </w:r>
-      <w:r>
-        <w:rPr>
-          <w:rFonts w:ascii="Times New Roman" w:hAnsi="Times New Roman"/>
-          <w:sz w:val="28"/>
-          <w:szCs w:val="28"/>
-        </w:rPr>
-        <w:t xml:space="preserve">Проміс завершується з помилкою, якщо </w:t>
+        <w:t xml:space="preserve">API - Application Programming Interface, </w:t>
+      </w:r>
+      <w:r>
+        <w:rPr>
+          <w:rFonts w:ascii="Times New Roman" w:hAnsi="Times New Roman"/>
+          <w:sz w:val="28"/>
+          <w:szCs w:val="28"/>
+        </w:rPr>
+        <w:t xml:space="preserve">що означає програмний інтерфейс програми. У контексті </w:t>
       </w:r>
       <w:r>
         <w:rPr>
@@ -4239,7 +2966,7 @@
           <w:szCs w:val="28"/>
           <w:lang w:val="en-US"/>
         </w:rPr>
-        <w:t>fetch</w:t>
+        <w:t>API</w:t>
       </w:r>
       <w:r>
         <w:rPr>
@@ -4256,117 +2983,23 @@
           <w:sz w:val="28"/>
           <w:szCs w:val="28"/>
         </w:rPr>
-        <w:t>не зміг виконати HTTP-запит, наприклад, при помилці мережі або якщо немає такого сайту. HTTP-</w:t>
-      </w:r>
-      <w:r>
-        <w:rPr>
-          <w:rFonts w:ascii="Times New Roman" w:hAnsi="Times New Roman"/>
-          <w:sz w:val="28"/>
-          <w:szCs w:val="28"/>
-        </w:rPr>
-        <w:t xml:space="preserve">статуси </w:t>
-      </w:r>
-      <w:r>
-        <w:rPr>
-          <w:rFonts w:ascii="Times New Roman" w:hAnsi="Times New Roman"/>
-          <w:sz w:val="28"/>
-          <w:szCs w:val="28"/>
-        </w:rPr>
-        <w:t>404 та 500 не є помилкою.</w:t>
-      </w:r>
-    </w:p>
-    <w:p>
-      <w:pPr>
-        <w:pStyle w:val="a0"/>
-        <w:spacing w:before="0" w:line="240" w:lineRule="auto"/>
-        <w:jc w:val="both"/>
-        <w:rPr>
-          <w:rFonts w:ascii="Times New Roman" w:eastAsia="Times New Roman" w:hAnsi="Times New Roman" w:cs="Times New Roman"/>
-          <w:b/>
-          <w:bCs/>
-          <w:sz w:val="28"/>
-          <w:szCs w:val="28"/>
-        </w:rPr>
-      </w:pPr>
-      <w:r>
-        <w:rPr>
-          <w:rFonts w:ascii="Times New Roman" w:eastAsia="Times New Roman" w:hAnsi="Times New Roman" w:cs="Times New Roman"/>
-          <w:sz w:val="28"/>
-          <w:szCs w:val="28"/>
-        </w:rPr>
-        <w:tab/>
-      </w:r>
-      <w:r>
-        <w:rPr>
-          <w:rFonts w:ascii="Times New Roman" w:hAnsi="Times New Roman"/>
-          <w:sz w:val="28"/>
-          <w:szCs w:val="28"/>
-        </w:rPr>
-        <w:t xml:space="preserve">так як, метод </w:t>
-      </w:r>
-      <w:r>
-        <w:rPr>
-          <w:rFonts w:ascii="Times New Roman" w:hAnsi="Times New Roman"/>
-          <w:sz w:val="28"/>
-          <w:szCs w:val="28"/>
-        </w:rPr>
-        <w:t xml:space="preserve">fetch </w:t>
-      </w:r>
-      <w:r>
-        <w:rPr>
-          <w:rFonts w:ascii="Times New Roman" w:hAnsi="Times New Roman"/>
-          <w:sz w:val="28"/>
-          <w:szCs w:val="28"/>
-        </w:rPr>
-        <w:t xml:space="preserve">повертає проміс, жо нього так як і до промісів можна застосовувати методи </w:t>
-      </w:r>
-      <w:r>
-        <w:rPr>
-          <w:rFonts w:ascii="Times New Roman" w:hAnsi="Times New Roman"/>
-          <w:b/>
-          <w:bCs/>
-          <w:sz w:val="28"/>
-          <w:szCs w:val="28"/>
-        </w:rPr>
-        <w:t>.then, .cath, .finally.</w:t>
-      </w:r>
-    </w:p>
-    <w:p>
-      <w:pPr>
-        <w:pStyle w:val="a0"/>
-        <w:spacing w:before="0" w:line="240" w:lineRule="auto"/>
-        <w:jc w:val="both"/>
-        <w:rPr>
-          <w:rFonts w:ascii="Times New Roman" w:eastAsia="Times New Roman" w:hAnsi="Times New Roman" w:cs="Times New Roman"/>
-          <w:sz w:val="28"/>
-          <w:szCs w:val="28"/>
-        </w:rPr>
-      </w:pPr>
-      <w:r>
-        <w:rPr>
-          <w:rFonts w:ascii="Times New Roman" w:eastAsia="Times New Roman" w:hAnsi="Times New Roman" w:cs="Times New Roman"/>
-          <w:b/>
-          <w:bCs/>
-          <w:sz w:val="28"/>
-          <w:szCs w:val="28"/>
-        </w:rPr>
-        <w:tab/>
-      </w:r>
-      <w:r>
-        <w:rPr>
-          <w:rFonts w:ascii="Times New Roman" w:hAnsi="Times New Roman"/>
-          <w:sz w:val="28"/>
-          <w:szCs w:val="28"/>
-        </w:rPr>
-        <w:t>В якості</w:t>
-      </w:r>
-      <w:r>
-        <w:rPr>
-          <w:rFonts w:ascii="Times New Roman" w:hAnsi="Times New Roman"/>
-          <w:b/>
-          <w:bCs/>
-          <w:sz w:val="28"/>
-          <w:szCs w:val="28"/>
+        <w:t xml:space="preserve">слово «додаток» стосується будь-якого ПЗ з певною функцією. Інтерфейс можна розглядати як сервісний контракт між двома програмами. Цей контракт визначає, як вони взаємодіють один з одним, використовуючи запити та відповіді. Документація </w:t>
+      </w:r>
+      <w:r>
+        <w:rPr>
+          <w:rFonts w:ascii="Times New Roman" w:hAnsi="Times New Roman"/>
+          <w:sz w:val="28"/>
+          <w:szCs w:val="28"/>
+          <w:lang w:val="en-US"/>
+        </w:rPr>
+        <w:t>API</w:t>
+      </w:r>
+      <w:r>
+        <w:rPr>
+          <w:rFonts w:ascii="Times New Roman" w:hAnsi="Times New Roman"/>
+          <w:sz w:val="28"/>
+          <w:szCs w:val="28"/>
+          <w:lang w:val="ru-RU"/>
         </w:rPr>
         <w:t xml:space="preserve"> </w:t>
       </w:r>
@@ -4376,16 +3009,29 @@
           <w:sz w:val="28"/>
           <w:szCs w:val="28"/>
         </w:rPr>
-        <w:t xml:space="preserve">URL для надсилання запиту, використовуються можливості </w:t>
-      </w:r>
-      <w:r>
-        <w:rPr>
-          <w:rFonts w:ascii="Times New Roman" w:hAnsi="Times New Roman"/>
-          <w:sz w:val="28"/>
-          <w:szCs w:val="28"/>
-          <w:lang w:val="en-US"/>
-        </w:rPr>
-        <w:t>API</w:t>
+        <w:t>містить інформацію про те, як розробники повинні структурувати ці запити та відповіді.</w:t>
+      </w:r>
+    </w:p>
+    <w:p>
+      <w:pPr>
+        <w:pStyle w:val="a0"/>
+        <w:spacing w:before="0" w:line="240" w:lineRule="auto"/>
+        <w:jc w:val="both"/>
+        <w:rPr>
+          <w:rFonts w:ascii="Times New Roman" w:eastAsia="Times New Roman" w:hAnsi="Times New Roman" w:cs="Times New Roman"/>
+          <w:b/>
+          <w:bCs/>
+          <w:sz w:val="28"/>
+          <w:szCs w:val="28"/>
+        </w:rPr>
+      </w:pPr>
+      <w:r>
+        <w:rPr>
+          <w:rFonts w:ascii="Times New Roman" w:hAnsi="Times New Roman"/>
+          <w:sz w:val="28"/>
+          <w:szCs w:val="28"/>
+        </w:rPr>
+        <w:t>Для</w:t>
       </w:r>
       <w:r>
         <w:rPr>
@@ -4394,298 +3040,7 @@
           <w:szCs w:val="28"/>
           <w:lang w:val="ru-RU"/>
         </w:rPr>
-        <w:t xml:space="preserve">. </w:t>
-      </w:r>
-    </w:p>
-    <w:p>
-      <w:pPr>
-        <w:pStyle w:val="a0"/>
-        <w:spacing w:before="0" w:line="240" w:lineRule="auto"/>
-        <w:jc w:val="both"/>
-        <w:rPr>
-          <w:rFonts w:ascii="Times New Roman" w:eastAsia="Times New Roman" w:hAnsi="Times New Roman" w:cs="Times New Roman"/>
-          <w:sz w:val="28"/>
-          <w:szCs w:val="28"/>
-        </w:rPr>
-      </w:pPr>
-      <w:r>
-        <w:rPr>
-          <w:rFonts w:ascii="Times New Roman" w:eastAsia="Times New Roman" w:hAnsi="Times New Roman" w:cs="Times New Roman"/>
-          <w:sz w:val="28"/>
-          <w:szCs w:val="28"/>
-        </w:rPr>
-        <w:tab/>
-      </w:r>
-      <w:r>
-        <w:rPr>
-          <w:rFonts w:ascii="Times New Roman" w:hAnsi="Times New Roman"/>
-          <w:sz w:val="28"/>
-          <w:szCs w:val="28"/>
-          <w:lang w:val="en-US"/>
-        </w:rPr>
-        <w:t>API</w:t>
-      </w:r>
-      <w:r>
-        <w:rPr>
-          <w:rFonts w:ascii="Times New Roman" w:hAnsi="Times New Roman"/>
-          <w:sz w:val="28"/>
-          <w:szCs w:val="28"/>
-          <w:lang w:val="ru-RU"/>
-        </w:rPr>
-        <w:t xml:space="preserve"> </w:t>
-      </w:r>
-      <w:r>
-        <w:rPr>
-          <w:rFonts w:ascii="Times New Roman" w:hAnsi="Times New Roman"/>
-          <w:sz w:val="28"/>
-          <w:szCs w:val="28"/>
-        </w:rPr>
-        <w:t xml:space="preserve">– це механізми, які дозволяють двом програмним компонентам взаємодіяти один з одним, використовуючи набір визначень та протоколів. Наприклад, система метеослужби містить щоденні дані про погоду. Програма погоди на телефоні спілкується з цією системою через </w:t>
-      </w:r>
-      <w:r>
-        <w:rPr>
-          <w:rFonts w:ascii="Times New Roman" w:hAnsi="Times New Roman"/>
-          <w:sz w:val="28"/>
-          <w:szCs w:val="28"/>
-          <w:lang w:val="en-US"/>
-        </w:rPr>
-        <w:t>API</w:t>
-      </w:r>
-      <w:r>
-        <w:rPr>
-          <w:rFonts w:ascii="Times New Roman" w:hAnsi="Times New Roman"/>
-          <w:sz w:val="28"/>
-          <w:szCs w:val="28"/>
-          <w:lang w:val="ru-RU"/>
-        </w:rPr>
-        <w:t xml:space="preserve"> </w:t>
-      </w:r>
-      <w:r>
-        <w:rPr>
-          <w:rFonts w:ascii="Times New Roman" w:hAnsi="Times New Roman"/>
-          <w:sz w:val="28"/>
-          <w:szCs w:val="28"/>
-        </w:rPr>
-        <w:t>і показує щоденні оновлення погоди на телефоні.</w:t>
-      </w:r>
-    </w:p>
-    <w:p>
-      <w:pPr>
-        <w:pStyle w:val="a0"/>
-        <w:spacing w:before="0" w:line="240" w:lineRule="auto"/>
-        <w:jc w:val="both"/>
-        <w:rPr>
-          <w:rFonts w:ascii="Times New Roman" w:eastAsia="Times New Roman" w:hAnsi="Times New Roman" w:cs="Times New Roman"/>
-          <w:sz w:val="28"/>
-          <w:szCs w:val="28"/>
-        </w:rPr>
-      </w:pPr>
-      <w:r>
-        <w:rPr>
-          <w:rFonts w:ascii="Times New Roman" w:eastAsia="Times New Roman" w:hAnsi="Times New Roman" w:cs="Times New Roman"/>
-          <w:sz w:val="28"/>
-          <w:szCs w:val="28"/>
-        </w:rPr>
-        <w:tab/>
-      </w:r>
-      <w:r>
-        <w:rPr>
-          <w:rFonts w:ascii="Times New Roman" w:hAnsi="Times New Roman"/>
-          <w:sz w:val="28"/>
-          <w:szCs w:val="28"/>
-        </w:rPr>
-        <w:t xml:space="preserve">API - Application Programming Interface, </w:t>
-      </w:r>
-      <w:r>
-        <w:rPr>
-          <w:rFonts w:ascii="Times New Roman" w:hAnsi="Times New Roman"/>
-          <w:sz w:val="28"/>
-          <w:szCs w:val="28"/>
-        </w:rPr>
-        <w:t xml:space="preserve">що означає програмний інтерфейс програми. У контексті </w:t>
-      </w:r>
-      <w:r>
-        <w:rPr>
-          <w:rFonts w:ascii="Times New Roman" w:hAnsi="Times New Roman"/>
-          <w:sz w:val="28"/>
-          <w:szCs w:val="28"/>
-          <w:lang w:val="en-US"/>
-        </w:rPr>
-        <w:t>API</w:t>
-      </w:r>
-      <w:r>
-        <w:rPr>
-          <w:rFonts w:ascii="Times New Roman" w:hAnsi="Times New Roman"/>
-          <w:sz w:val="28"/>
-          <w:szCs w:val="28"/>
-          <w:lang w:val="ru-RU"/>
-        </w:rPr>
-        <w:t xml:space="preserve"> </w:t>
-      </w:r>
-      <w:r>
-        <w:rPr>
-          <w:rFonts w:ascii="Times New Roman" w:hAnsi="Times New Roman"/>
-          <w:sz w:val="28"/>
-          <w:szCs w:val="28"/>
-        </w:rPr>
-        <w:t xml:space="preserve">слово «додаток» стосується будь-якого ПЗ з певною функцією. Інтерфейс можна розглядати як сервісний контракт між двома програмами. Цей контракт визначає, як вони взаємодіють один з одним, використовуючи запити та відповіді. Документація </w:t>
-      </w:r>
-      <w:r>
-        <w:rPr>
-          <w:rFonts w:ascii="Times New Roman" w:hAnsi="Times New Roman"/>
-          <w:sz w:val="28"/>
-          <w:szCs w:val="28"/>
-          <w:lang w:val="en-US"/>
-        </w:rPr>
-        <w:t>API</w:t>
-      </w:r>
-      <w:r>
-        <w:rPr>
-          <w:rFonts w:ascii="Times New Roman" w:hAnsi="Times New Roman"/>
-          <w:sz w:val="28"/>
-          <w:szCs w:val="28"/>
-          <w:lang w:val="ru-RU"/>
-        </w:rPr>
-        <w:t xml:space="preserve"> </w:t>
-      </w:r>
-      <w:r>
-        <w:rPr>
-          <w:rFonts w:ascii="Times New Roman" w:hAnsi="Times New Roman"/>
-          <w:sz w:val="28"/>
-          <w:szCs w:val="28"/>
-        </w:rPr>
-        <w:t>містить інформацію про те, як розробники повинні структурувати ці запити та відповіді.</w:t>
-      </w:r>
-    </w:p>
-    <w:p>
-      <w:pPr>
-        <w:pStyle w:val="a0"/>
-        <w:spacing w:before="0" w:line="240" w:lineRule="auto"/>
-        <w:jc w:val="both"/>
-        <w:rPr>
-          <w:rFonts w:ascii="Times New Roman" w:eastAsia="Times New Roman" w:hAnsi="Times New Roman" w:cs="Times New Roman"/>
-          <w:b/>
-          <w:bCs/>
-          <w:sz w:val="28"/>
-          <w:szCs w:val="28"/>
-        </w:rPr>
-      </w:pPr>
-      <w:r>
-        <w:rPr>
-          <w:rFonts w:ascii="Times New Roman" w:hAnsi="Times New Roman"/>
-          <w:sz w:val="28"/>
-          <w:szCs w:val="28"/>
-        </w:rPr>
-        <w:t>Для</w:t>
-      </w:r>
-      <w:r>
-        <w:rPr>
-          <w:rFonts w:ascii="Times New Roman" w:hAnsi="Times New Roman"/>
-          <w:sz w:val="28"/>
-          <w:szCs w:val="28"/>
-          <w:lang w:val="ru-RU"/>
-        </w:rPr>
-        <w:t xml:space="preserve"> </w:t>
-      </w:r>
-      <w:proofErr w:type="spellStart"/>
-      <w:r>
-        <w:rPr>
-          <w:rFonts w:ascii="Times New Roman" w:hAnsi="Times New Roman"/>
-          <w:sz w:val="28"/>
-          <w:szCs w:val="28"/>
-          <w:lang w:val="ru-RU"/>
-        </w:rPr>
-        <w:t>тренування</w:t>
-      </w:r>
-      <w:proofErr w:type="spellEnd"/>
-      <w:r>
-        <w:rPr>
-          <w:rFonts w:ascii="Times New Roman" w:hAnsi="Times New Roman"/>
-          <w:sz w:val="28"/>
-          <w:szCs w:val="28"/>
-          <w:lang w:val="ru-RU"/>
-        </w:rPr>
-        <w:t xml:space="preserve"> ми </w:t>
-      </w:r>
-      <w:proofErr w:type="spellStart"/>
-      <w:r>
-        <w:rPr>
-          <w:rFonts w:ascii="Times New Roman" w:hAnsi="Times New Roman"/>
-          <w:sz w:val="28"/>
-          <w:szCs w:val="28"/>
-          <w:lang w:val="ru-RU"/>
-        </w:rPr>
-        <w:t>будемо</w:t>
-      </w:r>
-      <w:proofErr w:type="spellEnd"/>
-      <w:r>
-        <w:rPr>
-          <w:rFonts w:ascii="Times New Roman" w:hAnsi="Times New Roman"/>
-          <w:sz w:val="28"/>
-          <w:szCs w:val="28"/>
-          <w:lang w:val="ru-RU"/>
-        </w:rPr>
-        <w:t xml:space="preserve"> </w:t>
-      </w:r>
-      <w:proofErr w:type="spellStart"/>
-      <w:r>
-        <w:rPr>
-          <w:rFonts w:ascii="Times New Roman" w:hAnsi="Times New Roman"/>
-          <w:sz w:val="28"/>
-          <w:szCs w:val="28"/>
-          <w:lang w:val="ru-RU"/>
-        </w:rPr>
-        <w:t>використовувати</w:t>
-      </w:r>
-      <w:proofErr w:type="spellEnd"/>
-      <w:r>
-        <w:rPr>
-          <w:rFonts w:ascii="Times New Roman" w:hAnsi="Times New Roman"/>
-          <w:sz w:val="28"/>
-          <w:szCs w:val="28"/>
-          <w:lang w:val="ru-RU"/>
-        </w:rPr>
-        <w:t xml:space="preserve"> </w:t>
-      </w:r>
-      <w:proofErr w:type="spellStart"/>
-      <w:r>
-        <w:rPr>
-          <w:rFonts w:ascii="Times New Roman" w:hAnsi="Times New Roman"/>
-          <w:sz w:val="28"/>
-          <w:szCs w:val="28"/>
-          <w:lang w:val="ru-RU"/>
-        </w:rPr>
-        <w:t>выдкриты</w:t>
-      </w:r>
-      <w:proofErr w:type="spellEnd"/>
-      <w:r>
-        <w:rPr>
-          <w:rFonts w:ascii="Times New Roman" w:hAnsi="Times New Roman"/>
-          <w:sz w:val="28"/>
-          <w:szCs w:val="28"/>
-          <w:lang w:val="ru-RU"/>
-        </w:rPr>
-        <w:t xml:space="preserve"> для </w:t>
-      </w:r>
-      <w:proofErr w:type="spellStart"/>
-      <w:r>
-        <w:rPr>
-          <w:rFonts w:ascii="Times New Roman" w:hAnsi="Times New Roman"/>
-          <w:sz w:val="28"/>
-          <w:szCs w:val="28"/>
-          <w:lang w:val="ru-RU"/>
-        </w:rPr>
-        <w:t>використання</w:t>
-      </w:r>
-      <w:proofErr w:type="spellEnd"/>
-      <w:r>
-        <w:rPr>
-          <w:rFonts w:ascii="Times New Roman" w:hAnsi="Times New Roman"/>
-          <w:sz w:val="28"/>
-          <w:szCs w:val="28"/>
-          <w:lang w:val="ru-RU"/>
-        </w:rPr>
-        <w:t xml:space="preserve"> </w:t>
+        <w:t xml:space="preserve"> тренування ми будемо використовувати выдкриты для використання </w:t>
       </w:r>
       <w:r>
         <w:rPr>
@@ -5073,7 +3428,7 @@
           <w:sz w:val="28"/>
           <w:szCs w:val="28"/>
         </w:rPr>
-        <w:t xml:space="preserve">2 - за умови </w:t>
+        <w:t xml:space="preserve">2 - за умови успіщного виконання запиту ми отримуємо відповідь  у форматі </w:t>
       </w:r>
       <w:proofErr w:type="spellStart"/>
       <w:r>
@@ -5081,8 +3436,9 @@
           <w:rFonts w:ascii="Times New Roman" w:hAnsi="Times New Roman"/>
           <w:sz w:val="28"/>
           <w:szCs w:val="28"/>
-        </w:rPr>
-        <w:t>успіщного</w:t>
+          <w:lang w:val="en-US"/>
+        </w:rPr>
+        <w:t>json</w:t>
       </w:r>
       <w:proofErr w:type="spellEnd"/>
       <w:r>
@@ -5090,25 +3446,6 @@
           <w:rFonts w:ascii="Times New Roman" w:hAnsi="Times New Roman"/>
           <w:sz w:val="28"/>
           <w:szCs w:val="28"/>
-        </w:rPr>
-        <w:t xml:space="preserve"> виконання запиту ми отримуємо відповідь  у форматі </w:t>
-      </w:r>
-      <w:proofErr w:type="spellStart"/>
-      <w:r>
-        <w:rPr>
-          <w:rFonts w:ascii="Times New Roman" w:hAnsi="Times New Roman"/>
-          <w:sz w:val="28"/>
-          <w:szCs w:val="28"/>
-          <w:lang w:val="en-US"/>
-        </w:rPr>
-        <w:t>json</w:t>
-      </w:r>
-      <w:proofErr w:type="spellEnd"/>
-      <w:r>
-        <w:rPr>
-          <w:rFonts w:ascii="Times New Roman" w:hAnsi="Times New Roman"/>
-          <w:sz w:val="28"/>
-          <w:szCs w:val="28"/>
           <w:lang w:val="ru-RU"/>
         </w:rPr>
         <w:t xml:space="preserve"> (</w:t>
@@ -5120,45 +3457,16 @@
           <w:szCs w:val="28"/>
           <w:lang w:val="ru-RU"/>
         </w:rPr>
-        <w:t xml:space="preserve">ми </w:t>
-      </w:r>
-      <w:proofErr w:type="spellStart"/>
-      <w:r>
-        <w:rPr>
-          <w:rFonts w:ascii="Times New Roman" w:hAnsi="Times New Roman"/>
-          <w:sz w:val="28"/>
-          <w:szCs w:val="28"/>
-          <w:lang w:val="ru-RU"/>
-        </w:rPr>
-        <w:t>застосову</w:t>
-      </w:r>
-      <w:r>
-        <w:rPr>
-          <w:rFonts w:ascii="Times New Roman" w:hAnsi="Times New Roman"/>
-          <w:sz w:val="28"/>
-          <w:szCs w:val="28"/>
-        </w:rPr>
-        <w:t>ємо</w:t>
-      </w:r>
-      <w:proofErr w:type="spellEnd"/>
-      <w:r>
-        <w:rPr>
-          <w:rFonts w:ascii="Times New Roman" w:hAnsi="Times New Roman"/>
-          <w:sz w:val="28"/>
-          <w:szCs w:val="28"/>
-        </w:rPr>
-        <w:t xml:space="preserve"> .</w:t>
-      </w:r>
-      <w:proofErr w:type="spellStart"/>
-      <w:r>
-        <w:rPr>
-          <w:rFonts w:ascii="Times New Roman" w:hAnsi="Times New Roman"/>
-          <w:sz w:val="28"/>
-          <w:szCs w:val="28"/>
-        </w:rPr>
-        <w:t>json</w:t>
-      </w:r>
-      <w:proofErr w:type="spellEnd"/>
+        <w:t>ми застосову</w:t>
+      </w:r>
+      <w:r>
+        <w:rPr>
+          <w:rFonts w:ascii="Times New Roman" w:hAnsi="Times New Roman"/>
+          <w:sz w:val="28"/>
+          <w:szCs w:val="28"/>
+        </w:rPr>
+        <w:t>ємо .json</w:t>
+      </w:r>
       <w:r>
         <w:rPr>
           <w:rFonts w:ascii="Times New Roman" w:hAnsi="Times New Roman"/>
@@ -5613,9 +3921,58 @@
           <w:szCs w:val="28"/>
           <w:lang w:val="ru-RU"/>
         </w:rPr>
-        <w:t xml:space="preserve">з </w:t>
-      </w:r>
-      <w:proofErr w:type="spellStart"/>
+        <w:t>з елементом </w:t>
+      </w:r>
+      <w:r>
+        <w:rPr>
+          <w:rFonts w:ascii="Times New Roman" w:hAnsi="Times New Roman"/>
+          <w:color w:val="181818"/>
+          <w:sz w:val="28"/>
+          <w:szCs w:val="28"/>
+        </w:rPr>
+        <w:t>&lt;</w:t>
+      </w:r>
+      <w:r>
+        <w:rPr>
+          <w:rFonts w:ascii="Times New Roman" w:hAnsi="Times New Roman"/>
+          <w:color w:val="181818"/>
+          <w:sz w:val="28"/>
+          <w:szCs w:val="28"/>
+          <w:lang w:val="fr-FR"/>
+        </w:rPr>
+        <w:t>script</w:t>
+      </w:r>
+      <w:r>
+        <w:rPr>
+          <w:rFonts w:ascii="Times New Roman" w:hAnsi="Times New Roman"/>
+          <w:color w:val="181818"/>
+          <w:sz w:val="28"/>
+          <w:szCs w:val="28"/>
+        </w:rPr>
+        <w:t>&gt;.</w:t>
+      </w:r>
+    </w:p>
+    <w:p>
+      <w:pPr>
+        <w:pStyle w:val="a0"/>
+        <w:spacing w:before="0" w:line="240" w:lineRule="auto"/>
+        <w:ind w:firstLine="945"/>
+        <w:jc w:val="both"/>
+        <w:rPr>
+          <w:rFonts w:ascii="Times New Roman" w:eastAsia="Times New Roman" w:hAnsi="Times New Roman" w:cs="Times New Roman"/>
+          <w:sz w:val="28"/>
+          <w:szCs w:val="28"/>
+        </w:rPr>
+      </w:pPr>
+      <w:r>
+        <w:rPr>
+          <w:rFonts w:ascii="Times New Roman" w:hAnsi="Times New Roman"/>
+          <w:color w:val="181818"/>
+          <w:sz w:val="28"/>
+          <w:szCs w:val="28"/>
+        </w:rPr>
+        <w:t xml:space="preserve">•  </w:t>
+      </w:r>
       <w:r>
         <w:rPr>
           <w:rFonts w:ascii="Times New Roman" w:hAnsi="Times New Roman"/>
@@ -5624,9 +3981,18 @@
           <w:szCs w:val="28"/>
           <w:lang w:val="ru-RU"/>
         </w:rPr>
-        <w:t>елементом</w:t>
-      </w:r>
-      <w:proofErr w:type="spellEnd"/>
+        <w:t>Використовуйте </w:t>
+      </w:r>
+      <w:r>
+        <w:rPr>
+          <w:rFonts w:ascii="Times New Roman" w:hAnsi="Times New Roman"/>
+          <w:color w:val="181818"/>
+          <w:sz w:val="28"/>
+          <w:szCs w:val="28"/>
+          <w:lang w:val="en-US"/>
+        </w:rPr>
+        <w:t>fetch</w:t>
+      </w:r>
       <w:r>
         <w:rPr>
           <w:rFonts w:ascii="Times New Roman" w:hAnsi="Times New Roman"/>
@@ -5635,103 +4001,7 @@
           <w:szCs w:val="28"/>
           <w:lang w:val="ru-RU"/>
         </w:rPr>
-        <w:t> </w:t>
-      </w:r>
-      <w:r>
-        <w:rPr>
-          <w:rFonts w:ascii="Times New Roman" w:hAnsi="Times New Roman"/>
-          <w:color w:val="181818"/>
-          <w:sz w:val="28"/>
-          <w:szCs w:val="28"/>
-          <w:lang w:val="fr-FR"/>
-        </w:rPr>
-        <w:t>&lt;script&gt;.</w:t>
-      </w:r>
-    </w:p>
-    <w:p>
-      <w:pPr>
-        <w:pStyle w:val="a0"/>
-        <w:spacing w:before="0" w:line="240" w:lineRule="auto"/>
-        <w:ind w:firstLine="945"/>
-        <w:jc w:val="both"/>
-        <w:rPr>
-          <w:rFonts w:ascii="Times New Roman" w:eastAsia="Times New Roman" w:hAnsi="Times New Roman" w:cs="Times New Roman"/>
-          <w:sz w:val="28"/>
-          <w:szCs w:val="28"/>
-        </w:rPr>
-      </w:pPr>
-      <w:r>
-        <w:rPr>
-          <w:rFonts w:ascii="Times New Roman" w:hAnsi="Times New Roman"/>
-          <w:color w:val="181818"/>
-          <w:sz w:val="28"/>
-          <w:szCs w:val="28"/>
-        </w:rPr>
-        <w:t xml:space="preserve">•  </w:t>
-      </w:r>
-      <w:proofErr w:type="spellStart"/>
-      <w:r>
-        <w:rPr>
-          <w:rFonts w:ascii="Times New Roman" w:hAnsi="Times New Roman"/>
-          <w:color w:val="181818"/>
-          <w:sz w:val="28"/>
-          <w:szCs w:val="28"/>
-          <w:lang w:val="ru-RU"/>
-        </w:rPr>
-        <w:t>Використовуйте</w:t>
-      </w:r>
-      <w:proofErr w:type="spellEnd"/>
-      <w:r>
-        <w:rPr>
-          <w:rFonts w:ascii="Times New Roman" w:hAnsi="Times New Roman"/>
-          <w:color w:val="181818"/>
-          <w:sz w:val="28"/>
-          <w:szCs w:val="28"/>
-          <w:lang w:val="ru-RU"/>
-        </w:rPr>
-        <w:t> </w:t>
-      </w:r>
-      <w:r>
-        <w:rPr>
-          <w:rFonts w:ascii="Times New Roman" w:hAnsi="Times New Roman"/>
-          <w:color w:val="181818"/>
-          <w:sz w:val="28"/>
-          <w:szCs w:val="28"/>
-          <w:lang w:val="en-US"/>
-        </w:rPr>
-        <w:t>fetch</w:t>
-      </w:r>
-      <w:r>
-        <w:rPr>
-          <w:rFonts w:ascii="Times New Roman" w:hAnsi="Times New Roman"/>
-          <w:color w:val="181818"/>
-          <w:sz w:val="28"/>
-          <w:szCs w:val="28"/>
-          <w:lang w:val="ru-RU"/>
-        </w:rPr>
-        <w:t xml:space="preserve"> для </w:t>
-      </w:r>
-      <w:proofErr w:type="spellStart"/>
-      <w:r>
-        <w:rPr>
-          <w:rFonts w:ascii="Times New Roman" w:hAnsi="Times New Roman"/>
-          <w:color w:val="181818"/>
-          <w:sz w:val="28"/>
-          <w:szCs w:val="28"/>
-          <w:lang w:val="ru-RU"/>
-        </w:rPr>
-        <w:t>завантаження</w:t>
-      </w:r>
-      <w:proofErr w:type="spellEnd"/>
-      <w:r>
-        <w:rPr>
-          <w:rFonts w:ascii="Times New Roman" w:hAnsi="Times New Roman"/>
-          <w:color w:val="181818"/>
-          <w:sz w:val="28"/>
-          <w:szCs w:val="28"/>
-          <w:lang w:val="ru-RU"/>
-        </w:rPr>
-        <w:t xml:space="preserve"> </w:t>
+        <w:t xml:space="preserve"> для завантаження </w:t>
       </w:r>
       <w:r>
         <w:rPr>
@@ -6000,9 +4270,68 @@
           <w:szCs w:val="28"/>
           <w:lang w:val="ru-RU"/>
         </w:rPr>
-        <w:t xml:space="preserve">з </w:t>
-      </w:r>
-      <w:proofErr w:type="spellStart"/>
+        <w:t>з елементом </w:t>
+      </w:r>
+      <w:r>
+        <w:rPr>
+          <w:rFonts w:ascii="Times New Roman" w:hAnsi="Times New Roman"/>
+          <w:color w:val="181818"/>
+          <w:sz w:val="28"/>
+          <w:szCs w:val="28"/>
+        </w:rPr>
+        <w:t>&lt;</w:t>
+      </w:r>
+      <w:r>
+        <w:rPr>
+          <w:rFonts w:ascii="Times New Roman" w:hAnsi="Times New Roman"/>
+          <w:color w:val="181818"/>
+          <w:sz w:val="28"/>
+          <w:szCs w:val="28"/>
+          <w:lang w:val="fr-FR"/>
+        </w:rPr>
+        <w:t>script</w:t>
+      </w:r>
+      <w:r>
+        <w:rPr>
+          <w:rFonts w:ascii="Times New Roman" w:hAnsi="Times New Roman"/>
+          <w:color w:val="181818"/>
+          <w:sz w:val="28"/>
+          <w:szCs w:val="28"/>
+        </w:rPr>
+        <w:t>&gt;.</w:t>
+      </w:r>
+    </w:p>
+    <w:p>
+      <w:pPr>
+        <w:pStyle w:val="a0"/>
+        <w:spacing w:before="0" w:line="240" w:lineRule="auto"/>
+        <w:ind w:firstLine="945"/>
+        <w:jc w:val="both"/>
+        <w:rPr>
+          <w:rFonts w:ascii="Times New Roman" w:eastAsia="Times New Roman" w:hAnsi="Times New Roman" w:cs="Times New Roman"/>
+          <w:sz w:val="28"/>
+          <w:szCs w:val="28"/>
+        </w:rPr>
+      </w:pPr>
+      <w:r>
+        <w:rPr>
+          <w:rFonts w:ascii="Times New Roman" w:hAnsi="Times New Roman"/>
+          <w:color w:val="181818"/>
+          <w:sz w:val="28"/>
+          <w:szCs w:val="28"/>
+        </w:rPr>
+        <w:t>•  Використовуйте </w:t>
+      </w:r>
+      <w:r>
+        <w:rPr>
+          <w:rFonts w:ascii="Times New Roman" w:hAnsi="Times New Roman"/>
+          <w:color w:val="181818"/>
+          <w:sz w:val="28"/>
+          <w:szCs w:val="28"/>
+          <w:lang w:val="en-US"/>
+        </w:rPr>
+        <w:t>fetch</w:t>
+      </w:r>
       <w:r>
         <w:rPr>
           <w:rFonts w:ascii="Times New Roman" w:hAnsi="Times New Roman"/>
@@ -6011,9 +4340,110 @@
           <w:szCs w:val="28"/>
           <w:lang w:val="ru-RU"/>
         </w:rPr>
-        <w:t>елементом</w:t>
-      </w:r>
-      <w:proofErr w:type="spellEnd"/>
+        <w:t xml:space="preserve"> для завантаження </w:t>
+      </w:r>
+      <w:r>
+        <w:rPr>
+          <w:rFonts w:ascii="Times New Roman" w:hAnsi="Times New Roman"/>
+          <w:color w:val="181818"/>
+          <w:sz w:val="28"/>
+          <w:szCs w:val="28"/>
+          <w:lang w:val="de-DE"/>
+        </w:rPr>
+        <w:t>JSON-</w:t>
+      </w:r>
+      <w:r>
+        <w:rPr>
+          <w:rFonts w:ascii="Times New Roman" w:hAnsi="Times New Roman"/>
+          <w:color w:val="181818"/>
+          <w:sz w:val="28"/>
+          <w:szCs w:val="28"/>
+        </w:rPr>
+        <w:t>файлу зі списком покупок.</w:t>
+      </w:r>
+    </w:p>
+    <w:p>
+      <w:pPr>
+        <w:pStyle w:val="a0"/>
+        <w:spacing w:before="0" w:line="240" w:lineRule="auto"/>
+        <w:ind w:firstLine="945"/>
+        <w:jc w:val="both"/>
+        <w:rPr>
+          <w:rFonts w:ascii="Times New Roman" w:eastAsia="Times New Roman" w:hAnsi="Times New Roman" w:cs="Times New Roman"/>
+          <w:sz w:val="28"/>
+          <w:szCs w:val="28"/>
+        </w:rPr>
+      </w:pPr>
+      <w:r>
+        <w:rPr>
+          <w:rFonts w:ascii="Times New Roman" w:hAnsi="Times New Roman"/>
+          <w:color w:val="181818"/>
+          <w:sz w:val="28"/>
+          <w:szCs w:val="28"/>
+        </w:rPr>
+        <w:t xml:space="preserve">•    Розберіть </w:t>
+      </w:r>
+      <w:r>
+        <w:rPr>
+          <w:rFonts w:ascii="Times New Roman" w:hAnsi="Times New Roman"/>
+          <w:color w:val="181818"/>
+          <w:sz w:val="28"/>
+          <w:szCs w:val="28"/>
+          <w:lang w:val="de-DE"/>
+        </w:rPr>
+        <w:t>JSON-</w:t>
+      </w:r>
+      <w:r>
+        <w:rPr>
+          <w:rFonts w:ascii="Times New Roman" w:hAnsi="Times New Roman"/>
+          <w:color w:val="181818"/>
+          <w:sz w:val="28"/>
+          <w:szCs w:val="28"/>
+        </w:rPr>
+        <w:t>файл за допомогою </w:t>
+      </w:r>
+      <w:r>
+        <w:rPr>
+          <w:rFonts w:ascii="Times New Roman" w:hAnsi="Times New Roman"/>
+          <w:color w:val="181818"/>
+          <w:sz w:val="28"/>
+          <w:szCs w:val="28"/>
+          <w:lang w:val="es-ES_tradnl"/>
+        </w:rPr>
+        <w:t>JSON.parse().</w:t>
+      </w:r>
+    </w:p>
+    <w:p>
+      <w:pPr>
+        <w:pStyle w:val="a0"/>
+        <w:spacing w:before="0" w:line="240" w:lineRule="auto"/>
+        <w:ind w:firstLine="945"/>
+        <w:jc w:val="both"/>
+        <w:rPr>
+          <w:rFonts w:ascii="Times New Roman" w:eastAsia="Times New Roman" w:hAnsi="Times New Roman" w:cs="Times New Roman"/>
+          <w:sz w:val="28"/>
+          <w:szCs w:val="28"/>
+        </w:rPr>
+      </w:pPr>
+      <w:r>
+        <w:rPr>
+          <w:rFonts w:ascii="Times New Roman" w:hAnsi="Times New Roman"/>
+          <w:color w:val="181818"/>
+          <w:sz w:val="28"/>
+          <w:szCs w:val="28"/>
+        </w:rPr>
+        <w:t xml:space="preserve">•   Створіть список </w:t>
+      </w:r>
+      <w:r>
+        <w:rPr>
+          <w:rFonts w:ascii="Times New Roman" w:hAnsi="Times New Roman"/>
+          <w:color w:val="181818"/>
+          <w:sz w:val="28"/>
+          <w:szCs w:val="28"/>
+          <w:lang w:val="en-US"/>
+        </w:rPr>
+        <w:t>HTML</w:t>
+      </w:r>
       <w:r>
         <w:rPr>
           <w:rFonts w:ascii="Times New Roman" w:hAnsi="Times New Roman"/>
@@ -6022,49 +4452,7 @@
           <w:szCs w:val="28"/>
           <w:lang w:val="ru-RU"/>
         </w:rPr>
-        <w:t> </w:t>
-      </w:r>
-      <w:r>
-        <w:rPr>
-          <w:rFonts w:ascii="Times New Roman" w:hAnsi="Times New Roman"/>
-          <w:color w:val="181818"/>
-          <w:sz w:val="28"/>
-          <w:szCs w:val="28"/>
-          <w:lang w:val="fr-FR"/>
-        </w:rPr>
-        <w:t>&lt;script&gt;.</w:t>
-      </w:r>
-    </w:p>
-    <w:p>
-      <w:pPr>
-        <w:pStyle w:val="a0"/>
-        <w:spacing w:before="0" w:line="240" w:lineRule="auto"/>
-        <w:ind w:firstLine="945"/>
-        <w:jc w:val="both"/>
-        <w:rPr>
-          <w:rFonts w:ascii="Times New Roman" w:eastAsia="Times New Roman" w:hAnsi="Times New Roman" w:cs="Times New Roman"/>
-          <w:sz w:val="28"/>
-          <w:szCs w:val="28"/>
-        </w:rPr>
-      </w:pPr>
-      <w:r>
-        <w:rPr>
-          <w:rFonts w:ascii="Times New Roman" w:hAnsi="Times New Roman"/>
-          <w:color w:val="181818"/>
-          <w:sz w:val="28"/>
-          <w:szCs w:val="28"/>
-        </w:rPr>
-        <w:t>•  Використовуйте </w:t>
-      </w:r>
-      <w:r>
-        <w:rPr>
-          <w:rFonts w:ascii="Times New Roman" w:hAnsi="Times New Roman"/>
-          <w:color w:val="181818"/>
-          <w:sz w:val="28"/>
-          <w:szCs w:val="28"/>
-          <w:lang w:val="en-US"/>
-        </w:rPr>
-        <w:t>fetch</w:t>
+        <w:t xml:space="preserve"> </w:t>
       </w:r>
       <w:r>
         <w:rPr>
@@ -6074,173 +4462,7 @@
           <w:szCs w:val="28"/>
           <w:lang w:val="ru-RU"/>
         </w:rPr>
-        <w:t xml:space="preserve"> для </w:t>
-      </w:r>
-      <w:proofErr w:type="spellStart"/>
-      <w:r>
-        <w:rPr>
-          <w:rFonts w:ascii="Times New Roman" w:hAnsi="Times New Roman"/>
-          <w:color w:val="181818"/>
-          <w:sz w:val="28"/>
-          <w:szCs w:val="28"/>
-          <w:lang w:val="ru-RU"/>
-        </w:rPr>
-        <w:t>завантаження</w:t>
-      </w:r>
-      <w:proofErr w:type="spellEnd"/>
-      <w:r>
-        <w:rPr>
-          <w:rFonts w:ascii="Times New Roman" w:hAnsi="Times New Roman"/>
-          <w:color w:val="181818"/>
-          <w:sz w:val="28"/>
-          <w:szCs w:val="28"/>
-          <w:lang w:val="ru-RU"/>
-        </w:rPr>
-        <w:t xml:space="preserve"> </w:t>
-      </w:r>
-      <w:r>
-        <w:rPr>
-          <w:rFonts w:ascii="Times New Roman" w:hAnsi="Times New Roman"/>
-          <w:color w:val="181818"/>
-          <w:sz w:val="28"/>
-          <w:szCs w:val="28"/>
-          <w:lang w:val="de-DE"/>
-        </w:rPr>
-        <w:t>JSON-</w:t>
-      </w:r>
-      <w:r>
-        <w:rPr>
-          <w:rFonts w:ascii="Times New Roman" w:hAnsi="Times New Roman"/>
-          <w:color w:val="181818"/>
-          <w:sz w:val="28"/>
-          <w:szCs w:val="28"/>
-        </w:rPr>
-        <w:t>файлу зі списком покупок.</w:t>
-      </w:r>
-    </w:p>
-    <w:p>
-      <w:pPr>
-        <w:pStyle w:val="a0"/>
-        <w:spacing w:before="0" w:line="240" w:lineRule="auto"/>
-        <w:ind w:firstLine="945"/>
-        <w:jc w:val="both"/>
-        <w:rPr>
-          <w:rFonts w:ascii="Times New Roman" w:eastAsia="Times New Roman" w:hAnsi="Times New Roman" w:cs="Times New Roman"/>
-          <w:sz w:val="28"/>
-          <w:szCs w:val="28"/>
-        </w:rPr>
-      </w:pPr>
-      <w:r>
-        <w:rPr>
-          <w:rFonts w:ascii="Times New Roman" w:hAnsi="Times New Roman"/>
-          <w:color w:val="181818"/>
-          <w:sz w:val="28"/>
-          <w:szCs w:val="28"/>
-        </w:rPr>
-        <w:t xml:space="preserve">•    Розберіть </w:t>
-      </w:r>
-      <w:r>
-        <w:rPr>
-          <w:rFonts w:ascii="Times New Roman" w:hAnsi="Times New Roman"/>
-          <w:color w:val="181818"/>
-          <w:sz w:val="28"/>
-          <w:szCs w:val="28"/>
-          <w:lang w:val="de-DE"/>
-        </w:rPr>
-        <w:t>JSON-</w:t>
-      </w:r>
-      <w:r>
-        <w:rPr>
-          <w:rFonts w:ascii="Times New Roman" w:hAnsi="Times New Roman"/>
-          <w:color w:val="181818"/>
-          <w:sz w:val="28"/>
-          <w:szCs w:val="28"/>
-        </w:rPr>
-        <w:t>файл за допомогою </w:t>
-      </w:r>
-      <w:r>
-        <w:rPr>
-          <w:rFonts w:ascii="Times New Roman" w:hAnsi="Times New Roman"/>
-          <w:color w:val="181818"/>
-          <w:sz w:val="28"/>
-          <w:szCs w:val="28"/>
-          <w:lang w:val="es-ES_tradnl"/>
-        </w:rPr>
-        <w:t>JSON.parse().</w:t>
-      </w:r>
-    </w:p>
-    <w:p>
-      <w:pPr>
-        <w:pStyle w:val="a0"/>
-        <w:spacing w:before="0" w:line="240" w:lineRule="auto"/>
-        <w:ind w:firstLine="945"/>
-        <w:jc w:val="both"/>
-        <w:rPr>
-          <w:rFonts w:ascii="Times New Roman" w:eastAsia="Times New Roman" w:hAnsi="Times New Roman" w:cs="Times New Roman"/>
-          <w:sz w:val="28"/>
-          <w:szCs w:val="28"/>
-        </w:rPr>
-      </w:pPr>
-      <w:r>
-        <w:rPr>
-          <w:rFonts w:ascii="Times New Roman" w:hAnsi="Times New Roman"/>
-          <w:color w:val="181818"/>
-          <w:sz w:val="28"/>
-          <w:szCs w:val="28"/>
-        </w:rPr>
-        <w:t xml:space="preserve">•   Створіть список </w:t>
-      </w:r>
-      <w:r>
-        <w:rPr>
-          <w:rFonts w:ascii="Times New Roman" w:hAnsi="Times New Roman"/>
-          <w:color w:val="181818"/>
-          <w:sz w:val="28"/>
-          <w:szCs w:val="28"/>
-          <w:lang w:val="en-US"/>
-        </w:rPr>
-        <w:t>HTML</w:t>
-      </w:r>
-      <w:r>
-        <w:rPr>
-          <w:rFonts w:ascii="Times New Roman" w:hAnsi="Times New Roman"/>
-          <w:color w:val="181818"/>
-          <w:sz w:val="28"/>
-          <w:szCs w:val="28"/>
-          <w:lang w:val="ru-RU"/>
-        </w:rPr>
-        <w:t xml:space="preserve"> </w:t>
-      </w:r>
-      <w:r>
-        <w:rPr>
-          <w:rFonts w:ascii="Times New Roman" w:hAnsi="Times New Roman"/>
-          <w:color w:val="181818"/>
-          <w:sz w:val="28"/>
-          <w:szCs w:val="28"/>
-          <w:lang w:val="ru-RU"/>
-        </w:rPr>
-        <w:t xml:space="preserve">з </w:t>
-      </w:r>
-      <w:proofErr w:type="spellStart"/>
-      <w:r>
-        <w:rPr>
-          <w:rFonts w:ascii="Times New Roman" w:hAnsi="Times New Roman"/>
-          <w:color w:val="181818"/>
-          <w:sz w:val="28"/>
-          <w:szCs w:val="28"/>
-          <w:lang w:val="ru-RU"/>
-        </w:rPr>
-        <w:t>елементами</w:t>
-      </w:r>
-      <w:proofErr w:type="spellEnd"/>
-      <w:r>
-        <w:rPr>
-          <w:rFonts w:ascii="Times New Roman" w:hAnsi="Times New Roman"/>
-          <w:color w:val="181818"/>
-          <w:sz w:val="28"/>
-          <w:szCs w:val="28"/>
-          <w:lang w:val="ru-RU"/>
-        </w:rPr>
-        <w:t> </w:t>
+        <w:t>з елементами </w:t>
       </w:r>
       <w:r>
         <w:rPr>
@@ -6410,9 +4632,68 @@
           <w:szCs w:val="28"/>
           <w:lang w:val="ru-RU"/>
         </w:rPr>
-        <w:t xml:space="preserve">з </w:t>
-      </w:r>
-      <w:proofErr w:type="spellStart"/>
+        <w:t>з елементом </w:t>
+      </w:r>
+      <w:r>
+        <w:rPr>
+          <w:rFonts w:ascii="Times New Roman" w:hAnsi="Times New Roman"/>
+          <w:color w:val="181818"/>
+          <w:sz w:val="28"/>
+          <w:szCs w:val="28"/>
+        </w:rPr>
+        <w:t>&lt;</w:t>
+      </w:r>
+      <w:r>
+        <w:rPr>
+          <w:rFonts w:ascii="Times New Roman" w:hAnsi="Times New Roman"/>
+          <w:color w:val="181818"/>
+          <w:sz w:val="28"/>
+          <w:szCs w:val="28"/>
+          <w:lang w:val="fr-FR"/>
+        </w:rPr>
+        <w:t>script</w:t>
+      </w:r>
+      <w:r>
+        <w:rPr>
+          <w:rFonts w:ascii="Times New Roman" w:hAnsi="Times New Roman"/>
+          <w:color w:val="181818"/>
+          <w:sz w:val="28"/>
+          <w:szCs w:val="28"/>
+        </w:rPr>
+        <w:t>&gt;.</w:t>
+      </w:r>
+    </w:p>
+    <w:p>
+      <w:pPr>
+        <w:pStyle w:val="a0"/>
+        <w:spacing w:before="0" w:line="240" w:lineRule="auto"/>
+        <w:ind w:firstLine="945"/>
+        <w:jc w:val="both"/>
+        <w:rPr>
+          <w:rFonts w:ascii="Times New Roman" w:eastAsia="Times New Roman" w:hAnsi="Times New Roman" w:cs="Times New Roman"/>
+          <w:sz w:val="28"/>
+          <w:szCs w:val="28"/>
+        </w:rPr>
+      </w:pPr>
+      <w:r>
+        <w:rPr>
+          <w:rFonts w:ascii="Times New Roman" w:hAnsi="Times New Roman"/>
+          <w:color w:val="181818"/>
+          <w:sz w:val="28"/>
+          <w:szCs w:val="28"/>
+        </w:rPr>
+        <w:t>•  Використовуйте </w:t>
+      </w:r>
+      <w:r>
+        <w:rPr>
+          <w:rFonts w:ascii="Times New Roman" w:hAnsi="Times New Roman"/>
+          <w:color w:val="181818"/>
+          <w:sz w:val="28"/>
+          <w:szCs w:val="28"/>
+          <w:lang w:val="en-US"/>
+        </w:rPr>
+        <w:t>fetch</w:t>
+      </w:r>
       <w:r>
         <w:rPr>
           <w:rFonts w:ascii="Times New Roman" w:hAnsi="Times New Roman"/>
@@ -6421,114 +4702,7 @@
           <w:szCs w:val="28"/>
           <w:lang w:val="ru-RU"/>
         </w:rPr>
-        <w:t>елементом</w:t>
-      </w:r>
-      <w:proofErr w:type="spellEnd"/>
-      <w:r>
-        <w:rPr>
-          <w:rFonts w:ascii="Times New Roman" w:hAnsi="Times New Roman"/>
-          <w:color w:val="181818"/>
-          <w:sz w:val="28"/>
-          <w:szCs w:val="28"/>
-          <w:lang w:val="ru-RU"/>
-        </w:rPr>
-        <w:t> </w:t>
-      </w:r>
-      <w:r>
-        <w:rPr>
-          <w:rFonts w:ascii="Times New Roman" w:hAnsi="Times New Roman"/>
-          <w:color w:val="181818"/>
-          <w:sz w:val="28"/>
-          <w:szCs w:val="28"/>
-          <w:lang w:val="fr-FR"/>
-        </w:rPr>
-        <w:t>&lt;script&gt;.</w:t>
-      </w:r>
-    </w:p>
-    <w:p>
-      <w:pPr>
-        <w:pStyle w:val="a0"/>
-        <w:spacing w:before="0" w:line="240" w:lineRule="auto"/>
-        <w:ind w:firstLine="945"/>
-        <w:jc w:val="both"/>
-        <w:rPr>
-          <w:rFonts w:ascii="Times New Roman" w:eastAsia="Times New Roman" w:hAnsi="Times New Roman" w:cs="Times New Roman"/>
-          <w:sz w:val="28"/>
-          <w:szCs w:val="28"/>
-        </w:rPr>
-      </w:pPr>
-      <w:r>
-        <w:rPr>
-          <w:rFonts w:ascii="Times New Roman" w:hAnsi="Times New Roman"/>
-          <w:color w:val="181818"/>
-          <w:sz w:val="28"/>
-          <w:szCs w:val="28"/>
-        </w:rPr>
-        <w:t>•  Використовуйте </w:t>
-      </w:r>
-      <w:r>
-        <w:rPr>
-          <w:rFonts w:ascii="Times New Roman" w:hAnsi="Times New Roman"/>
-          <w:color w:val="181818"/>
-          <w:sz w:val="28"/>
-          <w:szCs w:val="28"/>
-          <w:lang w:val="en-US"/>
-        </w:rPr>
-        <w:t>fetch</w:t>
-      </w:r>
-      <w:r>
-        <w:rPr>
-          <w:rFonts w:ascii="Times New Roman" w:hAnsi="Times New Roman"/>
-          <w:color w:val="181818"/>
-          <w:sz w:val="28"/>
-          <w:szCs w:val="28"/>
-          <w:lang w:val="ru-RU"/>
-        </w:rPr>
-        <w:t xml:space="preserve"> для </w:t>
-      </w:r>
-      <w:proofErr w:type="spellStart"/>
-      <w:r>
-        <w:rPr>
-          <w:rFonts w:ascii="Times New Roman" w:hAnsi="Times New Roman"/>
-          <w:color w:val="181818"/>
-          <w:sz w:val="28"/>
-          <w:szCs w:val="28"/>
-          <w:lang w:val="ru-RU"/>
-        </w:rPr>
-        <w:t>отримання</w:t>
-      </w:r>
-      <w:proofErr w:type="spellEnd"/>
-      <w:r>
-        <w:rPr>
-          <w:rFonts w:ascii="Times New Roman" w:hAnsi="Times New Roman"/>
-          <w:color w:val="181818"/>
-          <w:sz w:val="28"/>
-          <w:szCs w:val="28"/>
-          <w:lang w:val="ru-RU"/>
-        </w:rPr>
-        <w:t xml:space="preserve"> </w:t>
-      </w:r>
-      <w:proofErr w:type="spellStart"/>
-      <w:r>
-        <w:rPr>
-          <w:rFonts w:ascii="Times New Roman" w:hAnsi="Times New Roman"/>
-          <w:color w:val="181818"/>
-          <w:sz w:val="28"/>
-          <w:szCs w:val="28"/>
-          <w:lang w:val="ru-RU"/>
-        </w:rPr>
-        <w:t>даних</w:t>
-      </w:r>
-      <w:proofErr w:type="spellEnd"/>
-      <w:r>
-        <w:rPr>
-          <w:rFonts w:ascii="Times New Roman" w:hAnsi="Times New Roman"/>
-          <w:color w:val="181818"/>
-          <w:sz w:val="28"/>
-          <w:szCs w:val="28"/>
-          <w:lang w:val="ru-RU"/>
-        </w:rPr>
-        <w:t xml:space="preserve"> про погоду з </w:t>
+        <w:t xml:space="preserve"> для отримання даних про погоду з </w:t>
       </w:r>
       <w:r>
         <w:rPr>
@@ -6734,9 +4908,20 @@
           <w:highlight w:val="green"/>
           <w:lang w:val="ru-RU"/>
         </w:rPr>
-        <w:t> </w:t>
-      </w:r>
-      <w:proofErr w:type="spellStart"/>
+        <w:t xml:space="preserve"> Цитати дня </w:t>
+      </w:r>
+      <w:r>
+        <w:rPr>
+          <w:rFonts w:ascii="Times New Roman" w:hAnsi="Times New Roman"/>
+          <w:b/>
+          <w:bCs/>
+          <w:color w:val="181818"/>
+          <w:sz w:val="28"/>
+          <w:szCs w:val="28"/>
+          <w:highlight w:val="green"/>
+        </w:rPr>
+        <w:t>(</w:t>
+      </w:r>
       <w:r>
         <w:rPr>
           <w:rFonts w:ascii="Times New Roman" w:hAnsi="Times New Roman"/>
@@ -6748,9 +4933,8 @@
           <w:highlight w:val="green"/>
           <w:lang w:val="ru-RU"/>
         </w:rPr>
-        <w:t>Цитати</w:t>
-      </w:r>
-      <w:proofErr w:type="spellEnd"/>
+        <w:t>випадкова</w:t>
+      </w:r>
       <w:r>
         <w:rPr>
           <w:rFonts w:ascii="Times New Roman" w:hAnsi="Times New Roman"/>
@@ -6760,48 +4944,88 @@
           <w:sz w:val="28"/>
           <w:szCs w:val="28"/>
           <w:highlight w:val="green"/>
+        </w:rPr>
+        <w:t>):</w:t>
+      </w:r>
+    </w:p>
+    <w:p>
+      <w:pPr>
+        <w:pStyle w:val="a0"/>
+        <w:spacing w:before="0" w:line="240" w:lineRule="auto"/>
+        <w:ind w:firstLine="945"/>
+        <w:jc w:val="both"/>
+        <w:rPr>
+          <w:rFonts w:ascii="Times New Roman" w:eastAsia="Times New Roman" w:hAnsi="Times New Roman" w:cs="Times New Roman"/>
+          <w:sz w:val="28"/>
+          <w:szCs w:val="28"/>
+        </w:rPr>
+      </w:pPr>
+      <w:r>
+        <w:rPr>
+          <w:rFonts w:ascii="Times New Roman" w:hAnsi="Times New Roman"/>
+          <w:color w:val="181818"/>
+          <w:sz w:val="28"/>
+          <w:szCs w:val="28"/>
+        </w:rPr>
+        <w:t xml:space="preserve">•       Створіть файл </w:t>
+      </w:r>
+      <w:r>
+        <w:rPr>
+          <w:rFonts w:ascii="Times New Roman" w:hAnsi="Times New Roman"/>
+          <w:color w:val="181818"/>
+          <w:sz w:val="28"/>
+          <w:szCs w:val="28"/>
+          <w:lang w:val="en-US"/>
+        </w:rPr>
+        <w:t>HTML</w:t>
+      </w:r>
+      <w:r>
+        <w:rPr>
+          <w:rFonts w:ascii="Times New Roman" w:hAnsi="Times New Roman"/>
+          <w:color w:val="181818"/>
+          <w:sz w:val="28"/>
+          <w:szCs w:val="28"/>
           <w:lang w:val="ru-RU"/>
         </w:rPr>
-        <w:t xml:space="preserve"> дня </w:t>
-      </w:r>
-      <w:r>
-        <w:rPr>
-          <w:rFonts w:ascii="Times New Roman" w:hAnsi="Times New Roman"/>
-          <w:b/>
-          <w:bCs/>
-          <w:color w:val="181818"/>
-          <w:sz w:val="28"/>
-          <w:szCs w:val="28"/>
-          <w:highlight w:val="green"/>
-        </w:rPr>
-        <w:t>(</w:t>
-      </w:r>
-      <w:proofErr w:type="spellStart"/>
-      <w:r>
-        <w:rPr>
-          <w:rFonts w:ascii="Times New Roman" w:hAnsi="Times New Roman"/>
-          <w:b/>
-          <w:bCs/>
-          <w:color w:val="181818"/>
-          <w:sz w:val="28"/>
-          <w:szCs w:val="28"/>
-          <w:highlight w:val="green"/>
+        <w:t xml:space="preserve"> </w:t>
+      </w:r>
+      <w:r>
+        <w:rPr>
+          <w:rFonts w:ascii="Times New Roman" w:hAnsi="Times New Roman"/>
+          <w:color w:val="181818"/>
+          <w:sz w:val="28"/>
+          <w:szCs w:val="28"/>
           <w:lang w:val="ru-RU"/>
         </w:rPr>
-        <w:t>випадкова</w:t>
-      </w:r>
-      <w:proofErr w:type="spellEnd"/>
-      <w:r>
-        <w:rPr>
-          <w:rFonts w:ascii="Times New Roman" w:hAnsi="Times New Roman"/>
-          <w:b/>
-          <w:bCs/>
-          <w:color w:val="181818"/>
-          <w:sz w:val="28"/>
-          <w:szCs w:val="28"/>
-          <w:highlight w:val="green"/>
-        </w:rPr>
-        <w:t>):</w:t>
+        <w:t>з елементом </w:t>
+      </w:r>
+      <w:r>
+        <w:rPr>
+          <w:rFonts w:ascii="Times New Roman" w:hAnsi="Times New Roman"/>
+          <w:color w:val="181818"/>
+          <w:sz w:val="28"/>
+          <w:szCs w:val="28"/>
+        </w:rPr>
+        <w:t>&lt;</w:t>
+      </w:r>
+      <w:r>
+        <w:rPr>
+          <w:rFonts w:ascii="Times New Roman" w:hAnsi="Times New Roman"/>
+          <w:color w:val="181818"/>
+          <w:sz w:val="28"/>
+          <w:szCs w:val="28"/>
+          <w:lang w:val="fr-FR"/>
+        </w:rPr>
+        <w:t>script</w:t>
+      </w:r>
+      <w:r>
+        <w:rPr>
+          <w:rFonts w:ascii="Times New Roman" w:hAnsi="Times New Roman"/>
+          <w:color w:val="181818"/>
+          <w:sz w:val="28"/>
+          <w:szCs w:val="28"/>
+        </w:rPr>
+        <w:t>&gt;.</w:t>
       </w:r>
     </w:p>
     <w:p>
@@ -6823,7 +5047,7 @@
           <w:sz w:val="28"/>
           <w:szCs w:val="28"/>
         </w:rPr>
-        <w:t xml:space="preserve">•       Створіть файл </w:t>
+        <w:t>•     Використовуйте </w:t>
       </w:r>
       <w:r>
         <w:rPr>
@@ -6833,7 +5057,7 @@
           <w:szCs w:val="28"/>
           <w:lang w:val="en-US"/>
         </w:rPr>
-        <w:t>HTML</w:t>
+        <w:t>fetch</w:t>
       </w:r>
       <w:r>
         <w:rPr>
@@ -6843,113 +5067,7 @@
           <w:szCs w:val="28"/>
           <w:lang w:val="ru-RU"/>
         </w:rPr>
-        <w:t xml:space="preserve"> </w:t>
-      </w:r>
-      <w:r>
-        <w:rPr>
-          <w:rFonts w:ascii="Times New Roman" w:hAnsi="Times New Roman"/>
-          <w:color w:val="181818"/>
-          <w:sz w:val="28"/>
-          <w:szCs w:val="28"/>
-          <w:lang w:val="ru-RU"/>
-        </w:rPr>
-        <w:t xml:space="preserve">з </w:t>
-      </w:r>
-      <w:proofErr w:type="spellStart"/>
-      <w:r>
-        <w:rPr>
-          <w:rFonts w:ascii="Times New Roman" w:hAnsi="Times New Roman"/>
-          <w:color w:val="181818"/>
-          <w:sz w:val="28"/>
-          <w:szCs w:val="28"/>
-          <w:lang w:val="ru-RU"/>
-        </w:rPr>
-        <w:t>елементом</w:t>
-      </w:r>
-      <w:proofErr w:type="spellEnd"/>
-      <w:r>
-        <w:rPr>
-          <w:rFonts w:ascii="Times New Roman" w:hAnsi="Times New Roman"/>
-          <w:color w:val="181818"/>
-          <w:sz w:val="28"/>
-          <w:szCs w:val="28"/>
-          <w:lang w:val="ru-RU"/>
-        </w:rPr>
-        <w:t> </w:t>
-      </w:r>
-      <w:r>
-        <w:rPr>
-          <w:rFonts w:ascii="Times New Roman" w:hAnsi="Times New Roman"/>
-          <w:color w:val="181818"/>
-          <w:sz w:val="28"/>
-          <w:szCs w:val="28"/>
-          <w:lang w:val="fr-FR"/>
-        </w:rPr>
-        <w:t>&lt;script&gt;.</w:t>
-      </w:r>
-    </w:p>
-    <w:p>
-      <w:pPr>
-        <w:pStyle w:val="a0"/>
-        <w:spacing w:before="0" w:line="240" w:lineRule="auto"/>
-        <w:ind w:firstLine="945"/>
-        <w:jc w:val="both"/>
-        <w:rPr>
-          <w:rFonts w:ascii="Times New Roman" w:eastAsia="Times New Roman" w:hAnsi="Times New Roman" w:cs="Times New Roman"/>
-          <w:sz w:val="28"/>
-          <w:szCs w:val="28"/>
-        </w:rPr>
-      </w:pPr>
-      <w:r>
-        <w:rPr>
-          <w:rFonts w:ascii="Times New Roman" w:hAnsi="Times New Roman"/>
-          <w:color w:val="181818"/>
-          <w:sz w:val="28"/>
-          <w:szCs w:val="28"/>
-        </w:rPr>
-        <w:t>•     Використовуйте </w:t>
-      </w:r>
-      <w:r>
-        <w:rPr>
-          <w:rFonts w:ascii="Times New Roman" w:hAnsi="Times New Roman"/>
-          <w:color w:val="181818"/>
-          <w:sz w:val="28"/>
-          <w:szCs w:val="28"/>
-          <w:lang w:val="en-US"/>
-        </w:rPr>
-        <w:t>fetch</w:t>
-      </w:r>
-      <w:r>
-        <w:rPr>
-          <w:rFonts w:ascii="Times New Roman" w:hAnsi="Times New Roman"/>
-          <w:color w:val="181818"/>
-          <w:sz w:val="28"/>
-          <w:szCs w:val="28"/>
-          <w:lang w:val="ru-RU"/>
-        </w:rPr>
-        <w:t xml:space="preserve"> для </w:t>
-      </w:r>
-      <w:proofErr w:type="spellStart"/>
-      <w:r>
-        <w:rPr>
-          <w:rFonts w:ascii="Times New Roman" w:hAnsi="Times New Roman"/>
-          <w:color w:val="181818"/>
-          <w:sz w:val="28"/>
-          <w:szCs w:val="28"/>
-          <w:lang w:val="ru-RU"/>
-        </w:rPr>
-        <w:t>завантаження</w:t>
-      </w:r>
-      <w:proofErr w:type="spellEnd"/>
-      <w:r>
-        <w:rPr>
-          <w:rFonts w:ascii="Times New Roman" w:hAnsi="Times New Roman"/>
-          <w:color w:val="181818"/>
-          <w:sz w:val="28"/>
-          <w:szCs w:val="28"/>
-          <w:lang w:val="ru-RU"/>
-        </w:rPr>
-        <w:t xml:space="preserve"> </w:t>
+        <w:t xml:space="preserve"> для завантаження </w:t>
       </w:r>
       <w:r>
         <w:rPr>
@@ -7181,9 +5299,58 @@
           <w:szCs w:val="28"/>
           <w:lang w:val="ru-RU"/>
         </w:rPr>
-        <w:t xml:space="preserve">з </w:t>
-      </w:r>
-      <w:proofErr w:type="spellStart"/>
+        <w:t>з елементом </w:t>
+      </w:r>
+      <w:r>
+        <w:rPr>
+          <w:rFonts w:ascii="Times New Roman" w:hAnsi="Times New Roman"/>
+          <w:color w:val="181818"/>
+          <w:sz w:val="28"/>
+          <w:szCs w:val="28"/>
+        </w:rPr>
+        <w:t>&lt;</w:t>
+      </w:r>
+      <w:r>
+        <w:rPr>
+          <w:rFonts w:ascii="Times New Roman" w:hAnsi="Times New Roman"/>
+          <w:color w:val="181818"/>
+          <w:sz w:val="28"/>
+          <w:szCs w:val="28"/>
+          <w:lang w:val="fr-FR"/>
+        </w:rPr>
+        <w:t>script</w:t>
+      </w:r>
+      <w:r>
+        <w:rPr>
+          <w:rFonts w:ascii="Times New Roman" w:hAnsi="Times New Roman"/>
+          <w:color w:val="181818"/>
+          <w:sz w:val="28"/>
+          <w:szCs w:val="28"/>
+        </w:rPr>
+        <w:t>&gt;.</w:t>
+      </w:r>
+    </w:p>
+    <w:p>
+      <w:pPr>
+        <w:pStyle w:val="a0"/>
+        <w:spacing w:before="0" w:line="240" w:lineRule="auto"/>
+        <w:ind w:firstLine="945"/>
+        <w:jc w:val="both"/>
+        <w:rPr>
+          <w:rFonts w:ascii="Times New Roman" w:eastAsia="Times New Roman" w:hAnsi="Times New Roman" w:cs="Times New Roman"/>
+          <w:sz w:val="28"/>
+          <w:szCs w:val="28"/>
+        </w:rPr>
+      </w:pPr>
+      <w:r>
+        <w:rPr>
+          <w:rFonts w:ascii="Times New Roman" w:hAnsi="Times New Roman"/>
+          <w:color w:val="181818"/>
+          <w:sz w:val="28"/>
+          <w:szCs w:val="28"/>
+        </w:rPr>
+        <w:t xml:space="preserve">•  </w:t>
+      </w:r>
       <w:r>
         <w:rPr>
           <w:rFonts w:ascii="Times New Roman" w:hAnsi="Times New Roman"/>
@@ -7192,9 +5359,18 @@
           <w:szCs w:val="28"/>
           <w:lang w:val="ru-RU"/>
         </w:rPr>
-        <w:t>елементом</w:t>
-      </w:r>
-      <w:proofErr w:type="spellEnd"/>
+        <w:t>Використовуйте </w:t>
+      </w:r>
+      <w:r>
+        <w:rPr>
+          <w:rFonts w:ascii="Times New Roman" w:hAnsi="Times New Roman"/>
+          <w:color w:val="181818"/>
+          <w:sz w:val="28"/>
+          <w:szCs w:val="28"/>
+          <w:lang w:val="en-US"/>
+        </w:rPr>
+        <w:t>fetch</w:t>
+      </w:r>
       <w:r>
         <w:rPr>
           <w:rFonts w:ascii="Times New Roman" w:hAnsi="Times New Roman"/>
@@ -7203,103 +5379,7 @@
           <w:szCs w:val="28"/>
           <w:lang w:val="ru-RU"/>
         </w:rPr>
-        <w:t> </w:t>
-      </w:r>
-      <w:r>
-        <w:rPr>
-          <w:rFonts w:ascii="Times New Roman" w:hAnsi="Times New Roman"/>
-          <w:color w:val="181818"/>
-          <w:sz w:val="28"/>
-          <w:szCs w:val="28"/>
-          <w:lang w:val="fr-FR"/>
-        </w:rPr>
-        <w:t>&lt;script&gt;.</w:t>
-      </w:r>
-    </w:p>
-    <w:p>
-      <w:pPr>
-        <w:pStyle w:val="a0"/>
-        <w:spacing w:before="0" w:line="240" w:lineRule="auto"/>
-        <w:ind w:firstLine="945"/>
-        <w:jc w:val="both"/>
-        <w:rPr>
-          <w:rFonts w:ascii="Times New Roman" w:eastAsia="Times New Roman" w:hAnsi="Times New Roman" w:cs="Times New Roman"/>
-          <w:sz w:val="28"/>
-          <w:szCs w:val="28"/>
-        </w:rPr>
-      </w:pPr>
-      <w:r>
-        <w:rPr>
-          <w:rFonts w:ascii="Times New Roman" w:hAnsi="Times New Roman"/>
-          <w:color w:val="181818"/>
-          <w:sz w:val="28"/>
-          <w:szCs w:val="28"/>
-        </w:rPr>
-        <w:t xml:space="preserve">•  </w:t>
-      </w:r>
-      <w:proofErr w:type="spellStart"/>
-      <w:r>
-        <w:rPr>
-          <w:rFonts w:ascii="Times New Roman" w:hAnsi="Times New Roman"/>
-          <w:color w:val="181818"/>
-          <w:sz w:val="28"/>
-          <w:szCs w:val="28"/>
-          <w:lang w:val="ru-RU"/>
-        </w:rPr>
-        <w:t>Використовуйте</w:t>
-      </w:r>
-      <w:proofErr w:type="spellEnd"/>
-      <w:r>
-        <w:rPr>
-          <w:rFonts w:ascii="Times New Roman" w:hAnsi="Times New Roman"/>
-          <w:color w:val="181818"/>
-          <w:sz w:val="28"/>
-          <w:szCs w:val="28"/>
-          <w:lang w:val="ru-RU"/>
-        </w:rPr>
-        <w:t> </w:t>
-      </w:r>
-      <w:r>
-        <w:rPr>
-          <w:rFonts w:ascii="Times New Roman" w:hAnsi="Times New Roman"/>
-          <w:color w:val="181818"/>
-          <w:sz w:val="28"/>
-          <w:szCs w:val="28"/>
-          <w:lang w:val="en-US"/>
-        </w:rPr>
-        <w:t>fetch</w:t>
-      </w:r>
-      <w:r>
-        <w:rPr>
-          <w:rFonts w:ascii="Times New Roman" w:hAnsi="Times New Roman"/>
-          <w:color w:val="181818"/>
-          <w:sz w:val="28"/>
-          <w:szCs w:val="28"/>
-          <w:lang w:val="ru-RU"/>
-        </w:rPr>
-        <w:t xml:space="preserve"> для </w:t>
-      </w:r>
-      <w:proofErr w:type="spellStart"/>
-      <w:r>
-        <w:rPr>
-          <w:rFonts w:ascii="Times New Roman" w:hAnsi="Times New Roman"/>
-          <w:color w:val="181818"/>
-          <w:sz w:val="28"/>
-          <w:szCs w:val="28"/>
-          <w:lang w:val="ru-RU"/>
-        </w:rPr>
-        <w:t>завантаження</w:t>
-      </w:r>
-      <w:proofErr w:type="spellEnd"/>
-      <w:r>
-        <w:rPr>
-          <w:rFonts w:ascii="Times New Roman" w:hAnsi="Times New Roman"/>
-          <w:color w:val="181818"/>
-          <w:sz w:val="28"/>
-          <w:szCs w:val="28"/>
-          <w:lang w:val="ru-RU"/>
-        </w:rPr>
-        <w:t xml:space="preserve"> </w:t>
+        <w:t xml:space="preserve"> для завантаження </w:t>
       </w:r>
       <w:r>
         <w:rPr>
@@ -7519,9 +5599,29 @@
           <w:sz w:val="28"/>
           <w:szCs w:val="28"/>
           <w:shd w:val="clear" w:color="auto" w:fill="FFFFFF"/>
+        </w:rPr>
+        <w:t>&lt;</w:t>
+      </w:r>
+      <w:r>
+        <w:rPr>
+          <w:rFonts w:ascii="Times New Roman" w:hAnsi="Times New Roman"/>
+          <w:color w:val="1F1F1F"/>
+          <w:sz w:val="28"/>
+          <w:szCs w:val="28"/>
+          <w:shd w:val="clear" w:color="auto" w:fill="FFFFFF"/>
           <w:lang w:val="fr-FR"/>
         </w:rPr>
-        <w:t>&lt;script&gt;</w:t>
+        <w:t>script</w:t>
+      </w:r>
+      <w:r>
+        <w:rPr>
+          <w:rFonts w:ascii="Times New Roman" w:hAnsi="Times New Roman"/>
+          <w:color w:val="1F1F1F"/>
+          <w:sz w:val="28"/>
+          <w:szCs w:val="28"/>
+          <w:shd w:val="clear" w:color="auto" w:fill="FFFFFF"/>
+        </w:rPr>
+        <w:t>&gt;</w:t>
       </w:r>
       <w:r>
         <w:rPr>
@@ -7562,7 +5662,6 @@
           <w:lang w:val="ru-RU"/>
         </w:rPr>
       </w:pPr>
-      <w:proofErr w:type="spellStart"/>
       <w:r>
         <w:rPr>
           <w:rFonts w:ascii="Times New Roman" w:hAnsi="Times New Roman"/>
@@ -7572,9 +5671,19 @@
           <w:shd w:val="clear" w:color="auto" w:fill="FFFFFF"/>
           <w:lang w:val="ru-RU"/>
         </w:rPr>
-        <w:t>Використовуйте</w:t>
-      </w:r>
-      <w:proofErr w:type="spellEnd"/>
+        <w:t>Використовуйте </w:t>
+      </w:r>
+      <w:r>
+        <w:rPr>
+          <w:rFonts w:ascii="Times New Roman" w:hAnsi="Times New Roman"/>
+          <w:color w:val="1F1F1F"/>
+          <w:sz w:val="28"/>
+          <w:szCs w:val="28"/>
+          <w:shd w:val="clear" w:color="auto" w:fill="FFFFFF"/>
+          <w:lang w:val="en-US"/>
+        </w:rPr>
+        <w:t>fetch</w:t>
+      </w:r>
       <w:r>
         <w:rPr>
           <w:rFonts w:ascii="Times New Roman" w:hAnsi="Times New Roman"/>
@@ -7584,53 +5693,7 @@
           <w:shd w:val="clear" w:color="auto" w:fill="FFFFFF"/>
           <w:lang w:val="ru-RU"/>
         </w:rPr>
-        <w:t> </w:t>
-      </w:r>
-      <w:r>
-        <w:rPr>
-          <w:rFonts w:ascii="Times New Roman" w:hAnsi="Times New Roman"/>
-          <w:color w:val="1F1F1F"/>
-          <w:sz w:val="28"/>
-          <w:szCs w:val="28"/>
-          <w:shd w:val="clear" w:color="auto" w:fill="FFFFFF"/>
-          <w:lang w:val="en-US"/>
-        </w:rPr>
-        <w:t>fetch</w:t>
-      </w:r>
-      <w:r>
-        <w:rPr>
-          <w:rFonts w:ascii="Times New Roman" w:hAnsi="Times New Roman"/>
-          <w:color w:val="1F1F1F"/>
-          <w:sz w:val="28"/>
-          <w:szCs w:val="28"/>
-          <w:shd w:val="clear" w:color="auto" w:fill="FFFFFF"/>
-          <w:lang w:val="ru-RU"/>
-        </w:rPr>
-        <w:t xml:space="preserve"> для </w:t>
-      </w:r>
-      <w:proofErr w:type="spellStart"/>
-      <w:r>
-        <w:rPr>
-          <w:rFonts w:ascii="Times New Roman" w:hAnsi="Times New Roman"/>
-          <w:color w:val="1F1F1F"/>
-          <w:sz w:val="28"/>
-          <w:szCs w:val="28"/>
-          <w:shd w:val="clear" w:color="auto" w:fill="FFFFFF"/>
-          <w:lang w:val="ru-RU"/>
-        </w:rPr>
-        <w:t>завантаження</w:t>
-      </w:r>
-      <w:proofErr w:type="spellEnd"/>
-      <w:r>
-        <w:rPr>
-          <w:rFonts w:ascii="Times New Roman" w:hAnsi="Times New Roman"/>
-          <w:color w:val="1F1F1F"/>
-          <w:sz w:val="28"/>
-          <w:szCs w:val="28"/>
-          <w:shd w:val="clear" w:color="auto" w:fill="FFFFFF"/>
-          <w:lang w:val="ru-RU"/>
-        </w:rPr>
-        <w:t xml:space="preserve"> </w:t>
+        <w:t xml:space="preserve"> для завантаження </w:t>
       </w:r>
       <w:r>
         <w:rPr>
@@ -7869,9 +5932,29 @@
           <w:sz w:val="28"/>
           <w:szCs w:val="28"/>
           <w:shd w:val="clear" w:color="auto" w:fill="FFFFFF"/>
+        </w:rPr>
+        <w:t>&lt;</w:t>
+      </w:r>
+      <w:r>
+        <w:rPr>
+          <w:rFonts w:ascii="Times New Roman" w:hAnsi="Times New Roman"/>
+          <w:color w:val="1F1F1F"/>
+          <w:sz w:val="28"/>
+          <w:szCs w:val="28"/>
+          <w:shd w:val="clear" w:color="auto" w:fill="FFFFFF"/>
           <w:lang w:val="fr-FR"/>
         </w:rPr>
-        <w:t>&lt;script&gt;.</w:t>
+        <w:t>script</w:t>
+      </w:r>
+      <w:r>
+        <w:rPr>
+          <w:rFonts w:ascii="Times New Roman" w:hAnsi="Times New Roman"/>
+          <w:color w:val="1F1F1F"/>
+          <w:sz w:val="28"/>
+          <w:szCs w:val="28"/>
+          <w:shd w:val="clear" w:color="auto" w:fill="FFFFFF"/>
+        </w:rPr>
+        <w:t>&gt;.</w:t>
       </w:r>
     </w:p>
     <w:p>
@@ -7892,7 +5975,6 @@
           <w:lang w:val="ru-RU"/>
         </w:rPr>
       </w:pPr>
-      <w:proofErr w:type="spellStart"/>
       <w:r>
         <w:rPr>
           <w:rFonts w:ascii="Times New Roman" w:hAnsi="Times New Roman"/>
@@ -7902,9 +5984,19 @@
           <w:shd w:val="clear" w:color="auto" w:fill="FFFFFF"/>
           <w:lang w:val="ru-RU"/>
         </w:rPr>
-        <w:t>Використовуйте</w:t>
-      </w:r>
-      <w:proofErr w:type="spellEnd"/>
+        <w:t>Використовуйте </w:t>
+      </w:r>
+      <w:r>
+        <w:rPr>
+          <w:rFonts w:ascii="Times New Roman" w:hAnsi="Times New Roman"/>
+          <w:color w:val="1F1F1F"/>
+          <w:sz w:val="28"/>
+          <w:szCs w:val="28"/>
+          <w:shd w:val="clear" w:color="auto" w:fill="FFFFFF"/>
+          <w:lang w:val="en-US"/>
+        </w:rPr>
+        <w:t>fetch</w:t>
+      </w:r>
       <w:r>
         <w:rPr>
           <w:rFonts w:ascii="Times New Roman" w:hAnsi="Times New Roman"/>
@@ -7914,53 +6006,7 @@
           <w:shd w:val="clear" w:color="auto" w:fill="FFFFFF"/>
           <w:lang w:val="ru-RU"/>
         </w:rPr>
-        <w:t> </w:t>
-      </w:r>
-      <w:r>
-        <w:rPr>
-          <w:rFonts w:ascii="Times New Roman" w:hAnsi="Times New Roman"/>
-          <w:color w:val="1F1F1F"/>
-          <w:sz w:val="28"/>
-          <w:szCs w:val="28"/>
-          <w:shd w:val="clear" w:color="auto" w:fill="FFFFFF"/>
-          <w:lang w:val="en-US"/>
-        </w:rPr>
-        <w:t>fetch</w:t>
-      </w:r>
-      <w:r>
-        <w:rPr>
-          <w:rFonts w:ascii="Times New Roman" w:hAnsi="Times New Roman"/>
-          <w:color w:val="1F1F1F"/>
-          <w:sz w:val="28"/>
-          <w:szCs w:val="28"/>
-          <w:shd w:val="clear" w:color="auto" w:fill="FFFFFF"/>
-          <w:lang w:val="ru-RU"/>
-        </w:rPr>
-        <w:t xml:space="preserve"> для </w:t>
-      </w:r>
-      <w:proofErr w:type="spellStart"/>
-      <w:r>
-        <w:rPr>
-          <w:rFonts w:ascii="Times New Roman" w:hAnsi="Times New Roman"/>
-          <w:color w:val="1F1F1F"/>
-          <w:sz w:val="28"/>
-          <w:szCs w:val="28"/>
-          <w:shd w:val="clear" w:color="auto" w:fill="FFFFFF"/>
-          <w:lang w:val="ru-RU"/>
-        </w:rPr>
-        <w:t>завантаження</w:t>
-      </w:r>
-      <w:proofErr w:type="spellEnd"/>
-      <w:r>
-        <w:rPr>
-          <w:rFonts w:ascii="Times New Roman" w:hAnsi="Times New Roman"/>
-          <w:color w:val="1F1F1F"/>
-          <w:sz w:val="28"/>
-          <w:szCs w:val="28"/>
-          <w:shd w:val="clear" w:color="auto" w:fill="FFFFFF"/>
-          <w:lang w:val="ru-RU"/>
-        </w:rPr>
-        <w:t xml:space="preserve"> </w:t>
+        <w:t xml:space="preserve"> для завантаження </w:t>
       </w:r>
       <w:r>
         <w:rPr>
@@ -8103,31 +6149,7 @@
           <w:shd w:val="clear" w:color="auto" w:fill="FFFFFF"/>
           <w:lang w:val="ru-RU"/>
         </w:rPr>
-        <w:t xml:space="preserve">з </w:t>
-      </w:r>
-      <w:proofErr w:type="spellStart"/>
-      <w:r>
-        <w:rPr>
-          <w:rFonts w:ascii="Times New Roman" w:hAnsi="Times New Roman"/>
-          <w:color w:val="1F1F1F"/>
-          <w:sz w:val="28"/>
-          <w:szCs w:val="28"/>
-          <w:shd w:val="clear" w:color="auto" w:fill="FFFFFF"/>
-          <w:lang w:val="ru-RU"/>
-        </w:rPr>
-        <w:t>елементами</w:t>
-      </w:r>
-      <w:proofErr w:type="spellEnd"/>
-      <w:r>
-        <w:rPr>
-          <w:rFonts w:ascii="Times New Roman" w:hAnsi="Times New Roman"/>
-          <w:color w:val="1F1F1F"/>
-          <w:sz w:val="28"/>
-          <w:szCs w:val="28"/>
-          <w:shd w:val="clear" w:color="auto" w:fill="FFFFFF"/>
-          <w:lang w:val="ru-RU"/>
-        </w:rPr>
-        <w:t> </w:t>
+        <w:t>з елементами </w:t>
       </w:r>
       <w:r>
         <w:rPr>
@@ -8166,7 +6188,6 @@
           <w:sz w:val="28"/>
           <w:szCs w:val="28"/>
           <w:shd w:val="clear" w:color="auto" w:fill="FFFFFF"/>
-          <w:lang w:val="en-US"/>
         </w:rPr>
       </w:pPr>
     </w:p>
@@ -8282,9 +6303,29 @@
           <w:sz w:val="28"/>
           <w:szCs w:val="28"/>
           <w:shd w:val="clear" w:color="auto" w:fill="FFFFFF"/>
+        </w:rPr>
+        <w:t>&lt;</w:t>
+      </w:r>
+      <w:r>
+        <w:rPr>
+          <w:rFonts w:ascii="Times New Roman" w:hAnsi="Times New Roman"/>
+          <w:color w:val="1F1F1F"/>
+          <w:sz w:val="28"/>
+          <w:szCs w:val="28"/>
+          <w:shd w:val="clear" w:color="auto" w:fill="FFFFFF"/>
           <w:lang w:val="fr-FR"/>
         </w:rPr>
-        <w:t>&lt;script&gt;.</w:t>
+        <w:t>script</w:t>
+      </w:r>
+      <w:r>
+        <w:rPr>
+          <w:rFonts w:ascii="Times New Roman" w:hAnsi="Times New Roman"/>
+          <w:color w:val="1F1F1F"/>
+          <w:sz w:val="28"/>
+          <w:szCs w:val="28"/>
+          <w:shd w:val="clear" w:color="auto" w:fill="FFFFFF"/>
+        </w:rPr>
+        <w:t>&gt;.</w:t>
       </w:r>
     </w:p>
     <w:p>
@@ -8305,7 +6346,6 @@
           <w:lang w:val="ru-RU"/>
         </w:rPr>
       </w:pPr>
-      <w:proofErr w:type="spellStart"/>
       <w:r>
         <w:rPr>
           <w:rFonts w:ascii="Times New Roman" w:hAnsi="Times New Roman"/>
@@ -8315,9 +6355,19 @@
           <w:shd w:val="clear" w:color="auto" w:fill="FFFFFF"/>
           <w:lang w:val="ru-RU"/>
         </w:rPr>
-        <w:t>Використовуйте</w:t>
-      </w:r>
-      <w:proofErr w:type="spellEnd"/>
+        <w:t>Використовуйте </w:t>
+      </w:r>
+      <w:r>
+        <w:rPr>
+          <w:rFonts w:ascii="Times New Roman" w:hAnsi="Times New Roman"/>
+          <w:color w:val="1F1F1F"/>
+          <w:sz w:val="28"/>
+          <w:szCs w:val="28"/>
+          <w:shd w:val="clear" w:color="auto" w:fill="FFFFFF"/>
+          <w:lang w:val="en-US"/>
+        </w:rPr>
+        <w:t>fetch</w:t>
+      </w:r>
       <w:r>
         <w:rPr>
           <w:rFonts w:ascii="Times New Roman" w:hAnsi="Times New Roman"/>
@@ -8327,77 +6377,7 @@
           <w:shd w:val="clear" w:color="auto" w:fill="FFFFFF"/>
           <w:lang w:val="ru-RU"/>
         </w:rPr>
-        <w:t> </w:t>
-      </w:r>
-      <w:r>
-        <w:rPr>
-          <w:rFonts w:ascii="Times New Roman" w:hAnsi="Times New Roman"/>
-          <w:color w:val="1F1F1F"/>
-          <w:sz w:val="28"/>
-          <w:szCs w:val="28"/>
-          <w:shd w:val="clear" w:color="auto" w:fill="FFFFFF"/>
-          <w:lang w:val="en-US"/>
-        </w:rPr>
-        <w:t>fetch</w:t>
-      </w:r>
-      <w:r>
-        <w:rPr>
-          <w:rFonts w:ascii="Times New Roman" w:hAnsi="Times New Roman"/>
-          <w:color w:val="1F1F1F"/>
-          <w:sz w:val="28"/>
-          <w:szCs w:val="28"/>
-          <w:shd w:val="clear" w:color="auto" w:fill="FFFFFF"/>
-          <w:lang w:val="ru-RU"/>
-        </w:rPr>
-        <w:t xml:space="preserve"> для </w:t>
-      </w:r>
-      <w:proofErr w:type="spellStart"/>
-      <w:r>
-        <w:rPr>
-          <w:rFonts w:ascii="Times New Roman" w:hAnsi="Times New Roman"/>
-          <w:color w:val="1F1F1F"/>
-          <w:sz w:val="28"/>
-          <w:szCs w:val="28"/>
-          <w:shd w:val="clear" w:color="auto" w:fill="FFFFFF"/>
-          <w:lang w:val="ru-RU"/>
-        </w:rPr>
-        <w:t>отримання</w:t>
-      </w:r>
-      <w:proofErr w:type="spellEnd"/>
-      <w:r>
-        <w:rPr>
-          <w:rFonts w:ascii="Times New Roman" w:hAnsi="Times New Roman"/>
-          <w:color w:val="1F1F1F"/>
-          <w:sz w:val="28"/>
-          <w:szCs w:val="28"/>
-          <w:shd w:val="clear" w:color="auto" w:fill="FFFFFF"/>
-          <w:lang w:val="ru-RU"/>
-        </w:rPr>
-        <w:t xml:space="preserve"> </w:t>
-      </w:r>
-      <w:proofErr w:type="spellStart"/>
-      <w:r>
-        <w:rPr>
-          <w:rFonts w:ascii="Times New Roman" w:hAnsi="Times New Roman"/>
-          <w:color w:val="1F1F1F"/>
-          <w:sz w:val="28"/>
-          <w:szCs w:val="28"/>
-          <w:shd w:val="clear" w:color="auto" w:fill="FFFFFF"/>
-          <w:lang w:val="ru-RU"/>
-        </w:rPr>
-        <w:t>даних</w:t>
-      </w:r>
-      <w:proofErr w:type="spellEnd"/>
-      <w:r>
-        <w:rPr>
-          <w:rFonts w:ascii="Times New Roman" w:hAnsi="Times New Roman"/>
-          <w:color w:val="1F1F1F"/>
-          <w:sz w:val="28"/>
-          <w:szCs w:val="28"/>
-          <w:shd w:val="clear" w:color="auto" w:fill="FFFFFF"/>
-          <w:lang w:val="ru-RU"/>
-        </w:rPr>
-        <w:t xml:space="preserve"> про погоду з </w:t>
+        <w:t xml:space="preserve"> для отримання даних про погоду з </w:t>
       </w:r>
       <w:r>
         <w:rPr>
@@ -8612,35 +6592,7 @@
           <w:shd w:val="clear" w:color="auto" w:fill="FFFFFF"/>
           <w:lang w:val="ru-RU"/>
         </w:rPr>
-        <w:t> </w:t>
-      </w:r>
-      <w:proofErr w:type="spellStart"/>
-      <w:r>
-        <w:rPr>
-          <w:rFonts w:ascii="Times New Roman" w:hAnsi="Times New Roman"/>
-          <w:b/>
-          <w:bCs/>
-          <w:color w:val="1F1F1F"/>
-          <w:sz w:val="28"/>
-          <w:szCs w:val="28"/>
-          <w:shd w:val="clear" w:color="auto" w:fill="FFFFFF"/>
-          <w:lang w:val="ru-RU"/>
-        </w:rPr>
-        <w:t>Цитати</w:t>
-      </w:r>
-      <w:proofErr w:type="spellEnd"/>
-      <w:r>
-        <w:rPr>
-          <w:rFonts w:ascii="Times New Roman" w:hAnsi="Times New Roman"/>
-          <w:b/>
-          <w:bCs/>
-          <w:color w:val="1F1F1F"/>
-          <w:sz w:val="28"/>
-          <w:szCs w:val="28"/>
-          <w:shd w:val="clear" w:color="auto" w:fill="FFFFFF"/>
-          <w:lang w:val="ru-RU"/>
-        </w:rPr>
-        <w:t xml:space="preserve"> дня </w:t>
+        <w:t xml:space="preserve"> Цитати дня </w:t>
       </w:r>
       <w:r>
         <w:rPr>
@@ -8727,9 +6679,39 @@
           <w:shd w:val="clear" w:color="auto" w:fill="FFFFFF"/>
           <w:lang w:val="ru-RU"/>
         </w:rPr>
-        <w:t xml:space="preserve">з </w:t>
-      </w:r>
-      <w:proofErr w:type="spellStart"/>
+        <w:t>з елементом </w:t>
+      </w:r>
+      <w:r>
+        <w:rPr>
+          <w:rFonts w:ascii="Times New Roman" w:hAnsi="Times New Roman"/>
+          <w:color w:val="1F1F1F"/>
+          <w:sz w:val="28"/>
+          <w:szCs w:val="28"/>
+          <w:shd w:val="clear" w:color="auto" w:fill="FFFFFF"/>
+        </w:rPr>
+        <w:t>&lt;</w:t>
+      </w:r>
+      <w:r>
+        <w:rPr>
+          <w:rFonts w:ascii="Times New Roman" w:hAnsi="Times New Roman"/>
+          <w:color w:val="1F1F1F"/>
+          <w:sz w:val="28"/>
+          <w:szCs w:val="28"/>
+          <w:shd w:val="clear" w:color="auto" w:fill="FFFFFF"/>
+          <w:lang w:val="fr-FR"/>
+        </w:rPr>
+        <w:t>script</w:t>
+      </w:r>
+      <w:r>
+        <w:rPr>
+          <w:rFonts w:ascii="Times New Roman" w:hAnsi="Times New Roman"/>
+          <w:color w:val="1F1F1F"/>
+          <w:sz w:val="28"/>
+          <w:szCs w:val="28"/>
+          <w:shd w:val="clear" w:color="auto" w:fill="FFFFFF"/>
+        </w:rPr>
+        <w:t>&gt;</w:t>
+      </w:r>
       <w:r>
         <w:rPr>
           <w:rFonts w:ascii="Times New Roman" w:hAnsi="Times New Roman"/>
@@ -8739,65 +6721,7 @@
           <w:shd w:val="clear" w:color="auto" w:fill="FFFFFF"/>
           <w:lang w:val="ru-RU"/>
         </w:rPr>
-        <w:t>елементом</w:t>
-      </w:r>
-      <w:proofErr w:type="spellEnd"/>
-      <w:r>
-        <w:rPr>
-          <w:rFonts w:ascii="Times New Roman" w:hAnsi="Times New Roman"/>
-          <w:color w:val="1F1F1F"/>
-          <w:sz w:val="28"/>
-          <w:szCs w:val="28"/>
-          <w:shd w:val="clear" w:color="auto" w:fill="FFFFFF"/>
-          <w:lang w:val="ru-RU"/>
-        </w:rPr>
-        <w:t> </w:t>
-      </w:r>
-      <w:r>
-        <w:rPr>
-          <w:rFonts w:ascii="Times New Roman" w:hAnsi="Times New Roman"/>
-          <w:color w:val="1F1F1F"/>
-          <w:sz w:val="28"/>
-          <w:szCs w:val="28"/>
-          <w:shd w:val="clear" w:color="auto" w:fill="FFFFFF"/>
-          <w:lang w:val="fr-FR"/>
-        </w:rPr>
-        <w:t>&lt;script&gt;</w:t>
-      </w:r>
-      <w:r>
-        <w:rPr>
-          <w:rFonts w:ascii="Times New Roman" w:hAnsi="Times New Roman"/>
-          <w:color w:val="1F1F1F"/>
-          <w:sz w:val="28"/>
-          <w:szCs w:val="28"/>
-          <w:shd w:val="clear" w:color="auto" w:fill="FFFFFF"/>
-          <w:lang w:val="ru-RU"/>
-        </w:rPr>
-        <w:t xml:space="preserve"> та </w:t>
-      </w:r>
-      <w:proofErr w:type="spellStart"/>
-      <w:r>
-        <w:rPr>
-          <w:rFonts w:ascii="Times New Roman" w:hAnsi="Times New Roman"/>
-          <w:color w:val="1F1F1F"/>
-          <w:sz w:val="28"/>
-          <w:szCs w:val="28"/>
-          <w:shd w:val="clear" w:color="auto" w:fill="FFFFFF"/>
-          <w:lang w:val="ru-RU"/>
-        </w:rPr>
-        <w:t>випадаючим</w:t>
-      </w:r>
-      <w:proofErr w:type="spellEnd"/>
-      <w:r>
-        <w:rPr>
-          <w:rFonts w:ascii="Times New Roman" w:hAnsi="Times New Roman"/>
-          <w:color w:val="1F1F1F"/>
-          <w:sz w:val="28"/>
-          <w:szCs w:val="28"/>
-          <w:shd w:val="clear" w:color="auto" w:fill="FFFFFF"/>
-          <w:lang w:val="ru-RU"/>
-        </w:rPr>
-        <w:t xml:space="preserve"> списком</w:t>
+        <w:t> та випадаючим списком</w:t>
       </w:r>
       <w:r>
         <w:rPr>
@@ -8828,7 +6752,6 @@
           <w:lang w:val="ru-RU"/>
         </w:rPr>
       </w:pPr>
-      <w:proofErr w:type="spellStart"/>
       <w:r>
         <w:rPr>
           <w:rFonts w:ascii="Times New Roman" w:hAnsi="Times New Roman"/>
@@ -8838,9 +6761,19 @@
           <w:shd w:val="clear" w:color="auto" w:fill="FFFFFF"/>
           <w:lang w:val="ru-RU"/>
         </w:rPr>
-        <w:t>Використовуйте</w:t>
-      </w:r>
-      <w:proofErr w:type="spellEnd"/>
+        <w:t>Використовуйте </w:t>
+      </w:r>
+      <w:r>
+        <w:rPr>
+          <w:rFonts w:ascii="Times New Roman" w:hAnsi="Times New Roman"/>
+          <w:color w:val="1F1F1F"/>
+          <w:sz w:val="28"/>
+          <w:szCs w:val="28"/>
+          <w:shd w:val="clear" w:color="auto" w:fill="FFFFFF"/>
+          <w:lang w:val="en-US"/>
+        </w:rPr>
+        <w:t>fetch</w:t>
+      </w:r>
       <w:r>
         <w:rPr>
           <w:rFonts w:ascii="Times New Roman" w:hAnsi="Times New Roman"/>
@@ -8850,53 +6783,7 @@
           <w:shd w:val="clear" w:color="auto" w:fill="FFFFFF"/>
           <w:lang w:val="ru-RU"/>
         </w:rPr>
-        <w:t> </w:t>
-      </w:r>
-      <w:r>
-        <w:rPr>
-          <w:rFonts w:ascii="Times New Roman" w:hAnsi="Times New Roman"/>
-          <w:color w:val="1F1F1F"/>
-          <w:sz w:val="28"/>
-          <w:szCs w:val="28"/>
-          <w:shd w:val="clear" w:color="auto" w:fill="FFFFFF"/>
-          <w:lang w:val="en-US"/>
-        </w:rPr>
-        <w:t>fetch</w:t>
-      </w:r>
-      <w:r>
-        <w:rPr>
-          <w:rFonts w:ascii="Times New Roman" w:hAnsi="Times New Roman"/>
-          <w:color w:val="1F1F1F"/>
-          <w:sz w:val="28"/>
-          <w:szCs w:val="28"/>
-          <w:shd w:val="clear" w:color="auto" w:fill="FFFFFF"/>
-          <w:lang w:val="ru-RU"/>
-        </w:rPr>
-        <w:t xml:space="preserve"> для </w:t>
-      </w:r>
-      <w:proofErr w:type="spellStart"/>
-      <w:r>
-        <w:rPr>
-          <w:rFonts w:ascii="Times New Roman" w:hAnsi="Times New Roman"/>
-          <w:color w:val="1F1F1F"/>
-          <w:sz w:val="28"/>
-          <w:szCs w:val="28"/>
-          <w:shd w:val="clear" w:color="auto" w:fill="FFFFFF"/>
-          <w:lang w:val="ru-RU"/>
-        </w:rPr>
-        <w:t>завантаження</w:t>
-      </w:r>
-      <w:proofErr w:type="spellEnd"/>
-      <w:r>
-        <w:rPr>
-          <w:rFonts w:ascii="Times New Roman" w:hAnsi="Times New Roman"/>
-          <w:color w:val="1F1F1F"/>
-          <w:sz w:val="28"/>
-          <w:szCs w:val="28"/>
-          <w:shd w:val="clear" w:color="auto" w:fill="FFFFFF"/>
-          <w:lang w:val="ru-RU"/>
-        </w:rPr>
-        <w:t xml:space="preserve"> </w:t>
+        <w:t xml:space="preserve"> для завантаження </w:t>
       </w:r>
       <w:r>
         <w:rPr>
@@ -9152,9 +7039,29 @@
           <w:sz w:val="28"/>
           <w:szCs w:val="28"/>
           <w:shd w:val="clear" w:color="auto" w:fill="FFFFFF"/>
+        </w:rPr>
+        <w:t>&lt;</w:t>
+      </w:r>
+      <w:r>
+        <w:rPr>
+          <w:rFonts w:ascii="Times New Roman" w:hAnsi="Times New Roman"/>
+          <w:color w:val="1F1F1F"/>
+          <w:sz w:val="28"/>
+          <w:szCs w:val="28"/>
+          <w:shd w:val="clear" w:color="auto" w:fill="FFFFFF"/>
           <w:lang w:val="fr-FR"/>
         </w:rPr>
-        <w:t>&lt;script&gt;.</w:t>
+        <w:t>script</w:t>
+      </w:r>
+      <w:r>
+        <w:rPr>
+          <w:rFonts w:ascii="Times New Roman" w:hAnsi="Times New Roman"/>
+          <w:color w:val="1F1F1F"/>
+          <w:sz w:val="28"/>
+          <w:szCs w:val="28"/>
+          <w:shd w:val="clear" w:color="auto" w:fill="FFFFFF"/>
+        </w:rPr>
+        <w:t>&gt;.</w:t>
       </w:r>
     </w:p>
     <w:p>
@@ -9175,7 +7082,6 @@
           <w:lang w:val="ru-RU"/>
         </w:rPr>
       </w:pPr>
-      <w:proofErr w:type="spellStart"/>
       <w:r>
         <w:rPr>
           <w:rFonts w:ascii="Times New Roman" w:hAnsi="Times New Roman"/>
@@ -9185,9 +7091,19 @@
           <w:shd w:val="clear" w:color="auto" w:fill="FFFFFF"/>
           <w:lang w:val="ru-RU"/>
         </w:rPr>
-        <w:t>Використовуйте</w:t>
-      </w:r>
-      <w:proofErr w:type="spellEnd"/>
+        <w:t>Використовуйте </w:t>
+      </w:r>
+      <w:r>
+        <w:rPr>
+          <w:rFonts w:ascii="Times New Roman" w:hAnsi="Times New Roman"/>
+          <w:color w:val="1F1F1F"/>
+          <w:sz w:val="28"/>
+          <w:szCs w:val="28"/>
+          <w:shd w:val="clear" w:color="auto" w:fill="FFFFFF"/>
+          <w:lang w:val="en-US"/>
+        </w:rPr>
+        <w:t>fetch</w:t>
+      </w:r>
       <w:r>
         <w:rPr>
           <w:rFonts w:ascii="Times New Roman" w:hAnsi="Times New Roman"/>
@@ -9197,53 +7113,7 @@
           <w:shd w:val="clear" w:color="auto" w:fill="FFFFFF"/>
           <w:lang w:val="ru-RU"/>
         </w:rPr>
-        <w:t> </w:t>
-      </w:r>
-      <w:r>
-        <w:rPr>
-          <w:rFonts w:ascii="Times New Roman" w:hAnsi="Times New Roman"/>
-          <w:color w:val="1F1F1F"/>
-          <w:sz w:val="28"/>
-          <w:szCs w:val="28"/>
-          <w:shd w:val="clear" w:color="auto" w:fill="FFFFFF"/>
-          <w:lang w:val="en-US"/>
-        </w:rPr>
-        <w:t>fetch</w:t>
-      </w:r>
-      <w:r>
-        <w:rPr>
-          <w:rFonts w:ascii="Times New Roman" w:hAnsi="Times New Roman"/>
-          <w:color w:val="1F1F1F"/>
-          <w:sz w:val="28"/>
-          <w:szCs w:val="28"/>
-          <w:shd w:val="clear" w:color="auto" w:fill="FFFFFF"/>
-          <w:lang w:val="ru-RU"/>
-        </w:rPr>
-        <w:t xml:space="preserve"> для </w:t>
-      </w:r>
-      <w:proofErr w:type="spellStart"/>
-      <w:r>
-        <w:rPr>
-          <w:rFonts w:ascii="Times New Roman" w:hAnsi="Times New Roman"/>
-          <w:color w:val="1F1F1F"/>
-          <w:sz w:val="28"/>
-          <w:szCs w:val="28"/>
-          <w:shd w:val="clear" w:color="auto" w:fill="FFFFFF"/>
-          <w:lang w:val="ru-RU"/>
-        </w:rPr>
-        <w:t>завантаження</w:t>
-      </w:r>
-      <w:proofErr w:type="spellEnd"/>
-      <w:r>
-        <w:rPr>
-          <w:rFonts w:ascii="Times New Roman" w:hAnsi="Times New Roman"/>
-          <w:color w:val="1F1F1F"/>
-          <w:sz w:val="28"/>
-          <w:szCs w:val="28"/>
-          <w:shd w:val="clear" w:color="auto" w:fill="FFFFFF"/>
-          <w:lang w:val="ru-RU"/>
-        </w:rPr>
-        <w:t xml:space="preserve"> </w:t>
+        <w:t xml:space="preserve"> для завантаження </w:t>
       </w:r>
       <w:r>
         <w:rPr>
@@ -9535,7 +7405,7 @@
           <w:color w:val="000000"/>
           <w:sz w:val="32"/>
           <w:szCs w:val="32"/>
-          <w:lang w:eastAsia="ru-RU"/>
+          <w:lang w:val="uk-UA" w:eastAsia="ru-RU"/>
           <w14:textOutline w14:w="0" w14:cap="flat" w14:cmpd="sng" w14:algn="ctr">
             <w14:noFill/>
             <w14:prstDash w14:val="solid"/>
@@ -9549,6 +7419,7 @@
           <w:bCs/>
           <w:sz w:val="32"/>
           <w:szCs w:val="32"/>
+          <w:lang w:val="uk-UA"/>
         </w:rPr>
         <w:br w:type="page"/>
       </w:r>
@@ -10085,9 +7956,49 @@
           <w:szCs w:val="28"/>
           <w:lang w:val="ru-RU"/>
         </w:rPr>
-        <w:t xml:space="preserve">файл з </w:t>
-      </w:r>
-      <w:proofErr w:type="spellStart"/>
+        <w:t>файл з заданими даними</w:t>
+      </w:r>
+      <w:r>
+        <w:rPr>
+          <w:rFonts w:ascii="Times New Roman" w:hAnsi="Times New Roman"/>
+          <w:color w:val="181818"/>
+          <w:sz w:val="28"/>
+          <w:szCs w:val="28"/>
+        </w:rPr>
+        <w:t>.</w:t>
+      </w:r>
+    </w:p>
+    <w:p>
+      <w:pPr>
+        <w:pStyle w:val="a0"/>
+        <w:spacing w:before="0" w:line="240" w:lineRule="auto"/>
+        <w:ind w:firstLine="945"/>
+        <w:jc w:val="both"/>
+        <w:rPr>
+          <w:rFonts w:ascii="Times New Roman" w:eastAsia="Times New Roman" w:hAnsi="Times New Roman" w:cs="Times New Roman"/>
+          <w:sz w:val="28"/>
+          <w:szCs w:val="28"/>
+        </w:rPr>
+      </w:pPr>
+      <w:r>
+        <w:rPr>
+          <w:rFonts w:ascii="Times New Roman" w:hAnsi="Times New Roman"/>
+          <w:color w:val="181818"/>
+          <w:sz w:val="28"/>
+          <w:szCs w:val="28"/>
+        </w:rPr>
+        <w:t xml:space="preserve">• Використовуйте вбудовані функції мови програмування для створення </w:t>
+      </w:r>
+      <w:r>
+        <w:rPr>
+          <w:rFonts w:ascii="Times New Roman" w:hAnsi="Times New Roman"/>
+          <w:color w:val="181818"/>
+          <w:sz w:val="28"/>
+          <w:szCs w:val="28"/>
+          <w:lang w:val="de-DE"/>
+        </w:rPr>
+        <w:t>JSON-</w:t>
+      </w:r>
       <w:r>
         <w:rPr>
           <w:rFonts w:ascii="Times New Roman" w:hAnsi="Times New Roman"/>
@@ -10096,84 +8007,8 @@
           <w:szCs w:val="28"/>
           <w:lang w:val="ru-RU"/>
         </w:rPr>
-        <w:t>заданими</w:t>
-      </w:r>
-      <w:proofErr w:type="spellEnd"/>
-      <w:r>
-        <w:rPr>
-          <w:rFonts w:ascii="Times New Roman" w:hAnsi="Times New Roman"/>
-          <w:color w:val="181818"/>
-          <w:sz w:val="28"/>
-          <w:szCs w:val="28"/>
-          <w:lang w:val="ru-RU"/>
-        </w:rPr>
-        <w:t xml:space="preserve"> </w:t>
-      </w:r>
-      <w:proofErr w:type="spellStart"/>
-      <w:r>
-        <w:rPr>
-          <w:rFonts w:ascii="Times New Roman" w:hAnsi="Times New Roman"/>
-          <w:color w:val="181818"/>
-          <w:sz w:val="28"/>
-          <w:szCs w:val="28"/>
-          <w:lang w:val="ru-RU"/>
-        </w:rPr>
-        <w:t>даними</w:t>
-      </w:r>
-      <w:proofErr w:type="spellEnd"/>
-      <w:r>
-        <w:rPr>
-          <w:rFonts w:ascii="Times New Roman" w:hAnsi="Times New Roman"/>
-          <w:color w:val="181818"/>
-          <w:sz w:val="28"/>
-          <w:szCs w:val="28"/>
-        </w:rPr>
-        <w:t>.</w:t>
-      </w:r>
-    </w:p>
-    <w:p>
-      <w:pPr>
-        <w:pStyle w:val="a0"/>
-        <w:spacing w:before="0" w:line="240" w:lineRule="auto"/>
-        <w:ind w:firstLine="945"/>
-        <w:jc w:val="both"/>
-        <w:rPr>
-          <w:rFonts w:ascii="Times New Roman" w:eastAsia="Times New Roman" w:hAnsi="Times New Roman" w:cs="Times New Roman"/>
-          <w:sz w:val="28"/>
-          <w:szCs w:val="28"/>
-        </w:rPr>
-      </w:pPr>
-      <w:r>
-        <w:rPr>
-          <w:rFonts w:ascii="Times New Roman" w:hAnsi="Times New Roman"/>
-          <w:color w:val="181818"/>
-          <w:sz w:val="28"/>
-          <w:szCs w:val="28"/>
-        </w:rPr>
-        <w:t xml:space="preserve">• Використовуйте вбудовані функції мови програмування для створення </w:t>
-      </w:r>
-      <w:r>
-        <w:rPr>
-          <w:rFonts w:ascii="Times New Roman" w:hAnsi="Times New Roman"/>
-          <w:color w:val="181818"/>
-          <w:sz w:val="28"/>
-          <w:szCs w:val="28"/>
-          <w:lang w:val="de-DE"/>
-        </w:rPr>
-        <w:t>JSON-</w:t>
-      </w:r>
-      <w:proofErr w:type="spellStart"/>
-      <w:r>
-        <w:rPr>
-          <w:rFonts w:ascii="Times New Roman" w:hAnsi="Times New Roman"/>
-          <w:color w:val="181818"/>
-          <w:sz w:val="28"/>
-          <w:szCs w:val="28"/>
-          <w:lang w:val="ru-RU"/>
-        </w:rPr>
         <w:t>структури</w:t>
       </w:r>
-      <w:proofErr w:type="spellEnd"/>
       <w:r>
         <w:rPr>
           <w:rFonts w:ascii="Times New Roman" w:hAnsi="Times New Roman"/>
@@ -10277,7 +8112,7 @@
           <w:color w:val="181818"/>
           <w:sz w:val="28"/>
           <w:szCs w:val="28"/>
-          <w:highlight w:val="yellow"/>
+          <w:highlight w:val="green"/>
         </w:rPr>
         <w:t xml:space="preserve">4. Візуалізатор </w:t>
       </w:r>
@@ -10289,7 +8124,7 @@
           <w:color w:val="181818"/>
           <w:sz w:val="28"/>
           <w:szCs w:val="28"/>
-          <w:highlight w:val="yellow"/>
+          <w:highlight w:val="green"/>
           <w:lang w:val="de-DE"/>
         </w:rPr>
         <w:t>JSON</w:t>
@@ -10708,39 +8543,8 @@
           <w:szCs w:val="28"/>
           <w:lang w:val="ru-RU"/>
         </w:rPr>
-        <w:t xml:space="preserve">я та </w:t>
-      </w:r>
-      <w:proofErr w:type="spellStart"/>
-      <w:r>
-        <w:rPr>
-          <w:rFonts w:ascii="Times New Roman" w:hAnsi="Times New Roman"/>
-          <w:sz w:val="28"/>
-          <w:szCs w:val="28"/>
-          <w:lang w:val="ru-RU"/>
-        </w:rPr>
-        <w:t>електронну</w:t>
-      </w:r>
-      <w:proofErr w:type="spellEnd"/>
-      <w:r>
-        <w:rPr>
-          <w:rFonts w:ascii="Times New Roman" w:hAnsi="Times New Roman"/>
-          <w:sz w:val="28"/>
-          <w:szCs w:val="28"/>
-          <w:lang w:val="ru-RU"/>
-        </w:rPr>
-        <w:t xml:space="preserve"> </w:t>
-      </w:r>
-      <w:proofErr w:type="spellStart"/>
-      <w:r>
-        <w:rPr>
-          <w:rFonts w:ascii="Times New Roman" w:hAnsi="Times New Roman"/>
-          <w:sz w:val="28"/>
-          <w:szCs w:val="28"/>
-          <w:lang w:val="ru-RU"/>
-        </w:rPr>
-        <w:t>пошту</w:t>
-      </w:r>
-      <w:proofErr w:type="spellEnd"/>
+        <w:t>я та електронну пошту</w:t>
+      </w:r>
       <w:r>
         <w:rPr>
           <w:rFonts w:ascii="Times New Roman" w:hAnsi="Times New Roman"/>
@@ -10851,7 +8655,7 @@
           <w:rFonts w:ascii="Times New Roman" w:hAnsi="Times New Roman"/>
           <w:sz w:val="28"/>
           <w:szCs w:val="28"/>
-          <w:highlight w:val="yellow"/>
+          <w:highlight w:val="green"/>
         </w:rPr>
         <w:t>6. Створіть інтерактивну карту, де користувачі можуть додавати маркери для подій (наприклад, концертів, фестивалів, виставок тощо).</w:t>
       </w:r>
@@ -11116,6 +8920,14 @@
           <w:szCs w:val="28"/>
         </w:rPr>
         <w:tab/>
+      </w:r>
+      <w:r>
+        <w:rPr>
+          <w:rFonts w:ascii="Times New Roman" w:eastAsia="Times New Roman" w:hAnsi="Times New Roman" w:cs="Times New Roman"/>
+          <w:sz w:val="28"/>
+          <w:szCs w:val="28"/>
+          <w:highlight w:val="yellow"/>
+        </w:rPr>
         <w:t xml:space="preserve">4. </w:t>
       </w:r>
       <w:r>
@@ -11123,54 +8935,26 @@
           <w:rFonts w:ascii="Times New Roman" w:hAnsi="Times New Roman"/>
           <w:sz w:val="28"/>
           <w:szCs w:val="28"/>
+          <w:highlight w:val="yellow"/>
         </w:rPr>
         <w:t xml:space="preserve">Зробіть ваш веб-сайт доступним для людей з інвалідністю, </w:t>
       </w:r>
-      <w:proofErr w:type="spellStart"/>
-      <w:r>
-        <w:rPr>
-          <w:rFonts w:ascii="Times New Roman" w:hAnsi="Times New Roman"/>
-          <w:sz w:val="28"/>
-          <w:szCs w:val="28"/>
+      <w:r>
+        <w:rPr>
+          <w:rFonts w:ascii="Times New Roman" w:hAnsi="Times New Roman"/>
+          <w:sz w:val="28"/>
+          <w:szCs w:val="28"/>
+          <w:highlight w:val="yellow"/>
           <w:lang w:val="ru-RU"/>
         </w:rPr>
-        <w:t>використовуючи</w:t>
-      </w:r>
-      <w:proofErr w:type="spellEnd"/>
-      <w:r>
-        <w:rPr>
-          <w:rFonts w:ascii="Times New Roman" w:hAnsi="Times New Roman"/>
-          <w:sz w:val="28"/>
-          <w:szCs w:val="28"/>
-          <w:lang w:val="ru-RU"/>
-        </w:rPr>
-        <w:t xml:space="preserve"> </w:t>
-      </w:r>
-      <w:proofErr w:type="spellStart"/>
-      <w:r>
-        <w:rPr>
-          <w:rFonts w:ascii="Times New Roman" w:hAnsi="Times New Roman"/>
-          <w:sz w:val="28"/>
-          <w:szCs w:val="28"/>
-          <w:lang w:val="ru-RU"/>
-        </w:rPr>
-        <w:t>принципи</w:t>
-      </w:r>
-      <w:proofErr w:type="spellEnd"/>
-      <w:r>
-        <w:rPr>
-          <w:rFonts w:ascii="Times New Roman" w:hAnsi="Times New Roman"/>
-          <w:sz w:val="28"/>
-          <w:szCs w:val="28"/>
-          <w:lang w:val="ru-RU"/>
-        </w:rPr>
-        <w:t xml:space="preserve"> </w:t>
-      </w:r>
-      <w:r>
-        <w:rPr>
-          <w:rFonts w:ascii="Times New Roman" w:hAnsi="Times New Roman"/>
-          <w:sz w:val="28"/>
-          <w:szCs w:val="28"/>
+        <w:t xml:space="preserve">використовуючи принципи </w:t>
+      </w:r>
+      <w:r>
+        <w:rPr>
+          <w:rFonts w:ascii="Times New Roman" w:hAnsi="Times New Roman"/>
+          <w:sz w:val="28"/>
+          <w:szCs w:val="28"/>
+          <w:highlight w:val="yellow"/>
           <w:lang w:val="it-IT"/>
         </w:rPr>
         <w:t xml:space="preserve">ARIA </w:t>
@@ -11180,6 +8964,7 @@
           <w:rFonts w:ascii="Times New Roman" w:hAnsi="Times New Roman"/>
           <w:sz w:val="28"/>
           <w:szCs w:val="28"/>
+          <w:highlight w:val="yellow"/>
         </w:rPr>
         <w:t xml:space="preserve">та </w:t>
       </w:r>
@@ -11188,6 +8973,7 @@
           <w:rFonts w:ascii="Times New Roman" w:hAnsi="Times New Roman"/>
           <w:sz w:val="28"/>
           <w:szCs w:val="28"/>
+          <w:highlight w:val="yellow"/>
           <w:lang w:val="de-DE"/>
         </w:rPr>
         <w:t>WCAG.</w:t>
